--- a/BIT4138_Logbook_.docx
+++ b/BIT4138_Logbook_.docx
@@ -15,7 +15,6 @@
           <w:szCs w:val="48"/>
         </w:rPr>
       </w:pPr>
-      <w:bookmarkStart w:id="47" w:name="_GoBack"/>
       <w:r>
         <w:rPr>
           <w:sz w:val="24"/>
@@ -63,7 +62,6 @@
           </wp:inline>
         </w:drawing>
       </w:r>
-      <w:bookmarkEnd w:id="47"/>
     </w:p>
     <w:p>
       <w:pPr>
@@ -79,7 +77,7 @@
         </w:rPr>
       </w:pPr>
       <w:bookmarkStart w:id="0" w:name="_Toc25778"/>
-      <w:bookmarkStart w:id="1" w:name="_Toc12032"/>
+      <w:bookmarkStart w:id="1" w:name="_Toc12159"/>
       <w:r>
         <w:rPr>
           <w:rFonts w:ascii="Times New Roman" w:hAnsi="Times New Roman" w:eastAsia="Times New Roman" w:cs="Times New Roman"/>
@@ -97,6 +95,7 @@
     <w:p>
       <w:pPr>
         <w:numPr>
+          <w:ilvl w:val="0"/>
           <w:numId w:val="0"/>
         </w:numPr>
         <w:spacing w:before="100" w:beforeAutospacing="1" w:after="100" w:afterAutospacing="1" w:line="240" w:lineRule="auto"/>
@@ -128,6 +127,7 @@
     <w:p>
       <w:pPr>
         <w:numPr>
+          <w:ilvl w:val="0"/>
           <w:numId w:val="0"/>
         </w:numPr>
         <w:spacing w:before="100" w:beforeAutospacing="1" w:after="100" w:afterAutospacing="1" w:line="240" w:lineRule="auto"/>
@@ -160,6 +160,7 @@
     <w:p>
       <w:pPr>
         <w:numPr>
+          <w:ilvl w:val="0"/>
           <w:numId w:val="0"/>
         </w:numPr>
         <w:spacing w:before="100" w:beforeAutospacing="1" w:after="100" w:afterAutospacing="1" w:line="240" w:lineRule="auto"/>
@@ -192,6 +193,7 @@
     <w:p>
       <w:pPr>
         <w:numPr>
+          <w:ilvl w:val="0"/>
           <w:numId w:val="0"/>
         </w:numPr>
         <w:spacing w:before="100" w:beforeAutospacing="1" w:after="100" w:afterAutospacing="1" w:line="240" w:lineRule="auto"/>
@@ -214,6 +216,7 @@
     <w:p>
       <w:pPr>
         <w:numPr>
+          <w:ilvl w:val="0"/>
           <w:numId w:val="0"/>
         </w:numPr>
         <w:spacing w:before="100" w:beforeAutospacing="1" w:after="100" w:afterAutospacing="1" w:line="240" w:lineRule="auto"/>
@@ -246,6 +249,7 @@
     <w:p>
       <w:pPr>
         <w:numPr>
+          <w:ilvl w:val="0"/>
           <w:numId w:val="0"/>
         </w:numPr>
         <w:spacing w:before="100" w:beforeAutospacing="1" w:after="100" w:afterAutospacing="1" w:line="240" w:lineRule="auto"/>
@@ -278,6 +282,7 @@
     <w:p>
       <w:pPr>
         <w:numPr>
+          <w:ilvl w:val="0"/>
           <w:numId w:val="0"/>
         </w:numPr>
         <w:spacing w:before="100" w:beforeAutospacing="1" w:after="100" w:afterAutospacing="1" w:line="240" w:lineRule="auto"/>
@@ -310,6 +315,7 @@
     <w:p>
       <w:pPr>
         <w:numPr>
+          <w:ilvl w:val="0"/>
           <w:numId w:val="0"/>
         </w:numPr>
         <w:spacing w:before="100" w:beforeAutospacing="1" w:after="100" w:afterAutospacing="1" w:line="240" w:lineRule="auto"/>
@@ -370,6 +376,7 @@
     <w:p>
       <w:pPr>
         <w:numPr>
+          <w:ilvl w:val="0"/>
           <w:numId w:val="0"/>
         </w:numPr>
         <w:spacing w:before="100" w:beforeAutospacing="1" w:after="100" w:afterAutospacing="1" w:line="240" w:lineRule="auto"/>
@@ -420,6 +427,7 @@
     <w:p>
       <w:pPr>
         <w:numPr>
+          <w:ilvl w:val="0"/>
           <w:numId w:val="0"/>
         </w:numPr>
         <w:spacing w:before="100" w:beforeAutospacing="1" w:after="100" w:afterAutospacing="1" w:line="240" w:lineRule="auto"/>
@@ -469,7 +477,7 @@
       </w:r>
       <w:r>
         <w:rPr>
-          <w:rStyle w:val="4"/>
+          <w:rStyle w:val="6"/>
           <w:rFonts w:hint="default" w:ascii="Times New Roman" w:hAnsi="Times New Roman" w:eastAsia="SimSun"/>
           <w:sz w:val="24"/>
           <w:szCs w:val="24"/>
@@ -489,6 +497,7 @@
     <w:p>
       <w:pPr>
         <w:numPr>
+          <w:ilvl w:val="0"/>
           <w:numId w:val="0"/>
         </w:numPr>
         <w:spacing w:before="100" w:beforeAutospacing="1" w:after="100" w:afterAutospacing="1" w:line="240" w:lineRule="auto"/>
@@ -504,6 +513,7 @@
     <w:p>
       <w:pPr>
         <w:numPr>
+          <w:ilvl w:val="0"/>
           <w:numId w:val="0"/>
         </w:numPr>
         <w:spacing w:before="100" w:beforeAutospacing="1" w:after="100" w:afterAutospacing="1" w:line="240" w:lineRule="auto"/>
@@ -519,6 +529,7 @@
     <w:p>
       <w:pPr>
         <w:numPr>
+          <w:ilvl w:val="0"/>
           <w:numId w:val="0"/>
         </w:numPr>
         <w:spacing w:before="100" w:beforeAutospacing="1" w:after="100" w:afterAutospacing="1" w:line="240" w:lineRule="auto"/>
@@ -534,6 +545,7 @@
     <w:p>
       <w:pPr>
         <w:numPr>
+          <w:ilvl w:val="0"/>
           <w:numId w:val="0"/>
         </w:numPr>
         <w:spacing w:before="100" w:beforeAutospacing="1" w:after="100" w:afterAutospacing="1" w:line="240" w:lineRule="auto"/>
@@ -549,6 +561,7 @@
     <w:p>
       <w:pPr>
         <w:numPr>
+          <w:ilvl w:val="0"/>
           <w:numId w:val="0"/>
         </w:numPr>
         <w:spacing w:before="100" w:beforeAutospacing="1" w:after="100" w:afterAutospacing="1" w:line="240" w:lineRule="auto"/>
@@ -564,6 +577,7 @@
     <w:p>
       <w:pPr>
         <w:numPr>
+          <w:ilvl w:val="0"/>
           <w:numId w:val="0"/>
         </w:numPr>
         <w:spacing w:before="100" w:beforeAutospacing="1" w:after="100" w:afterAutospacing="1" w:line="240" w:lineRule="auto"/>
@@ -578,6 +592,7 @@
     <w:p>
       <w:pPr>
         <w:numPr>
+          <w:ilvl w:val="0"/>
           <w:numId w:val="0"/>
         </w:numPr>
         <w:spacing w:before="100" w:beforeAutospacing="1" w:after="100" w:afterAutospacing="1" w:line="240" w:lineRule="auto"/>
@@ -637,7 +652,7 @@
         </w:p>
         <w:p>
           <w:pPr>
-            <w:pStyle w:val="5"/>
+            <w:pStyle w:val="8"/>
             <w:tabs>
               <w:tab w:val="right" w:leader="dot" w:pos="8306"/>
             </w:tabs>
@@ -687,7 +702,7 @@
               <w:szCs w:val="24"/>
               <w:lang w:val="en-US" w:eastAsia="en-US" w:bidi="ar-SA"/>
             </w:rPr>
-            <w:instrText xml:space="preserve"> HYPERLINK \l _Toc12032 </w:instrText>
+            <w:instrText xml:space="preserve"> HYPERLINK \l _Toc12159 </w:instrText>
           </w:r>
           <w:r>
             <w:rPr>
@@ -713,7 +728,7 @@
             <w:fldChar w:fldCharType="begin"/>
           </w:r>
           <w:r>
-            <w:instrText xml:space="preserve"> PAGEREF _Toc12032 \h </w:instrText>
+            <w:instrText xml:space="preserve"> PAGEREF _Toc12159 \h </w:instrText>
           </w:r>
           <w:r>
             <w:fldChar w:fldCharType="separate"/>
@@ -736,7 +751,7 @@
         </w:p>
         <w:p>
           <w:pPr>
-            <w:pStyle w:val="5"/>
+            <w:pStyle w:val="8"/>
             <w:tabs>
               <w:tab w:val="right" w:leader="dot" w:pos="8306"/>
             </w:tabs>
@@ -756,7 +771,7 @@
               <w:szCs w:val="24"/>
               <w:lang w:val="en-US" w:eastAsia="en-US" w:bidi="ar-SA"/>
             </w:rPr>
-            <w:instrText xml:space="preserve"> HYPERLINK \l _Toc18249 </w:instrText>
+            <w:instrText xml:space="preserve"> HYPERLINK \l _Toc10279 </w:instrText>
           </w:r>
           <w:r>
             <w:rPr>
@@ -782,13 +797,13 @@
             <w:fldChar w:fldCharType="begin"/>
           </w:r>
           <w:r>
-            <w:instrText xml:space="preserve"> PAGEREF _Toc18249 \h </w:instrText>
-          </w:r>
-          <w:r>
-            <w:fldChar w:fldCharType="separate"/>
-          </w:r>
-          <w:r>
-            <w:t>7</w:t>
+            <w:instrText xml:space="preserve"> PAGEREF _Toc10279 \h </w:instrText>
+          </w:r>
+          <w:r>
+            <w:fldChar w:fldCharType="separate"/>
+          </w:r>
+          <w:r>
+            <w:t>8</w:t>
           </w:r>
           <w:r>
             <w:fldChar w:fldCharType="end"/>
@@ -805,7 +820,7 @@
         </w:p>
         <w:p>
           <w:pPr>
-            <w:pStyle w:val="6"/>
+            <w:pStyle w:val="9"/>
             <w:tabs>
               <w:tab w:val="right" w:leader="dot" w:pos="8306"/>
             </w:tabs>
@@ -825,7 +840,7 @@
               <w:szCs w:val="24"/>
               <w:lang w:val="en-US" w:eastAsia="en-US" w:bidi="ar-SA"/>
             </w:rPr>
-            <w:instrText xml:space="preserve"> HYPERLINK \l _Toc14261 </w:instrText>
+            <w:instrText xml:space="preserve"> HYPERLINK \l _Toc8036 </w:instrText>
           </w:r>
           <w:r>
             <w:rPr>
@@ -839,9 +854,18 @@
             <w:rPr>
               <w:rFonts w:ascii="Times New Roman" w:hAnsi="Times New Roman" w:eastAsia="Times New Roman" w:cs="Times New Roman"/>
               <w:bCs/>
-              <w:szCs w:val="27"/>
-            </w:rPr>
-            <w:t>Fig 2: Installation of Cryptography Libraries</w:t>
+              <w:szCs w:val="36"/>
+            </w:rPr>
+            <w:t>Title</w:t>
+          </w:r>
+          <w:r>
+            <w:rPr>
+              <w:rFonts w:hint="default" w:ascii="Times New Roman" w:hAnsi="Times New Roman" w:eastAsia="Times New Roman" w:cs="Times New Roman"/>
+              <w:bCs/>
+              <w:szCs w:val="36"/>
+              <w:lang w:val="en-US"/>
+            </w:rPr>
+            <w:t>:</w:t>
           </w:r>
           <w:r>
             <w:tab/>
@@ -850,13 +874,13 @@
             <w:fldChar w:fldCharType="begin"/>
           </w:r>
           <w:r>
-            <w:instrText xml:space="preserve"> PAGEREF _Toc14261 \h </w:instrText>
-          </w:r>
-          <w:r>
-            <w:fldChar w:fldCharType="separate"/>
-          </w:r>
-          <w:r>
-            <w:t>7</w:t>
+            <w:instrText xml:space="preserve"> PAGEREF _Toc8036 \h </w:instrText>
+          </w:r>
+          <w:r>
+            <w:fldChar w:fldCharType="separate"/>
+          </w:r>
+          <w:r>
+            <w:t>8</w:t>
           </w:r>
           <w:r>
             <w:fldChar w:fldCharType="end"/>
@@ -873,7 +897,7 @@
         </w:p>
         <w:p>
           <w:pPr>
-            <w:pStyle w:val="6"/>
+            <w:pStyle w:val="10"/>
             <w:tabs>
               <w:tab w:val="right" w:leader="dot" w:pos="8306"/>
             </w:tabs>
@@ -893,7 +917,7 @@
               <w:szCs w:val="24"/>
               <w:lang w:val="en-US" w:eastAsia="en-US" w:bidi="ar-SA"/>
             </w:rPr>
-            <w:instrText xml:space="preserve"> HYPERLINK \l _Toc30537 </w:instrText>
+            <w:instrText xml:space="preserve"> HYPERLINK \l _Toc3393 </w:instrText>
           </w:r>
           <w:r>
             <w:rPr>
@@ -909,7 +933,7 @@
               <w:bCs/>
               <w:szCs w:val="27"/>
             </w:rPr>
-            <w:t>Fig 3: OpenSSL Installation Test</w:t>
+            <w:t>Fig 2: Installation of Cryptography Libraries</w:t>
           </w:r>
           <w:r>
             <w:tab/>
@@ -918,13 +942,13 @@
             <w:fldChar w:fldCharType="begin"/>
           </w:r>
           <w:r>
-            <w:instrText xml:space="preserve"> PAGEREF _Toc30537 \h </w:instrText>
-          </w:r>
-          <w:r>
-            <w:fldChar w:fldCharType="separate"/>
-          </w:r>
-          <w:r>
-            <w:t>7</w:t>
+            <w:instrText xml:space="preserve"> PAGEREF _Toc3393 \h </w:instrText>
+          </w:r>
+          <w:r>
+            <w:fldChar w:fldCharType="separate"/>
+          </w:r>
+          <w:r>
+            <w:t>8</w:t>
           </w:r>
           <w:r>
             <w:fldChar w:fldCharType="end"/>
@@ -941,7 +965,7 @@
         </w:p>
         <w:p>
           <w:pPr>
-            <w:pStyle w:val="6"/>
+            <w:pStyle w:val="10"/>
             <w:tabs>
               <w:tab w:val="right" w:leader="dot" w:pos="8306"/>
             </w:tabs>
@@ -961,7 +985,7 @@
               <w:szCs w:val="24"/>
               <w:lang w:val="en-US" w:eastAsia="en-US" w:bidi="ar-SA"/>
             </w:rPr>
-            <w:instrText xml:space="preserve"> HYPERLINK \l _Toc4080 </w:instrText>
+            <w:instrText xml:space="preserve"> HYPERLINK \l _Toc9053 </w:instrText>
           </w:r>
           <w:r>
             <w:rPr>
@@ -977,7 +1001,7 @@
               <w:bCs/>
               <w:szCs w:val="27"/>
             </w:rPr>
-            <w:t>Fig 4: Local Encryption Script ExecutionFig 5: GitHub Repository Initialization</w:t>
+            <w:t>Fig 3: OpenSSL Installation Test</w:t>
           </w:r>
           <w:r>
             <w:tab/>
@@ -986,13 +1010,13 @@
             <w:fldChar w:fldCharType="begin"/>
           </w:r>
           <w:r>
-            <w:instrText xml:space="preserve"> PAGEREF _Toc4080 \h </w:instrText>
-          </w:r>
-          <w:r>
-            <w:fldChar w:fldCharType="separate"/>
-          </w:r>
-          <w:r>
-            <w:t>7</w:t>
+            <w:instrText xml:space="preserve"> PAGEREF _Toc9053 \h </w:instrText>
+          </w:r>
+          <w:r>
+            <w:fldChar w:fldCharType="separate"/>
+          </w:r>
+          <w:r>
+            <w:t>9</w:t>
           </w:r>
           <w:r>
             <w:fldChar w:fldCharType="end"/>
@@ -1009,7 +1033,7 @@
         </w:p>
         <w:p>
           <w:pPr>
-            <w:pStyle w:val="6"/>
+            <w:pStyle w:val="10"/>
             <w:tabs>
               <w:tab w:val="right" w:leader="dot" w:pos="8306"/>
             </w:tabs>
@@ -1029,7 +1053,7 @@
               <w:szCs w:val="24"/>
               <w:lang w:val="en-US" w:eastAsia="en-US" w:bidi="ar-SA"/>
             </w:rPr>
-            <w:instrText xml:space="preserve"> HYPERLINK \l _Toc25091 </w:instrText>
+            <w:instrText xml:space="preserve"> HYPERLINK \l _Toc29341 </w:instrText>
           </w:r>
           <w:r>
             <w:rPr>
@@ -1043,17 +1067,9 @@
             <w:rPr>
               <w:rFonts w:ascii="Times New Roman" w:hAnsi="Times New Roman" w:eastAsia="Times New Roman" w:cs="Times New Roman"/>
               <w:bCs/>
-              <w:szCs w:val="36"/>
-            </w:rPr>
-            <w:t>Student Reflection</w:t>
-          </w:r>
-          <w:r>
-            <w:rPr>
-              <w:rFonts w:ascii="Times New Roman" w:hAnsi="Times New Roman" w:eastAsia="Times New Roman" w:cs="Times New Roman"/>
-              <w:bCs/>
-              <w:szCs w:val="36"/>
-            </w:rPr>
-            <w:t xml:space="preserve"> </w:t>
+              <w:szCs w:val="27"/>
+            </w:rPr>
+            <w:t>Fig 4: Local Encryption Script ExecutionFig 5: GitHub Repository Initialization</w:t>
           </w:r>
           <w:r>
             <w:tab/>
@@ -1062,13 +1078,13 @@
             <w:fldChar w:fldCharType="begin"/>
           </w:r>
           <w:r>
-            <w:instrText xml:space="preserve"> PAGEREF _Toc25091 \h </w:instrText>
-          </w:r>
-          <w:r>
-            <w:fldChar w:fldCharType="separate"/>
-          </w:r>
-          <w:r>
-            <w:t>8</w:t>
+            <w:instrText xml:space="preserve"> PAGEREF _Toc29341 \h </w:instrText>
+          </w:r>
+          <w:r>
+            <w:fldChar w:fldCharType="separate"/>
+          </w:r>
+          <w:r>
+            <w:t>9</w:t>
           </w:r>
           <w:r>
             <w:fldChar w:fldCharType="end"/>
@@ -1085,7 +1101,7 @@
         </w:p>
         <w:p>
           <w:pPr>
-            <w:pStyle w:val="5"/>
+            <w:pStyle w:val="10"/>
             <w:tabs>
               <w:tab w:val="right" w:leader="dot" w:pos="8306"/>
             </w:tabs>
@@ -1105,7 +1121,82 @@
               <w:szCs w:val="24"/>
               <w:lang w:val="en-US" w:eastAsia="en-US" w:bidi="ar-SA"/>
             </w:rPr>
-            <w:instrText xml:space="preserve"> HYPERLINK \l _Toc28963 </w:instrText>
+            <w:instrText xml:space="preserve"> HYPERLINK \l _Toc32276 </w:instrText>
+          </w:r>
+          <w:r>
+            <w:rPr>
+              <w:rFonts w:hint="default" w:ascii="Times New Roman" w:hAnsi="Times New Roman" w:eastAsia="SimSun" w:cstheme="minorBidi"/>
+              <w:szCs w:val="24"/>
+              <w:lang w:val="en-US" w:eastAsia="en-US" w:bidi="ar-SA"/>
+            </w:rPr>
+            <w:fldChar w:fldCharType="separate"/>
+          </w:r>
+          <w:r>
+            <w:rPr>
+              <w:rFonts w:ascii="Times New Roman" w:hAnsi="Times New Roman" w:eastAsia="Times New Roman" w:cs="Times New Roman"/>
+              <w:bCs/>
+              <w:szCs w:val="36"/>
+            </w:rPr>
+            <w:t xml:space="preserve">Student Reflection </w:t>
+          </w:r>
+          <w:r>
+            <w:rPr>
+              <w:rFonts w:hint="default" w:ascii="Times New Roman" w:hAnsi="Times New Roman" w:eastAsia="SimSun" w:cs="Times New Roman"/>
+              <w:szCs w:val="24"/>
+            </w:rPr>
+            <w:t>Learned how to configure a cryptography development environment using Python 3.14, OpenSSL 3.5.3, Flask, and the Cryptography library. Screenshots demonstrate successful tool installations, library setup, and a working Fernet encryption and decryption script. Challenges included resolving Flask PATH errors and a module import typo. All tools are now fully operational.</w:t>
+          </w:r>
+          <w:r>
+            <w:tab/>
+          </w:r>
+          <w:r>
+            <w:fldChar w:fldCharType="begin"/>
+          </w:r>
+          <w:r>
+            <w:instrText xml:space="preserve"> PAGEREF _Toc32276 \h </w:instrText>
+          </w:r>
+          <w:r>
+            <w:fldChar w:fldCharType="separate"/>
+          </w:r>
+          <w:r>
+            <w:t>9</w:t>
+          </w:r>
+          <w:r>
+            <w:fldChar w:fldCharType="end"/>
+          </w:r>
+          <w:r>
+            <w:rPr>
+              <w:rFonts w:hint="default" w:ascii="Times New Roman" w:hAnsi="Times New Roman" w:eastAsia="SimSun" w:cstheme="minorBidi"/>
+              <w:color w:val="0000FF"/>
+              <w:szCs w:val="24"/>
+              <w:lang w:val="en-US" w:eastAsia="en-US" w:bidi="ar-SA"/>
+            </w:rPr>
+            <w:fldChar w:fldCharType="end"/>
+          </w:r>
+        </w:p>
+        <w:p>
+          <w:pPr>
+            <w:pStyle w:val="8"/>
+            <w:tabs>
+              <w:tab w:val="right" w:leader="dot" w:pos="8306"/>
+            </w:tabs>
+          </w:pPr>
+          <w:r>
+            <w:rPr>
+              <w:rFonts w:hint="default" w:ascii="Times New Roman" w:hAnsi="Times New Roman" w:eastAsia="SimSun" w:cstheme="minorBidi"/>
+              <w:color w:val="0000FF"/>
+              <w:szCs w:val="24"/>
+              <w:lang w:val="en-US" w:eastAsia="en-US" w:bidi="ar-SA"/>
+            </w:rPr>
+            <w:fldChar w:fldCharType="begin"/>
+          </w:r>
+          <w:r>
+            <w:rPr>
+              <w:rFonts w:hint="default" w:ascii="Times New Roman" w:hAnsi="Times New Roman" w:eastAsia="SimSun" w:cstheme="minorBidi"/>
+              <w:szCs w:val="24"/>
+              <w:lang w:val="en-US" w:eastAsia="en-US" w:bidi="ar-SA"/>
+            </w:rPr>
+            <w:instrText xml:space="preserve"> HYPERLINK \l _Toc9785 </w:instrText>
           </w:r>
           <w:r>
             <w:rPr>
@@ -1131,13 +1222,13 @@
             <w:fldChar w:fldCharType="begin"/>
           </w:r>
           <w:r>
-            <w:instrText xml:space="preserve"> PAGEREF _Toc28963 \h </w:instrText>
-          </w:r>
-          <w:r>
-            <w:fldChar w:fldCharType="separate"/>
-          </w:r>
-          <w:r>
-            <w:t>8</w:t>
+            <w:instrText xml:space="preserve"> PAGEREF _Toc9785 \h </w:instrText>
+          </w:r>
+          <w:r>
+            <w:fldChar w:fldCharType="separate"/>
+          </w:r>
+          <w:r>
+            <w:t>10</w:t>
           </w:r>
           <w:r>
             <w:fldChar w:fldCharType="end"/>
@@ -1154,7 +1245,7 @@
         </w:p>
         <w:p>
           <w:pPr>
-            <w:pStyle w:val="7"/>
+            <w:pStyle w:val="9"/>
             <w:tabs>
               <w:tab w:val="right" w:leader="dot" w:pos="8306"/>
             </w:tabs>
@@ -1174,7 +1265,7 @@
               <w:szCs w:val="24"/>
               <w:lang w:val="en-US" w:eastAsia="en-US" w:bidi="ar-SA"/>
             </w:rPr>
-            <w:instrText xml:space="preserve"> HYPERLINK \l _Toc26473 </w:instrText>
+            <w:instrText xml:space="preserve"> HYPERLINK \l _Toc27551 </w:instrText>
           </w:r>
           <w:r>
             <w:rPr>
@@ -1193,19 +1284,28 @@
             <w:t>Title</w:t>
           </w:r>
           <w:r>
+            <w:rPr>
+              <w:rFonts w:hint="default" w:ascii="Times New Roman" w:hAnsi="Times New Roman" w:eastAsia="Times New Roman" w:cs="Times New Roman"/>
+              <w:bCs/>
+              <w:szCs w:val="36"/>
+              <w:lang w:val="en-US"/>
+            </w:rPr>
+            <w:t>:</w:t>
+          </w:r>
+          <w:r>
             <w:tab/>
           </w:r>
           <w:r>
             <w:fldChar w:fldCharType="begin"/>
           </w:r>
           <w:r>
-            <w:instrText xml:space="preserve"> PAGEREF _Toc26473 \h </w:instrText>
-          </w:r>
-          <w:r>
-            <w:fldChar w:fldCharType="separate"/>
-          </w:r>
-          <w:r>
-            <w:t>8</w:t>
+            <w:instrText xml:space="preserve"> PAGEREF _Toc27551 \h </w:instrText>
+          </w:r>
+          <w:r>
+            <w:fldChar w:fldCharType="separate"/>
+          </w:r>
+          <w:r>
+            <w:t>10</w:t>
           </w:r>
           <w:r>
             <w:fldChar w:fldCharType="end"/>
@@ -1222,7 +1322,7 @@
         </w:p>
         <w:p>
           <w:pPr>
-            <w:pStyle w:val="6"/>
+            <w:pStyle w:val="10"/>
             <w:tabs>
               <w:tab w:val="right" w:leader="dot" w:pos="8306"/>
             </w:tabs>
@@ -1242,7 +1342,7 @@
               <w:szCs w:val="24"/>
               <w:lang w:val="en-US" w:eastAsia="en-US" w:bidi="ar-SA"/>
             </w:rPr>
-            <w:instrText xml:space="preserve"> HYPERLINK \l _Toc16024 </w:instrText>
+            <w:instrText xml:space="preserve"> HYPERLINK \l _Toc18842 </w:instrText>
           </w:r>
           <w:r>
             <w:rPr>
@@ -1267,13 +1367,13 @@
             <w:fldChar w:fldCharType="begin"/>
           </w:r>
           <w:r>
-            <w:instrText xml:space="preserve"> PAGEREF _Toc16024 \h </w:instrText>
-          </w:r>
-          <w:r>
-            <w:fldChar w:fldCharType="separate"/>
-          </w:r>
-          <w:r>
-            <w:t>9</w:t>
+            <w:instrText xml:space="preserve"> PAGEREF _Toc18842 \h </w:instrText>
+          </w:r>
+          <w:r>
+            <w:fldChar w:fldCharType="separate"/>
+          </w:r>
+          <w:r>
+            <w:t>10</w:t>
           </w:r>
           <w:r>
             <w:fldChar w:fldCharType="end"/>
@@ -1290,7 +1390,7 @@
         </w:p>
         <w:p>
           <w:pPr>
-            <w:pStyle w:val="6"/>
+            <w:pStyle w:val="10"/>
             <w:tabs>
               <w:tab w:val="right" w:leader="dot" w:pos="8306"/>
             </w:tabs>
@@ -1310,7 +1410,7 @@
               <w:szCs w:val="24"/>
               <w:lang w:val="en-US" w:eastAsia="en-US" w:bidi="ar-SA"/>
             </w:rPr>
-            <w:instrText xml:space="preserve"> HYPERLINK \l _Toc23604 </w:instrText>
+            <w:instrText xml:space="preserve"> HYPERLINK \l _Toc11794 </w:instrText>
           </w:r>
           <w:r>
             <w:rPr>
@@ -1335,13 +1435,13 @@
             <w:fldChar w:fldCharType="begin"/>
           </w:r>
           <w:r>
-            <w:instrText xml:space="preserve"> PAGEREF _Toc23604 \h </w:instrText>
-          </w:r>
-          <w:r>
-            <w:fldChar w:fldCharType="separate"/>
-          </w:r>
-          <w:r>
-            <w:t>9</w:t>
+            <w:instrText xml:space="preserve"> PAGEREF _Toc11794 \h </w:instrText>
+          </w:r>
+          <w:r>
+            <w:fldChar w:fldCharType="separate"/>
+          </w:r>
+          <w:r>
+            <w:t>10</w:t>
           </w:r>
           <w:r>
             <w:fldChar w:fldCharType="end"/>
@@ -1358,7 +1458,7 @@
         </w:p>
         <w:p>
           <w:pPr>
-            <w:pStyle w:val="6"/>
+            <w:pStyle w:val="10"/>
             <w:tabs>
               <w:tab w:val="right" w:leader="dot" w:pos="8306"/>
             </w:tabs>
@@ -1378,7 +1478,7 @@
               <w:szCs w:val="24"/>
               <w:lang w:val="en-US" w:eastAsia="en-US" w:bidi="ar-SA"/>
             </w:rPr>
-            <w:instrText xml:space="preserve"> HYPERLINK \l _Toc26198 </w:instrText>
+            <w:instrText xml:space="preserve"> HYPERLINK \l _Toc10915 </w:instrText>
           </w:r>
           <w:r>
             <w:rPr>
@@ -1403,13 +1503,13 @@
             <w:fldChar w:fldCharType="begin"/>
           </w:r>
           <w:r>
-            <w:instrText xml:space="preserve"> PAGEREF _Toc26198 \h </w:instrText>
-          </w:r>
-          <w:r>
-            <w:fldChar w:fldCharType="separate"/>
-          </w:r>
-          <w:r>
-            <w:t>9</w:t>
+            <w:instrText xml:space="preserve"> PAGEREF _Toc10915 \h </w:instrText>
+          </w:r>
+          <w:r>
+            <w:fldChar w:fldCharType="separate"/>
+          </w:r>
+          <w:r>
+            <w:t>10</w:t>
           </w:r>
           <w:r>
             <w:fldChar w:fldCharType="end"/>
@@ -1426,7 +1526,7 @@
         </w:p>
         <w:p>
           <w:pPr>
-            <w:pStyle w:val="6"/>
+            <w:pStyle w:val="10"/>
             <w:tabs>
               <w:tab w:val="right" w:leader="dot" w:pos="8306"/>
             </w:tabs>
@@ -1446,7 +1546,7 @@
               <w:szCs w:val="24"/>
               <w:lang w:val="en-US" w:eastAsia="en-US" w:bidi="ar-SA"/>
             </w:rPr>
-            <w:instrText xml:space="preserve"> HYPERLINK \l _Toc31165 </w:instrText>
+            <w:instrText xml:space="preserve"> HYPERLINK \l _Toc1908 </w:instrText>
           </w:r>
           <w:r>
             <w:rPr>
@@ -1471,13 +1571,13 @@
             <w:fldChar w:fldCharType="begin"/>
           </w:r>
           <w:r>
-            <w:instrText xml:space="preserve"> PAGEREF _Toc31165 \h </w:instrText>
-          </w:r>
-          <w:r>
-            <w:fldChar w:fldCharType="separate"/>
-          </w:r>
-          <w:r>
-            <w:t>10</w:t>
+            <w:instrText xml:space="preserve"> PAGEREF _Toc1908 \h </w:instrText>
+          </w:r>
+          <w:r>
+            <w:fldChar w:fldCharType="separate"/>
+          </w:r>
+          <w:r>
+            <w:t>11</w:t>
           </w:r>
           <w:r>
             <w:fldChar w:fldCharType="end"/>
@@ -1494,7 +1594,7 @@
         </w:p>
         <w:p>
           <w:pPr>
-            <w:pStyle w:val="6"/>
+            <w:pStyle w:val="10"/>
             <w:tabs>
               <w:tab w:val="right" w:leader="dot" w:pos="8306"/>
             </w:tabs>
@@ -1514,7 +1614,7 @@
               <w:szCs w:val="24"/>
               <w:lang w:val="en-US" w:eastAsia="en-US" w:bidi="ar-SA"/>
             </w:rPr>
-            <w:instrText xml:space="preserve"> HYPERLINK \l _Toc23060 </w:instrText>
+            <w:instrText xml:space="preserve"> HYPERLINK \l _Toc18470 </w:instrText>
           </w:r>
           <w:r>
             <w:rPr>
@@ -1539,13 +1639,13 @@
             <w:fldChar w:fldCharType="begin"/>
           </w:r>
           <w:r>
-            <w:instrText xml:space="preserve"> PAGEREF _Toc23060 \h </w:instrText>
-          </w:r>
-          <w:r>
-            <w:fldChar w:fldCharType="separate"/>
-          </w:r>
-          <w:r>
-            <w:t>10</w:t>
+            <w:instrText xml:space="preserve"> PAGEREF _Toc18470 \h </w:instrText>
+          </w:r>
+          <w:r>
+            <w:fldChar w:fldCharType="separate"/>
+          </w:r>
+          <w:r>
+            <w:t>11</w:t>
           </w:r>
           <w:r>
             <w:fldChar w:fldCharType="end"/>
@@ -1562,7 +1662,7 @@
         </w:p>
         <w:p>
           <w:pPr>
-            <w:pStyle w:val="6"/>
+            <w:pStyle w:val="10"/>
             <w:tabs>
               <w:tab w:val="right" w:leader="dot" w:pos="8306"/>
             </w:tabs>
@@ -1582,7 +1682,7 @@
               <w:szCs w:val="24"/>
               <w:lang w:val="en-US" w:eastAsia="en-US" w:bidi="ar-SA"/>
             </w:rPr>
-            <w:instrText xml:space="preserve"> HYPERLINK \l _Toc6549 </w:instrText>
+            <w:instrText xml:space="preserve"> HYPERLINK \l _Toc21650 </w:instrText>
           </w:r>
           <w:r>
             <w:rPr>
@@ -1598,15 +1698,14 @@
               <w:bCs/>
               <w:szCs w:val="36"/>
             </w:rPr>
-            <w:t>Student Reflection</w:t>
-          </w:r>
-          <w:r>
-            <w:rPr>
-              <w:rFonts w:ascii="Times New Roman" w:hAnsi="Times New Roman" w:eastAsia="Times New Roman" w:cs="Times New Roman"/>
-              <w:bCs/>
-              <w:szCs w:val="36"/>
-            </w:rPr>
-            <w:t xml:space="preserve"> </w:t>
+            <w:t xml:space="preserve">Student Reflection </w:t>
+          </w:r>
+          <w:r>
+            <w:rPr>
+              <w:rFonts w:hint="default" w:ascii="Times New Roman" w:hAnsi="Times New Roman" w:eastAsia="SimSun" w:cs="Times New Roman"/>
+              <w:szCs w:val="24"/>
+            </w:rPr>
+            <w:t>Implemented Caesar and Vigenère cipher algorithms in Python, learning how modular arithmetic drives character shifting and polyalphabetic encryption. Screenshots demonstrate both implementations, encryption and decryption outputs, and input validation handling. The Vigenère key cycling logic was the main challenge. Vigenère proved significantly more secure than Caesar due to variable shifting.</w:t>
           </w:r>
           <w:r>
             <w:tab/>
@@ -1615,13 +1714,13 @@
             <w:fldChar w:fldCharType="begin"/>
           </w:r>
           <w:r>
-            <w:instrText xml:space="preserve"> PAGEREF _Toc6549 \h </w:instrText>
-          </w:r>
-          <w:r>
-            <w:fldChar w:fldCharType="separate"/>
-          </w:r>
-          <w:r>
-            <w:t>10</w:t>
+            <w:instrText xml:space="preserve"> PAGEREF _Toc21650 \h </w:instrText>
+          </w:r>
+          <w:r>
+            <w:fldChar w:fldCharType="separate"/>
+          </w:r>
+          <w:r>
+            <w:t>12</w:t>
           </w:r>
           <w:r>
             <w:fldChar w:fldCharType="end"/>
@@ -1638,7 +1737,7 @@
         </w:p>
         <w:p>
           <w:pPr>
-            <w:pStyle w:val="5"/>
+            <w:pStyle w:val="8"/>
             <w:tabs>
               <w:tab w:val="right" w:leader="dot" w:pos="8306"/>
             </w:tabs>
@@ -1658,7 +1757,7 @@
               <w:szCs w:val="24"/>
               <w:lang w:val="en-US" w:eastAsia="en-US" w:bidi="ar-SA"/>
             </w:rPr>
-            <w:instrText xml:space="preserve"> HYPERLINK \l _Toc26867 </w:instrText>
+            <w:instrText xml:space="preserve"> HYPERLINK \l _Toc2035 </w:instrText>
           </w:r>
           <w:r>
             <w:rPr>
@@ -1684,13 +1783,13 @@
             <w:fldChar w:fldCharType="begin"/>
           </w:r>
           <w:r>
-            <w:instrText xml:space="preserve"> PAGEREF _Toc26867 \h </w:instrText>
-          </w:r>
-          <w:r>
-            <w:fldChar w:fldCharType="separate"/>
-          </w:r>
-          <w:r>
-            <w:t>10</w:t>
+            <w:instrText xml:space="preserve"> PAGEREF _Toc2035 \h </w:instrText>
+          </w:r>
+          <w:r>
+            <w:fldChar w:fldCharType="separate"/>
+          </w:r>
+          <w:r>
+            <w:t>12</w:t>
           </w:r>
           <w:r>
             <w:fldChar w:fldCharType="end"/>
@@ -1707,7 +1806,7 @@
         </w:p>
         <w:p>
           <w:pPr>
-            <w:pStyle w:val="7"/>
+            <w:pStyle w:val="9"/>
             <w:tabs>
               <w:tab w:val="right" w:leader="dot" w:pos="8306"/>
             </w:tabs>
@@ -1727,7 +1826,7 @@
               <w:szCs w:val="24"/>
               <w:lang w:val="en-US" w:eastAsia="en-US" w:bidi="ar-SA"/>
             </w:rPr>
-            <w:instrText xml:space="preserve"> HYPERLINK \l _Toc742 </w:instrText>
+            <w:instrText xml:space="preserve"> HYPERLINK \l _Toc22350 </w:instrText>
           </w:r>
           <w:r>
             <w:rPr>
@@ -1746,19 +1845,28 @@
             <w:t>Title</w:t>
           </w:r>
           <w:r>
+            <w:rPr>
+              <w:rFonts w:hint="default" w:ascii="Times New Roman" w:hAnsi="Times New Roman" w:eastAsia="Times New Roman" w:cs="Times New Roman"/>
+              <w:bCs/>
+              <w:szCs w:val="36"/>
+              <w:lang w:val="en-US"/>
+            </w:rPr>
+            <w:t>:</w:t>
+          </w:r>
+          <w:r>
             <w:tab/>
           </w:r>
           <w:r>
             <w:fldChar w:fldCharType="begin"/>
           </w:r>
           <w:r>
-            <w:instrText xml:space="preserve"> PAGEREF _Toc742 \h </w:instrText>
-          </w:r>
-          <w:r>
-            <w:fldChar w:fldCharType="separate"/>
-          </w:r>
-          <w:r>
-            <w:t>11</w:t>
+            <w:instrText xml:space="preserve"> PAGEREF _Toc22350 \h </w:instrText>
+          </w:r>
+          <w:r>
+            <w:fldChar w:fldCharType="separate"/>
+          </w:r>
+          <w:r>
+            <w:t>12</w:t>
           </w:r>
           <w:r>
             <w:fldChar w:fldCharType="end"/>
@@ -1775,7 +1883,7 @@
         </w:p>
         <w:p>
           <w:pPr>
-            <w:pStyle w:val="6"/>
+            <w:pStyle w:val="10"/>
             <w:tabs>
               <w:tab w:val="right" w:leader="dot" w:pos="8306"/>
             </w:tabs>
@@ -1795,7 +1903,7 @@
               <w:szCs w:val="24"/>
               <w:lang w:val="en-US" w:eastAsia="en-US" w:bidi="ar-SA"/>
             </w:rPr>
-            <w:instrText xml:space="preserve"> HYPERLINK \l _Toc18387 </w:instrText>
+            <w:instrText xml:space="preserve"> HYPERLINK \l _Toc4725 </w:instrText>
           </w:r>
           <w:r>
             <w:rPr>
@@ -1820,13 +1928,13 @@
             <w:fldChar w:fldCharType="begin"/>
           </w:r>
           <w:r>
-            <w:instrText xml:space="preserve"> PAGEREF _Toc18387 \h </w:instrText>
-          </w:r>
-          <w:r>
-            <w:fldChar w:fldCharType="separate"/>
-          </w:r>
-          <w:r>
-            <w:t>11</w:t>
+            <w:instrText xml:space="preserve"> PAGEREF _Toc4725 \h </w:instrText>
+          </w:r>
+          <w:r>
+            <w:fldChar w:fldCharType="separate"/>
+          </w:r>
+          <w:r>
+            <w:t>12</w:t>
           </w:r>
           <w:r>
             <w:fldChar w:fldCharType="end"/>
@@ -1843,7 +1951,7 @@
         </w:p>
         <w:p>
           <w:pPr>
-            <w:pStyle w:val="6"/>
+            <w:pStyle w:val="10"/>
             <w:tabs>
               <w:tab w:val="right" w:leader="dot" w:pos="8306"/>
             </w:tabs>
@@ -1863,7 +1971,7 @@
               <w:szCs w:val="24"/>
               <w:lang w:val="en-US" w:eastAsia="en-US" w:bidi="ar-SA"/>
             </w:rPr>
-            <w:instrText xml:space="preserve"> HYPERLINK \l _Toc32746 </w:instrText>
+            <w:instrText xml:space="preserve"> HYPERLINK \l _Toc29770 </w:instrText>
           </w:r>
           <w:r>
             <w:rPr>
@@ -1888,13 +1996,13 @@
             <w:fldChar w:fldCharType="begin"/>
           </w:r>
           <w:r>
-            <w:instrText xml:space="preserve"> PAGEREF _Toc32746 \h </w:instrText>
-          </w:r>
-          <w:r>
-            <w:fldChar w:fldCharType="separate"/>
-          </w:r>
-          <w:r>
-            <w:t>11</w:t>
+            <w:instrText xml:space="preserve"> PAGEREF _Toc29770 \h </w:instrText>
+          </w:r>
+          <w:r>
+            <w:fldChar w:fldCharType="separate"/>
+          </w:r>
+          <w:r>
+            <w:t>13</w:t>
           </w:r>
           <w:r>
             <w:fldChar w:fldCharType="end"/>
@@ -1911,7 +2019,7 @@
         </w:p>
         <w:p>
           <w:pPr>
-            <w:pStyle w:val="6"/>
+            <w:pStyle w:val="10"/>
             <w:tabs>
               <w:tab w:val="right" w:leader="dot" w:pos="8306"/>
             </w:tabs>
@@ -1931,7 +2039,7 @@
               <w:szCs w:val="24"/>
               <w:lang w:val="en-US" w:eastAsia="en-US" w:bidi="ar-SA"/>
             </w:rPr>
-            <w:instrText xml:space="preserve"> HYPERLINK \l _Toc17788 </w:instrText>
+            <w:instrText xml:space="preserve"> HYPERLINK \l _Toc10266 </w:instrText>
           </w:r>
           <w:r>
             <w:rPr>
@@ -1956,13 +2064,13 @@
             <w:fldChar w:fldCharType="begin"/>
           </w:r>
           <w:r>
-            <w:instrText xml:space="preserve"> PAGEREF _Toc17788 \h </w:instrText>
-          </w:r>
-          <w:r>
-            <w:fldChar w:fldCharType="separate"/>
-          </w:r>
-          <w:r>
-            <w:t>11</w:t>
+            <w:instrText xml:space="preserve"> PAGEREF _Toc10266 \h </w:instrText>
+          </w:r>
+          <w:r>
+            <w:fldChar w:fldCharType="separate"/>
+          </w:r>
+          <w:r>
+            <w:t>13</w:t>
           </w:r>
           <w:r>
             <w:fldChar w:fldCharType="end"/>
@@ -1979,7 +2087,7 @@
         </w:p>
         <w:p>
           <w:pPr>
-            <w:pStyle w:val="6"/>
+            <w:pStyle w:val="10"/>
             <w:tabs>
               <w:tab w:val="right" w:leader="dot" w:pos="8306"/>
             </w:tabs>
@@ -1999,7 +2107,7 @@
               <w:szCs w:val="24"/>
               <w:lang w:val="en-US" w:eastAsia="en-US" w:bidi="ar-SA"/>
             </w:rPr>
-            <w:instrText xml:space="preserve"> HYPERLINK \l _Toc25587 </w:instrText>
+            <w:instrText xml:space="preserve"> HYPERLINK \l _Toc1838 </w:instrText>
           </w:r>
           <w:r>
             <w:rPr>
@@ -2015,15 +2123,7 @@
               <w:bCs/>
               <w:szCs w:val="27"/>
             </w:rPr>
-            <w:t>Fig 4: RC4 Stream Cipher Simulation</w:t>
-          </w:r>
-          <w:r>
-            <w:rPr>
-              <w:rFonts w:ascii="Times New Roman" w:hAnsi="Times New Roman" w:eastAsia="Times New Roman" w:cs="Times New Roman"/>
-              <w:bCs/>
-              <w:szCs w:val="27"/>
-            </w:rPr>
-            <w:t xml:space="preserve"> </w:t>
+            <w:t xml:space="preserve">Fig 4: RC4 Stream Cipher Simulation </w:t>
           </w:r>
           <w:r>
             <w:tab/>
@@ -2032,13 +2132,13 @@
             <w:fldChar w:fldCharType="begin"/>
           </w:r>
           <w:r>
-            <w:instrText xml:space="preserve"> PAGEREF _Toc25587 \h </w:instrText>
-          </w:r>
-          <w:r>
-            <w:fldChar w:fldCharType="separate"/>
-          </w:r>
-          <w:r>
-            <w:t>12</w:t>
+            <w:instrText xml:space="preserve"> PAGEREF _Toc1838 \h </w:instrText>
+          </w:r>
+          <w:r>
+            <w:fldChar w:fldCharType="separate"/>
+          </w:r>
+          <w:r>
+            <w:t>13</w:t>
           </w:r>
           <w:r>
             <w:fldChar w:fldCharType="end"/>
@@ -2055,7 +2155,7 @@
         </w:p>
         <w:p>
           <w:pPr>
-            <w:pStyle w:val="6"/>
+            <w:pStyle w:val="10"/>
             <w:tabs>
               <w:tab w:val="right" w:leader="dot" w:pos="8306"/>
             </w:tabs>
@@ -2075,7 +2175,7 @@
               <w:szCs w:val="24"/>
               <w:lang w:val="en-US" w:eastAsia="en-US" w:bidi="ar-SA"/>
             </w:rPr>
-            <w:instrText xml:space="preserve"> HYPERLINK \l _Toc20729 </w:instrText>
+            <w:instrText xml:space="preserve"> HYPERLINK \l _Toc10010 </w:instrText>
           </w:r>
           <w:r>
             <w:rPr>
@@ -2100,13 +2200,13 @@
             <w:fldChar w:fldCharType="begin"/>
           </w:r>
           <w:r>
-            <w:instrText xml:space="preserve"> PAGEREF _Toc20729 \h </w:instrText>
-          </w:r>
-          <w:r>
-            <w:fldChar w:fldCharType="separate"/>
-          </w:r>
-          <w:r>
-            <w:t>12</w:t>
+            <w:instrText xml:space="preserve"> PAGEREF _Toc10010 \h </w:instrText>
+          </w:r>
+          <w:r>
+            <w:fldChar w:fldCharType="separate"/>
+          </w:r>
+          <w:r>
+            <w:t>14</w:t>
           </w:r>
           <w:r>
             <w:fldChar w:fldCharType="end"/>
@@ -2123,7 +2223,7 @@
         </w:p>
         <w:p>
           <w:pPr>
-            <w:pStyle w:val="6"/>
+            <w:pStyle w:val="10"/>
             <w:tabs>
               <w:tab w:val="right" w:leader="dot" w:pos="8306"/>
             </w:tabs>
@@ -2143,7 +2243,7 @@
               <w:szCs w:val="24"/>
               <w:lang w:val="en-US" w:eastAsia="en-US" w:bidi="ar-SA"/>
             </w:rPr>
-            <w:instrText xml:space="preserve"> HYPERLINK \l _Toc11993 </w:instrText>
+            <w:instrText xml:space="preserve"> HYPERLINK \l _Toc18900 </w:instrText>
           </w:r>
           <w:r>
             <w:rPr>
@@ -2168,13 +2268,13 @@
             <w:fldChar w:fldCharType="begin"/>
           </w:r>
           <w:r>
-            <w:instrText xml:space="preserve"> PAGEREF _Toc11993 \h </w:instrText>
-          </w:r>
-          <w:r>
-            <w:fldChar w:fldCharType="separate"/>
-          </w:r>
-          <w:r>
-            <w:t>12</w:t>
+            <w:instrText xml:space="preserve"> PAGEREF _Toc18900 \h </w:instrText>
+          </w:r>
+          <w:r>
+            <w:fldChar w:fldCharType="separate"/>
+          </w:r>
+          <w:r>
+            <w:t>14</w:t>
           </w:r>
           <w:r>
             <w:fldChar w:fldCharType="end"/>
@@ -2191,7 +2291,7 @@
         </w:p>
         <w:p>
           <w:pPr>
-            <w:pStyle w:val="6"/>
+            <w:pStyle w:val="10"/>
             <w:tabs>
               <w:tab w:val="right" w:leader="dot" w:pos="8306"/>
             </w:tabs>
@@ -2211,27 +2311,37 @@
               <w:szCs w:val="24"/>
               <w:lang w:val="en-US" w:eastAsia="en-US" w:bidi="ar-SA"/>
             </w:rPr>
-            <w:instrText xml:space="preserve"> HYPERLINK \l _Toc27600 </w:instrText>
-          </w:r>
-          <w:r>
-            <w:rPr>
-              <w:rFonts w:hint="default" w:ascii="Times New Roman" w:hAnsi="Times New Roman" w:eastAsia="SimSun" w:cstheme="minorBidi"/>
-              <w:szCs w:val="24"/>
-              <w:lang w:val="en-US" w:eastAsia="en-US" w:bidi="ar-SA"/>
-            </w:rPr>
-            <w:fldChar w:fldCharType="separate"/>
-          </w:r>
-          <w:r>
-            <w:fldChar w:fldCharType="begin"/>
-          </w:r>
-          <w:r>
-            <w:instrText xml:space="preserve"> PAGEREF _Toc27600 \h </w:instrText>
-          </w:r>
-          <w:r>
-            <w:fldChar w:fldCharType="separate"/>
-          </w:r>
-          <w:r>
-            <w:t>12</w:t>
+            <w:instrText xml:space="preserve"> HYPERLINK \l _Toc27736 </w:instrText>
+          </w:r>
+          <w:r>
+            <w:rPr>
+              <w:rFonts w:hint="default" w:ascii="Times New Roman" w:hAnsi="Times New Roman" w:eastAsia="SimSun" w:cstheme="minorBidi"/>
+              <w:szCs w:val="24"/>
+              <w:lang w:val="en-US" w:eastAsia="en-US" w:bidi="ar-SA"/>
+            </w:rPr>
+            <w:fldChar w:fldCharType="separate"/>
+          </w:r>
+          <w:r>
+            <w:rPr>
+              <w:rFonts w:hint="default" w:ascii="Times New Roman" w:hAnsi="Times New Roman" w:eastAsia="SimSun" w:cs="Times New Roman"/>
+              <w:szCs w:val="24"/>
+            </w:rPr>
+            <w:t>Learned that randomness in cryptography ensures unpredictable keystreams, making ciphertext harder to crack. RC4 stream cipher operates by generating a pseudorandom keystream via KSA and PRGA, then XORing it with the message. Statistical frequency testing confirmed the LFSR sequence was balanced. Pseudorandom generation is critical — a weak generator compromises the entire encryption system</w:t>
+          </w:r>
+          <w:r>
+            <w:tab/>
+          </w:r>
+          <w:r>
+            <w:fldChar w:fldCharType="begin"/>
+          </w:r>
+          <w:r>
+            <w:instrText xml:space="preserve"> PAGEREF _Toc27736 \h </w:instrText>
+          </w:r>
+          <w:r>
+            <w:fldChar w:fldCharType="separate"/>
+          </w:r>
+          <w:r>
+            <w:t>14</w:t>
           </w:r>
           <w:r>
             <w:fldChar w:fldCharType="end"/>
@@ -2248,7 +2358,7 @@
         </w:p>
         <w:p>
           <w:pPr>
-            <w:pStyle w:val="5"/>
+            <w:pStyle w:val="8"/>
             <w:tabs>
               <w:tab w:val="right" w:leader="dot" w:pos="8306"/>
             </w:tabs>
@@ -2268,7 +2378,7 @@
               <w:szCs w:val="24"/>
               <w:lang w:val="en-US" w:eastAsia="en-US" w:bidi="ar-SA"/>
             </w:rPr>
-            <w:instrText xml:space="preserve"> HYPERLINK \l _Toc8404 </w:instrText>
+            <w:instrText xml:space="preserve"> HYPERLINK \l _Toc28193 </w:instrText>
           </w:r>
           <w:r>
             <w:rPr>
@@ -2294,13 +2404,13 @@
             <w:fldChar w:fldCharType="begin"/>
           </w:r>
           <w:r>
-            <w:instrText xml:space="preserve"> PAGEREF _Toc8404 \h </w:instrText>
-          </w:r>
-          <w:r>
-            <w:fldChar w:fldCharType="separate"/>
-          </w:r>
-          <w:r>
-            <w:t>12</w:t>
+            <w:instrText xml:space="preserve"> PAGEREF _Toc28193 \h </w:instrText>
+          </w:r>
+          <w:r>
+            <w:fldChar w:fldCharType="separate"/>
+          </w:r>
+          <w:r>
+            <w:t>14</w:t>
           </w:r>
           <w:r>
             <w:fldChar w:fldCharType="end"/>
@@ -2317,7 +2427,7 @@
         </w:p>
         <w:p>
           <w:pPr>
-            <w:pStyle w:val="7"/>
+            <w:pStyle w:val="9"/>
             <w:tabs>
               <w:tab w:val="right" w:leader="dot" w:pos="8306"/>
             </w:tabs>
@@ -2337,7 +2447,7 @@
               <w:szCs w:val="24"/>
               <w:lang w:val="en-US" w:eastAsia="en-US" w:bidi="ar-SA"/>
             </w:rPr>
-            <w:instrText xml:space="preserve"> HYPERLINK \l _Toc12033 </w:instrText>
+            <w:instrText xml:space="preserve"> HYPERLINK \l _Toc20599 </w:instrText>
           </w:r>
           <w:r>
             <w:rPr>
@@ -2356,19 +2466,28 @@
             <w:t>Title</w:t>
           </w:r>
           <w:r>
+            <w:rPr>
+              <w:rFonts w:hint="default" w:ascii="Times New Roman" w:hAnsi="Times New Roman" w:eastAsia="Times New Roman" w:cs="Times New Roman"/>
+              <w:bCs/>
+              <w:szCs w:val="36"/>
+              <w:lang w:val="en-US"/>
+            </w:rPr>
+            <w:t>:</w:t>
+          </w:r>
+          <w:r>
             <w:tab/>
           </w:r>
           <w:r>
             <w:fldChar w:fldCharType="begin"/>
           </w:r>
           <w:r>
-            <w:instrText xml:space="preserve"> PAGEREF _Toc12033 \h </w:instrText>
-          </w:r>
-          <w:r>
-            <w:fldChar w:fldCharType="separate"/>
-          </w:r>
-          <w:r>
-            <w:t>12</w:t>
+            <w:instrText xml:space="preserve"> PAGEREF _Toc20599 \h </w:instrText>
+          </w:r>
+          <w:r>
+            <w:fldChar w:fldCharType="separate"/>
+          </w:r>
+          <w:r>
+            <w:t>14</w:t>
           </w:r>
           <w:r>
             <w:fldChar w:fldCharType="end"/>
@@ -2385,7 +2504,7 @@
         </w:p>
         <w:p>
           <w:pPr>
-            <w:pStyle w:val="6"/>
+            <w:pStyle w:val="10"/>
             <w:tabs>
               <w:tab w:val="right" w:leader="dot" w:pos="8306"/>
             </w:tabs>
@@ -2405,7 +2524,7 @@
               <w:szCs w:val="24"/>
               <w:lang w:val="en-US" w:eastAsia="en-US" w:bidi="ar-SA"/>
             </w:rPr>
-            <w:instrText xml:space="preserve"> HYPERLINK \l _Toc27132 </w:instrText>
+            <w:instrText xml:space="preserve"> HYPERLINK \l _Toc18260 </w:instrText>
           </w:r>
           <w:r>
             <w:rPr>
@@ -2430,13 +2549,13 @@
             <w:fldChar w:fldCharType="begin"/>
           </w:r>
           <w:r>
-            <w:instrText xml:space="preserve"> PAGEREF _Toc27132 \h </w:instrText>
-          </w:r>
-          <w:r>
-            <w:fldChar w:fldCharType="separate"/>
-          </w:r>
-          <w:r>
-            <w:t>12</w:t>
+            <w:instrText xml:space="preserve"> PAGEREF _Toc18260 \h </w:instrText>
+          </w:r>
+          <w:r>
+            <w:fldChar w:fldCharType="separate"/>
+          </w:r>
+          <w:r>
+            <w:t>14</w:t>
           </w:r>
           <w:r>
             <w:fldChar w:fldCharType="end"/>
@@ -2453,7 +2572,7 @@
         </w:p>
         <w:p>
           <w:pPr>
-            <w:pStyle w:val="6"/>
+            <w:pStyle w:val="10"/>
             <w:tabs>
               <w:tab w:val="right" w:leader="dot" w:pos="8306"/>
             </w:tabs>
@@ -2473,7 +2592,7 @@
               <w:szCs w:val="24"/>
               <w:lang w:val="en-US" w:eastAsia="en-US" w:bidi="ar-SA"/>
             </w:rPr>
-            <w:instrText xml:space="preserve"> HYPERLINK \l _Toc241 </w:instrText>
+            <w:instrText xml:space="preserve"> HYPERLINK \l _Toc19026 </w:instrText>
           </w:r>
           <w:r>
             <w:rPr>
@@ -2497,13 +2616,13 @@
             <w:fldChar w:fldCharType="begin"/>
           </w:r>
           <w:r>
-            <w:instrText xml:space="preserve"> PAGEREF _Toc241 \h </w:instrText>
-          </w:r>
-          <w:r>
-            <w:fldChar w:fldCharType="separate"/>
-          </w:r>
-          <w:r>
-            <w:t>13</w:t>
+            <w:instrText xml:space="preserve"> PAGEREF _Toc19026 \h </w:instrText>
+          </w:r>
+          <w:r>
+            <w:fldChar w:fldCharType="separate"/>
+          </w:r>
+          <w:r>
+            <w:t>15</w:t>
           </w:r>
           <w:r>
             <w:fldChar w:fldCharType="end"/>
@@ -2520,7 +2639,7 @@
         </w:p>
         <w:p>
           <w:pPr>
-            <w:pStyle w:val="6"/>
+            <w:pStyle w:val="10"/>
             <w:tabs>
               <w:tab w:val="right" w:leader="dot" w:pos="8306"/>
             </w:tabs>
@@ -2540,7 +2659,7 @@
               <w:szCs w:val="24"/>
               <w:lang w:val="en-US" w:eastAsia="en-US" w:bidi="ar-SA"/>
             </w:rPr>
-            <w:instrText xml:space="preserve"> HYPERLINK \l _Toc15121 </w:instrText>
+            <w:instrText xml:space="preserve"> HYPERLINK \l _Toc1802 </w:instrText>
           </w:r>
           <w:r>
             <w:rPr>
@@ -2565,13 +2684,13 @@
             <w:fldChar w:fldCharType="begin"/>
           </w:r>
           <w:r>
-            <w:instrText xml:space="preserve"> PAGEREF _Toc15121 \h </w:instrText>
-          </w:r>
-          <w:r>
-            <w:fldChar w:fldCharType="separate"/>
-          </w:r>
-          <w:r>
-            <w:t>13</w:t>
+            <w:instrText xml:space="preserve"> PAGEREF _Toc1802 \h </w:instrText>
+          </w:r>
+          <w:r>
+            <w:fldChar w:fldCharType="separate"/>
+          </w:r>
+          <w:r>
+            <w:t>15</w:t>
           </w:r>
           <w:r>
             <w:fldChar w:fldCharType="end"/>
@@ -2588,7 +2707,7 @@
         </w:p>
         <w:p>
           <w:pPr>
-            <w:pStyle w:val="6"/>
+            <w:pStyle w:val="10"/>
             <w:tabs>
               <w:tab w:val="right" w:leader="dot" w:pos="8306"/>
             </w:tabs>
@@ -2608,7 +2727,7 @@
               <w:szCs w:val="24"/>
               <w:lang w:val="en-US" w:eastAsia="en-US" w:bidi="ar-SA"/>
             </w:rPr>
-            <w:instrText xml:space="preserve"> HYPERLINK \l _Toc19367 </w:instrText>
+            <w:instrText xml:space="preserve"> HYPERLINK \l _Toc19064 </w:instrText>
           </w:r>
           <w:r>
             <w:rPr>
@@ -2633,13 +2752,13 @@
             <w:fldChar w:fldCharType="begin"/>
           </w:r>
           <w:r>
-            <w:instrText xml:space="preserve"> PAGEREF _Toc19367 \h </w:instrText>
-          </w:r>
-          <w:r>
-            <w:fldChar w:fldCharType="separate"/>
-          </w:r>
-          <w:r>
-            <w:t>13</w:t>
+            <w:instrText xml:space="preserve"> PAGEREF _Toc19064 \h </w:instrText>
+          </w:r>
+          <w:r>
+            <w:fldChar w:fldCharType="separate"/>
+          </w:r>
+          <w:r>
+            <w:t>15</w:t>
           </w:r>
           <w:r>
             <w:fldChar w:fldCharType="end"/>
@@ -2656,7 +2775,7 @@
         </w:p>
         <w:p>
           <w:pPr>
-            <w:pStyle w:val="6"/>
+            <w:pStyle w:val="10"/>
             <w:tabs>
               <w:tab w:val="right" w:leader="dot" w:pos="8306"/>
             </w:tabs>
@@ -2676,7 +2795,7 @@
               <w:szCs w:val="24"/>
               <w:lang w:val="en-US" w:eastAsia="en-US" w:bidi="ar-SA"/>
             </w:rPr>
-            <w:instrText xml:space="preserve"> HYPERLINK \l _Toc26933 </w:instrText>
+            <w:instrText xml:space="preserve"> HYPERLINK \l _Toc29530 </w:instrText>
           </w:r>
           <w:r>
             <w:rPr>
@@ -2701,13 +2820,13 @@
             <w:fldChar w:fldCharType="begin"/>
           </w:r>
           <w:r>
-            <w:instrText xml:space="preserve"> PAGEREF _Toc26933 \h </w:instrText>
-          </w:r>
-          <w:r>
-            <w:fldChar w:fldCharType="separate"/>
-          </w:r>
-          <w:r>
-            <w:t>14</w:t>
+            <w:instrText xml:space="preserve"> PAGEREF _Toc29530 \h </w:instrText>
+          </w:r>
+          <w:r>
+            <w:fldChar w:fldCharType="separate"/>
+          </w:r>
+          <w:r>
+            <w:t>16</w:t>
           </w:r>
           <w:r>
             <w:fldChar w:fldCharType="end"/>
@@ -2724,7 +2843,7 @@
         </w:p>
         <w:p>
           <w:pPr>
-            <w:pStyle w:val="6"/>
+            <w:pStyle w:val="10"/>
             <w:tabs>
               <w:tab w:val="right" w:leader="dot" w:pos="8306"/>
             </w:tabs>
@@ -2744,7 +2863,7 @@
               <w:szCs w:val="24"/>
               <w:lang w:val="en-US" w:eastAsia="en-US" w:bidi="ar-SA"/>
             </w:rPr>
-            <w:instrText xml:space="preserve"> HYPERLINK \l _Toc15882 </w:instrText>
+            <w:instrText xml:space="preserve"> HYPERLINK \l _Toc16228 </w:instrText>
           </w:r>
           <w:r>
             <w:rPr>
@@ -2769,13 +2888,13 @@
             <w:fldChar w:fldCharType="begin"/>
           </w:r>
           <w:r>
-            <w:instrText xml:space="preserve"> PAGEREF _Toc15882 \h </w:instrText>
-          </w:r>
-          <w:r>
-            <w:fldChar w:fldCharType="separate"/>
-          </w:r>
-          <w:r>
-            <w:t>14</w:t>
+            <w:instrText xml:space="preserve"> PAGEREF _Toc16228 \h </w:instrText>
+          </w:r>
+          <w:r>
+            <w:fldChar w:fldCharType="separate"/>
+          </w:r>
+          <w:r>
+            <w:t>16</w:t>
           </w:r>
           <w:r>
             <w:fldChar w:fldCharType="end"/>
@@ -2792,7 +2911,7 @@
         </w:p>
         <w:p>
           <w:pPr>
-            <w:pStyle w:val="6"/>
+            <w:pStyle w:val="10"/>
             <w:tabs>
               <w:tab w:val="right" w:leader="dot" w:pos="8306"/>
             </w:tabs>
@@ -2812,7 +2931,7 @@
               <w:szCs w:val="24"/>
               <w:lang w:val="en-US" w:eastAsia="en-US" w:bidi="ar-SA"/>
             </w:rPr>
-            <w:instrText xml:space="preserve"> HYPERLINK \l _Toc9404 </w:instrText>
+            <w:instrText xml:space="preserve"> HYPERLINK \l _Toc26275 </w:instrText>
           </w:r>
           <w:r>
             <w:rPr>
@@ -2837,13 +2956,13 @@
             <w:fldChar w:fldCharType="begin"/>
           </w:r>
           <w:r>
-            <w:instrText xml:space="preserve"> PAGEREF _Toc9404 \h </w:instrText>
-          </w:r>
-          <w:r>
-            <w:fldChar w:fldCharType="separate"/>
-          </w:r>
-          <w:r>
-            <w:t>14</w:t>
+            <w:instrText xml:space="preserve"> PAGEREF _Toc26275 \h </w:instrText>
+          </w:r>
+          <w:r>
+            <w:fldChar w:fldCharType="separate"/>
+          </w:r>
+          <w:r>
+            <w:t>16</w:t>
           </w:r>
           <w:r>
             <w:fldChar w:fldCharType="end"/>
@@ -2860,15 +2979,74 @@
         </w:p>
         <w:p>
           <w:pPr>
-            <w:pStyle w:val="6"/>
+            <w:pStyle w:val="10"/>
             <w:tabs>
               <w:tab w:val="right" w:leader="dot" w:pos="8306"/>
             </w:tabs>
           </w:pPr>
+          <w:r>
+            <w:rPr>
+              <w:rFonts w:hint="default" w:ascii="Times New Roman" w:hAnsi="Times New Roman" w:eastAsia="SimSun" w:cstheme="minorBidi"/>
+              <w:color w:val="0000FF"/>
+              <w:szCs w:val="24"/>
+              <w:lang w:val="en-US" w:eastAsia="en-US" w:bidi="ar-SA"/>
+            </w:rPr>
+            <w:fldChar w:fldCharType="begin"/>
+          </w:r>
+          <w:r>
+            <w:rPr>
+              <w:rFonts w:hint="default" w:ascii="Times New Roman" w:hAnsi="Times New Roman" w:eastAsia="SimSun" w:cstheme="minorBidi"/>
+              <w:szCs w:val="24"/>
+              <w:lang w:val="en-US" w:eastAsia="en-US" w:bidi="ar-SA"/>
+            </w:rPr>
+            <w:instrText xml:space="preserve"> HYPERLINK \l _Toc28801 </w:instrText>
+          </w:r>
+          <w:r>
+            <w:rPr>
+              <w:rFonts w:hint="default" w:ascii="Times New Roman" w:hAnsi="Times New Roman" w:eastAsia="SimSun" w:cstheme="minorBidi"/>
+              <w:szCs w:val="24"/>
+              <w:lang w:val="en-US" w:eastAsia="en-US" w:bidi="ar-SA"/>
+            </w:rPr>
+            <w:fldChar w:fldCharType="separate"/>
+          </w:r>
+          <w:r>
+            <w:rPr>
+              <w:rFonts w:hint="default" w:ascii="Times New Roman" w:hAnsi="Times New Roman" w:eastAsia="SimSun" w:cs="Times New Roman"/>
+              <w:szCs w:val="24"/>
+            </w:rPr>
+            <w:t>AES-256-CBC encrypts data in 16-byte blocks using a derived key, IV, and PKCS7 padding. Key security is critical — PBKDF2 with SHA256 and 100,000 iterations prevents brute force attacks. Screenshots demonstrate key generation, encryption, file encryption, and decryption. The main challenge was understanding CBC mode chaining and correctly handling padding during decryption.</w:t>
+          </w:r>
+          <w:r>
+            <w:tab/>
+          </w:r>
+          <w:r>
+            <w:fldChar w:fldCharType="begin"/>
+          </w:r>
+          <w:r>
+            <w:instrText xml:space="preserve"> PAGEREF _Toc28801 \h </w:instrText>
+          </w:r>
+          <w:r>
+            <w:fldChar w:fldCharType="separate"/>
+          </w:r>
+          <w:r>
+            <w:t>16</w:t>
+          </w:r>
+          <w:r>
+            <w:fldChar w:fldCharType="end"/>
+          </w:r>
+          <w:r>
+            <w:rPr>
+              <w:rFonts w:hint="default" w:ascii="Times New Roman" w:hAnsi="Times New Roman" w:eastAsia="SimSun" w:cstheme="minorBidi"/>
+              <w:color w:val="0000FF"/>
+              <w:szCs w:val="24"/>
+              <w:lang w:val="en-US" w:eastAsia="en-US" w:bidi="ar-SA"/>
+            </w:rPr>
+            <w:fldChar w:fldCharType="end"/>
+          </w:r>
         </w:p>
         <w:p>
           <w:pPr>
-            <w:pStyle w:val="5"/>
+            <w:pStyle w:val="8"/>
             <w:tabs>
               <w:tab w:val="right" w:leader="dot" w:pos="8306"/>
             </w:tabs>
@@ -2888,7 +3066,7 @@
               <w:szCs w:val="24"/>
               <w:lang w:val="en-US" w:eastAsia="en-US" w:bidi="ar-SA"/>
             </w:rPr>
-            <w:instrText xml:space="preserve"> HYPERLINK \l _Toc834 </w:instrText>
+            <w:instrText xml:space="preserve"> HYPERLINK \l _Toc12042 </w:instrText>
           </w:r>
           <w:r>
             <w:rPr>
@@ -2914,13 +3092,13 @@
             <w:fldChar w:fldCharType="begin"/>
           </w:r>
           <w:r>
-            <w:instrText xml:space="preserve"> PAGEREF _Toc834 \h </w:instrText>
-          </w:r>
-          <w:r>
-            <w:fldChar w:fldCharType="separate"/>
-          </w:r>
-          <w:r>
-            <w:t>14</w:t>
+            <w:instrText xml:space="preserve"> PAGEREF _Toc12042 \h </w:instrText>
+          </w:r>
+          <w:r>
+            <w:fldChar w:fldCharType="separate"/>
+          </w:r>
+          <w:r>
+            <w:t>16</w:t>
           </w:r>
           <w:r>
             <w:fldChar w:fldCharType="end"/>
@@ -2937,7 +3115,7 @@
         </w:p>
         <w:p>
           <w:pPr>
-            <w:pStyle w:val="7"/>
+            <w:pStyle w:val="9"/>
             <w:tabs>
               <w:tab w:val="right" w:leader="dot" w:pos="8306"/>
             </w:tabs>
@@ -2957,7 +3135,7 @@
               <w:szCs w:val="24"/>
               <w:lang w:val="en-US" w:eastAsia="en-US" w:bidi="ar-SA"/>
             </w:rPr>
-            <w:instrText xml:space="preserve"> HYPERLINK \l _Toc16561 </w:instrText>
+            <w:instrText xml:space="preserve"> HYPERLINK \l _Toc3640 </w:instrText>
           </w:r>
           <w:r>
             <w:rPr>
@@ -2976,19 +3154,28 @@
             <w:t>Title</w:t>
           </w:r>
           <w:r>
+            <w:rPr>
+              <w:rFonts w:hint="default" w:ascii="Times New Roman" w:hAnsi="Times New Roman" w:eastAsia="Times New Roman" w:cs="Times New Roman"/>
+              <w:bCs/>
+              <w:szCs w:val="36"/>
+              <w:lang w:val="en-US"/>
+            </w:rPr>
+            <w:t>:</w:t>
+          </w:r>
+          <w:r>
             <w:tab/>
           </w:r>
           <w:r>
             <w:fldChar w:fldCharType="begin"/>
           </w:r>
           <w:r>
-            <w:instrText xml:space="preserve"> PAGEREF _Toc16561 \h </w:instrText>
-          </w:r>
-          <w:r>
-            <w:fldChar w:fldCharType="separate"/>
-          </w:r>
-          <w:r>
-            <w:t>14</w:t>
+            <w:instrText xml:space="preserve"> PAGEREF _Toc3640 \h </w:instrText>
+          </w:r>
+          <w:r>
+            <w:fldChar w:fldCharType="separate"/>
+          </w:r>
+          <w:r>
+            <w:t>16</w:t>
           </w:r>
           <w:r>
             <w:fldChar w:fldCharType="end"/>
@@ -3005,7 +3192,7 @@
         </w:p>
         <w:p>
           <w:pPr>
-            <w:pStyle w:val="6"/>
+            <w:pStyle w:val="10"/>
             <w:tabs>
               <w:tab w:val="right" w:leader="dot" w:pos="8306"/>
             </w:tabs>
@@ -3025,7 +3212,7 @@
               <w:szCs w:val="24"/>
               <w:lang w:val="en-US" w:eastAsia="en-US" w:bidi="ar-SA"/>
             </w:rPr>
-            <w:instrText xml:space="preserve"> HYPERLINK \l _Toc24484 </w:instrText>
+            <w:instrText xml:space="preserve"> HYPERLINK \l _Toc21183 </w:instrText>
           </w:r>
           <w:r>
             <w:rPr>
@@ -3050,13 +3237,13 @@
             <w:fldChar w:fldCharType="begin"/>
           </w:r>
           <w:r>
-            <w:instrText xml:space="preserve"> PAGEREF _Toc24484 \h </w:instrText>
-          </w:r>
-          <w:r>
-            <w:fldChar w:fldCharType="separate"/>
-          </w:r>
-          <w:r>
-            <w:t>15</w:t>
+            <w:instrText xml:space="preserve"> PAGEREF _Toc21183 \h </w:instrText>
+          </w:r>
+          <w:r>
+            <w:fldChar w:fldCharType="separate"/>
+          </w:r>
+          <w:r>
+            <w:t>17</w:t>
           </w:r>
           <w:r>
             <w:fldChar w:fldCharType="end"/>
@@ -3073,7 +3260,7 @@
         </w:p>
         <w:p>
           <w:pPr>
-            <w:pStyle w:val="6"/>
+            <w:pStyle w:val="10"/>
             <w:tabs>
               <w:tab w:val="right" w:leader="dot" w:pos="8306"/>
             </w:tabs>
@@ -3093,7 +3280,7 @@
               <w:szCs w:val="24"/>
               <w:lang w:val="en-US" w:eastAsia="en-US" w:bidi="ar-SA"/>
             </w:rPr>
-            <w:instrText xml:space="preserve"> HYPERLINK \l _Toc7932 </w:instrText>
+            <w:instrText xml:space="preserve"> HYPERLINK \l _Toc1956 </w:instrText>
           </w:r>
           <w:r>
             <w:rPr>
@@ -3118,13 +3305,13 @@
             <w:fldChar w:fldCharType="begin"/>
           </w:r>
           <w:r>
-            <w:instrText xml:space="preserve"> PAGEREF _Toc7932 \h </w:instrText>
-          </w:r>
-          <w:r>
-            <w:fldChar w:fldCharType="separate"/>
-          </w:r>
-          <w:r>
-            <w:t>15</w:t>
+            <w:instrText xml:space="preserve"> PAGEREF _Toc1956 \h </w:instrText>
+          </w:r>
+          <w:r>
+            <w:fldChar w:fldCharType="separate"/>
+          </w:r>
+          <w:r>
+            <w:t>17</w:t>
           </w:r>
           <w:r>
             <w:fldChar w:fldCharType="end"/>
@@ -3141,7 +3328,7 @@
         </w:p>
         <w:p>
           <w:pPr>
-            <w:pStyle w:val="6"/>
+            <w:pStyle w:val="10"/>
             <w:tabs>
               <w:tab w:val="right" w:leader="dot" w:pos="8306"/>
             </w:tabs>
@@ -3161,7 +3348,7 @@
               <w:szCs w:val="24"/>
               <w:lang w:val="en-US" w:eastAsia="en-US" w:bidi="ar-SA"/>
             </w:rPr>
-            <w:instrText xml:space="preserve"> HYPERLINK \l _Toc26257 </w:instrText>
+            <w:instrText xml:space="preserve"> HYPERLINK \l _Toc10106 </w:instrText>
           </w:r>
           <w:r>
             <w:rPr>
@@ -3186,13 +3373,13 @@
             <w:fldChar w:fldCharType="begin"/>
           </w:r>
           <w:r>
-            <w:instrText xml:space="preserve"> PAGEREF _Toc26257 \h </w:instrText>
-          </w:r>
-          <w:r>
-            <w:fldChar w:fldCharType="separate"/>
-          </w:r>
-          <w:r>
-            <w:t>15</w:t>
+            <w:instrText xml:space="preserve"> PAGEREF _Toc10106 \h </w:instrText>
+          </w:r>
+          <w:r>
+            <w:fldChar w:fldCharType="separate"/>
+          </w:r>
+          <w:r>
+            <w:t>17</w:t>
           </w:r>
           <w:r>
             <w:fldChar w:fldCharType="end"/>
@@ -3209,7 +3396,7 @@
         </w:p>
         <w:p>
           <w:pPr>
-            <w:pStyle w:val="6"/>
+            <w:pStyle w:val="10"/>
             <w:tabs>
               <w:tab w:val="right" w:leader="dot" w:pos="8306"/>
             </w:tabs>
@@ -3229,7 +3416,7 @@
               <w:szCs w:val="24"/>
               <w:lang w:val="en-US" w:eastAsia="en-US" w:bidi="ar-SA"/>
             </w:rPr>
-            <w:instrText xml:space="preserve"> HYPERLINK \l _Toc12393 </w:instrText>
+            <w:instrText xml:space="preserve"> HYPERLINK \l _Toc31384 </w:instrText>
           </w:r>
           <w:r>
             <w:rPr>
@@ -3254,13 +3441,13 @@
             <w:fldChar w:fldCharType="begin"/>
           </w:r>
           <w:r>
-            <w:instrText xml:space="preserve"> PAGEREF _Toc12393 \h </w:instrText>
-          </w:r>
-          <w:r>
-            <w:fldChar w:fldCharType="separate"/>
-          </w:r>
-          <w:r>
-            <w:t>16</w:t>
+            <w:instrText xml:space="preserve"> PAGEREF _Toc31384 \h </w:instrText>
+          </w:r>
+          <w:r>
+            <w:fldChar w:fldCharType="separate"/>
+          </w:r>
+          <w:r>
+            <w:t>18</w:t>
           </w:r>
           <w:r>
             <w:fldChar w:fldCharType="end"/>
@@ -3277,7 +3464,7 @@
         </w:p>
         <w:p>
           <w:pPr>
-            <w:pStyle w:val="6"/>
+            <w:pStyle w:val="10"/>
             <w:tabs>
               <w:tab w:val="right" w:leader="dot" w:pos="8306"/>
             </w:tabs>
@@ -3297,7 +3484,7 @@
               <w:szCs w:val="24"/>
               <w:lang w:val="en-US" w:eastAsia="en-US" w:bidi="ar-SA"/>
             </w:rPr>
-            <w:instrText xml:space="preserve"> HYPERLINK \l _Toc7371 </w:instrText>
+            <w:instrText xml:space="preserve"> HYPERLINK \l _Toc24274 </w:instrText>
           </w:r>
           <w:r>
             <w:rPr>
@@ -3322,13 +3509,13 @@
             <w:fldChar w:fldCharType="begin"/>
           </w:r>
           <w:r>
-            <w:instrText xml:space="preserve"> PAGEREF _Toc7371 \h </w:instrText>
-          </w:r>
-          <w:r>
-            <w:fldChar w:fldCharType="separate"/>
-          </w:r>
-          <w:r>
-            <w:t>16</w:t>
+            <w:instrText xml:space="preserve"> PAGEREF _Toc24274 \h </w:instrText>
+          </w:r>
+          <w:r>
+            <w:fldChar w:fldCharType="separate"/>
+          </w:r>
+          <w:r>
+            <w:t>18</w:t>
           </w:r>
           <w:r>
             <w:fldChar w:fldCharType="end"/>
@@ -3345,7 +3532,7 @@
         </w:p>
         <w:p>
           <w:pPr>
-            <w:pStyle w:val="6"/>
+            <w:pStyle w:val="10"/>
             <w:tabs>
               <w:tab w:val="right" w:leader="dot" w:pos="8306"/>
             </w:tabs>
@@ -3365,7 +3552,7 @@
               <w:szCs w:val="24"/>
               <w:lang w:val="en-US" w:eastAsia="en-US" w:bidi="ar-SA"/>
             </w:rPr>
-            <w:instrText xml:space="preserve"> HYPERLINK \l _Toc14037 </w:instrText>
+            <w:instrText xml:space="preserve"> HYPERLINK \l _Toc31000 </w:instrText>
           </w:r>
           <w:r>
             <w:rPr>
@@ -3381,14 +3568,757 @@
               <w:bCs/>
               <w:szCs w:val="36"/>
             </w:rPr>
+            <w:t xml:space="preserve">Student Reflection </w:t>
+          </w:r>
+          <w:r>
+            <w:rPr>
+              <w:rFonts w:hint="default" w:ascii="Times New Roman" w:hAnsi="Times New Roman" w:eastAsia="SimSun" w:cs="Times New Roman"/>
+              <w:szCs w:val="24"/>
+            </w:rPr>
+            <w:t>Unlike symmetric AES which uses one shared key, RSA uses a public key to encrypt and a private key to decrypt, eliminating key sharing risks. Screenshots demonstrate key generation, encryption, decryption, and secure message transmission. RSA's security relies on prime factorization difficulty. Testing confirmed all messages were correctly encrypted and recovered.</w:t>
+          </w:r>
+          <w:r>
+            <w:tab/>
+          </w:r>
+          <w:r>
+            <w:fldChar w:fldCharType="begin"/>
+          </w:r>
+          <w:r>
+            <w:instrText xml:space="preserve"> PAGEREF _Toc31000 \h </w:instrText>
+          </w:r>
+          <w:r>
+            <w:fldChar w:fldCharType="separate"/>
+          </w:r>
+          <w:r>
+            <w:t>18</w:t>
+          </w:r>
+          <w:r>
+            <w:fldChar w:fldCharType="end"/>
+          </w:r>
+          <w:r>
+            <w:rPr>
+              <w:rFonts w:hint="default" w:ascii="Times New Roman" w:hAnsi="Times New Roman" w:eastAsia="SimSun" w:cstheme="minorBidi"/>
+              <w:color w:val="0000FF"/>
+              <w:szCs w:val="24"/>
+              <w:lang w:val="en-US" w:eastAsia="en-US" w:bidi="ar-SA"/>
+            </w:rPr>
+            <w:fldChar w:fldCharType="end"/>
+          </w:r>
+        </w:p>
+        <w:p>
+          <w:pPr>
+            <w:pStyle w:val="8"/>
+            <w:tabs>
+              <w:tab w:val="right" w:leader="dot" w:pos="8306"/>
+            </w:tabs>
+          </w:pPr>
+          <w:r>
+            <w:rPr>
+              <w:rFonts w:hint="default" w:ascii="Times New Roman" w:hAnsi="Times New Roman" w:eastAsia="SimSun" w:cstheme="minorBidi"/>
+              <w:color w:val="0000FF"/>
+              <w:szCs w:val="24"/>
+              <w:lang w:val="en-US" w:eastAsia="en-US" w:bidi="ar-SA"/>
+            </w:rPr>
+            <w:fldChar w:fldCharType="begin"/>
+          </w:r>
+          <w:r>
+            <w:rPr>
+              <w:rFonts w:hint="default" w:ascii="Times New Roman" w:hAnsi="Times New Roman" w:eastAsia="SimSun" w:cstheme="minorBidi"/>
+              <w:szCs w:val="24"/>
+              <w:lang w:val="en-US" w:eastAsia="en-US" w:bidi="ar-SA"/>
+            </w:rPr>
+            <w:instrText xml:space="preserve"> HYPERLINK \l _Toc30299 </w:instrText>
+          </w:r>
+          <w:r>
+            <w:rPr>
+              <w:rFonts w:hint="default" w:ascii="Times New Roman" w:hAnsi="Times New Roman" w:eastAsia="SimSun" w:cstheme="minorBidi"/>
+              <w:szCs w:val="24"/>
+              <w:lang w:val="en-US" w:eastAsia="en-US" w:bidi="ar-SA"/>
+            </w:rPr>
+            <w:fldChar w:fldCharType="separate"/>
+          </w:r>
+          <w:r>
+            <w:rPr>
+              <w:rFonts w:hint="default" w:ascii="Times New Roman" w:hAnsi="Times New Roman" w:cs="Times New Roman"/>
+              <w:lang w:val="en-US"/>
+            </w:rPr>
+            <w:t xml:space="preserve">Week 6: </w:t>
+          </w:r>
+          <w:r>
+            <w:rPr>
+              <w:rFonts w:hint="default" w:ascii="Times New Roman" w:hAnsi="Times New Roman" w:eastAsia="Times New Roman" w:cs="Times New Roman"/>
+              <w:bCs/>
+              <w:kern w:val="36"/>
+              <w:szCs w:val="48"/>
+            </w:rPr>
+            <w:t>Symmetric Ciphers II – Substitution-Permutation Networks (SPN), S-Boxes and Non-Linearity</w:t>
+          </w:r>
+          <w:r>
+            <w:tab/>
+          </w:r>
+          <w:r>
+            <w:fldChar w:fldCharType="begin"/>
+          </w:r>
+          <w:r>
+            <w:instrText xml:space="preserve"> PAGEREF _Toc30299 \h </w:instrText>
+          </w:r>
+          <w:r>
+            <w:fldChar w:fldCharType="separate"/>
+          </w:r>
+          <w:r>
+            <w:t>19</w:t>
+          </w:r>
+          <w:r>
+            <w:fldChar w:fldCharType="end"/>
+          </w:r>
+          <w:r>
+            <w:rPr>
+              <w:rFonts w:hint="default" w:ascii="Times New Roman" w:hAnsi="Times New Roman" w:eastAsia="SimSun" w:cstheme="minorBidi"/>
+              <w:color w:val="0000FF"/>
+              <w:szCs w:val="24"/>
+              <w:lang w:val="en-US" w:eastAsia="en-US" w:bidi="ar-SA"/>
+            </w:rPr>
+            <w:fldChar w:fldCharType="end"/>
+          </w:r>
+        </w:p>
+        <w:p>
+          <w:pPr>
+            <w:pStyle w:val="9"/>
+            <w:tabs>
+              <w:tab w:val="right" w:leader="dot" w:pos="8306"/>
+            </w:tabs>
+          </w:pPr>
+          <w:r>
+            <w:rPr>
+              <w:rFonts w:hint="default" w:ascii="Times New Roman" w:hAnsi="Times New Roman" w:eastAsia="SimSun" w:cstheme="minorBidi"/>
+              <w:color w:val="0000FF"/>
+              <w:szCs w:val="24"/>
+              <w:lang w:val="en-US" w:eastAsia="en-US" w:bidi="ar-SA"/>
+            </w:rPr>
+            <w:fldChar w:fldCharType="begin"/>
+          </w:r>
+          <w:r>
+            <w:rPr>
+              <w:rFonts w:hint="default" w:ascii="Times New Roman" w:hAnsi="Times New Roman" w:eastAsia="SimSun" w:cstheme="minorBidi"/>
+              <w:szCs w:val="24"/>
+              <w:lang w:val="en-US" w:eastAsia="en-US" w:bidi="ar-SA"/>
+            </w:rPr>
+            <w:instrText xml:space="preserve"> HYPERLINK \l _Toc30592 </w:instrText>
+          </w:r>
+          <w:r>
+            <w:rPr>
+              <w:rFonts w:hint="default" w:ascii="Times New Roman" w:hAnsi="Times New Roman" w:eastAsia="SimSun" w:cstheme="minorBidi"/>
+              <w:szCs w:val="24"/>
+              <w:lang w:val="en-US" w:eastAsia="en-US" w:bidi="ar-SA"/>
+            </w:rPr>
+            <w:fldChar w:fldCharType="separate"/>
+          </w:r>
+          <w:r>
+            <w:rPr>
+              <w:rFonts w:hint="default" w:ascii="Times New Roman" w:hAnsi="Times New Roman" w:cs="Times New Roman"/>
+              <w:lang w:val="en-US"/>
+            </w:rPr>
+            <w:t xml:space="preserve">Fig 6.1 : </w:t>
+          </w:r>
+          <w:r>
+            <w:rPr>
+              <w:rFonts w:hint="default" w:ascii="Times New Roman" w:hAnsi="Times New Roman" w:eastAsia="SimSun" w:cs="Times New Roman"/>
+              <w:szCs w:val="24"/>
+            </w:rPr>
+            <w:t>S-Box lookup table</w:t>
+          </w:r>
+          <w:r>
+            <w:tab/>
+          </w:r>
+          <w:r>
+            <w:fldChar w:fldCharType="begin"/>
+          </w:r>
+          <w:r>
+            <w:instrText xml:space="preserve"> PAGEREF _Toc30592 \h </w:instrText>
+          </w:r>
+          <w:r>
+            <w:fldChar w:fldCharType="separate"/>
+          </w:r>
+          <w:r>
+            <w:t>19</w:t>
+          </w:r>
+          <w:r>
+            <w:fldChar w:fldCharType="end"/>
+          </w:r>
+          <w:r>
+            <w:rPr>
+              <w:rFonts w:hint="default" w:ascii="Times New Roman" w:hAnsi="Times New Roman" w:eastAsia="SimSun" w:cstheme="minorBidi"/>
+              <w:color w:val="0000FF"/>
+              <w:szCs w:val="24"/>
+              <w:lang w:val="en-US" w:eastAsia="en-US" w:bidi="ar-SA"/>
+            </w:rPr>
+            <w:fldChar w:fldCharType="end"/>
+          </w:r>
+        </w:p>
+        <w:p>
+          <w:pPr>
+            <w:pStyle w:val="9"/>
+            <w:tabs>
+              <w:tab w:val="right" w:leader="dot" w:pos="8306"/>
+            </w:tabs>
+          </w:pPr>
+          <w:r>
+            <w:rPr>
+              <w:rFonts w:hint="default" w:ascii="Times New Roman" w:hAnsi="Times New Roman" w:eastAsia="SimSun" w:cstheme="minorBidi"/>
+              <w:color w:val="0000FF"/>
+              <w:szCs w:val="24"/>
+              <w:lang w:val="en-US" w:eastAsia="en-US" w:bidi="ar-SA"/>
+            </w:rPr>
+            <w:fldChar w:fldCharType="begin"/>
+          </w:r>
+          <w:r>
+            <w:rPr>
+              <w:rFonts w:hint="default" w:ascii="Times New Roman" w:hAnsi="Times New Roman" w:eastAsia="SimSun" w:cstheme="minorBidi"/>
+              <w:szCs w:val="24"/>
+              <w:lang w:val="en-US" w:eastAsia="en-US" w:bidi="ar-SA"/>
+            </w:rPr>
+            <w:instrText xml:space="preserve"> HYPERLINK \l _Toc12722 </w:instrText>
+          </w:r>
+          <w:r>
+            <w:rPr>
+              <w:rFonts w:hint="default" w:ascii="Times New Roman" w:hAnsi="Times New Roman" w:eastAsia="SimSun" w:cstheme="minorBidi"/>
+              <w:szCs w:val="24"/>
+              <w:lang w:val="en-US" w:eastAsia="en-US" w:bidi="ar-SA"/>
+            </w:rPr>
+            <w:fldChar w:fldCharType="separate"/>
+          </w:r>
+          <w:r>
+            <w:rPr>
+              <w:rFonts w:hint="default" w:ascii="Times New Roman" w:hAnsi="Times New Roman" w:cs="Times New Roman"/>
+              <w:lang w:val="en-US"/>
+            </w:rPr>
+            <w:t xml:space="preserve">Fig 6.2 : </w:t>
+          </w:r>
+          <w:r>
+            <w:rPr>
+              <w:rFonts w:hint="default" w:ascii="Times New Roman" w:hAnsi="Times New Roman" w:eastAsia="SimSun" w:cs="Times New Roman"/>
+              <w:szCs w:val="24"/>
+            </w:rPr>
+            <w:t>Encryption rounds</w:t>
+          </w:r>
+          <w:r>
+            <w:tab/>
+          </w:r>
+          <w:r>
+            <w:fldChar w:fldCharType="begin"/>
+          </w:r>
+          <w:r>
+            <w:instrText xml:space="preserve"> PAGEREF _Toc12722 \h </w:instrText>
+          </w:r>
+          <w:r>
+            <w:fldChar w:fldCharType="separate"/>
+          </w:r>
+          <w:r>
+            <w:t>20</w:t>
+          </w:r>
+          <w:r>
+            <w:fldChar w:fldCharType="end"/>
+          </w:r>
+          <w:r>
+            <w:rPr>
+              <w:rFonts w:hint="default" w:ascii="Times New Roman" w:hAnsi="Times New Roman" w:eastAsia="SimSun" w:cstheme="minorBidi"/>
+              <w:color w:val="0000FF"/>
+              <w:szCs w:val="24"/>
+              <w:lang w:val="en-US" w:eastAsia="en-US" w:bidi="ar-SA"/>
+            </w:rPr>
+            <w:fldChar w:fldCharType="end"/>
+          </w:r>
+        </w:p>
+        <w:p>
+          <w:pPr>
+            <w:pStyle w:val="9"/>
+            <w:tabs>
+              <w:tab w:val="right" w:leader="dot" w:pos="8306"/>
+            </w:tabs>
+          </w:pPr>
+          <w:r>
+            <w:rPr>
+              <w:rFonts w:hint="default" w:ascii="Times New Roman" w:hAnsi="Times New Roman" w:eastAsia="SimSun" w:cstheme="minorBidi"/>
+              <w:color w:val="0000FF"/>
+              <w:szCs w:val="24"/>
+              <w:lang w:val="en-US" w:eastAsia="en-US" w:bidi="ar-SA"/>
+            </w:rPr>
+            <w:fldChar w:fldCharType="begin"/>
+          </w:r>
+          <w:r>
+            <w:rPr>
+              <w:rFonts w:hint="default" w:ascii="Times New Roman" w:hAnsi="Times New Roman" w:eastAsia="SimSun" w:cstheme="minorBidi"/>
+              <w:szCs w:val="24"/>
+              <w:lang w:val="en-US" w:eastAsia="en-US" w:bidi="ar-SA"/>
+            </w:rPr>
+            <w:instrText xml:space="preserve"> HYPERLINK \l _Toc4326 </w:instrText>
+          </w:r>
+          <w:r>
+            <w:rPr>
+              <w:rFonts w:hint="default" w:ascii="Times New Roman" w:hAnsi="Times New Roman" w:eastAsia="SimSun" w:cstheme="minorBidi"/>
+              <w:szCs w:val="24"/>
+              <w:lang w:val="en-US" w:eastAsia="en-US" w:bidi="ar-SA"/>
+            </w:rPr>
+            <w:fldChar w:fldCharType="separate"/>
+          </w:r>
+          <w:r>
+            <w:rPr>
+              <w:rFonts w:hint="default" w:ascii="Times New Roman" w:hAnsi="Times New Roman" w:cs="Times New Roman"/>
+              <w:lang w:val="en-US"/>
+            </w:rPr>
+            <w:t xml:space="preserve">Fig 6.3 : </w:t>
+          </w:r>
+          <w:r>
+            <w:rPr>
+              <w:rFonts w:hint="default" w:ascii="Times New Roman" w:hAnsi="Times New Roman" w:eastAsia="SimSun" w:cs="Times New Roman"/>
+              <w:szCs w:val="24"/>
+            </w:rPr>
+            <w:t xml:space="preserve">Decryption rounds </w:t>
+          </w:r>
+          <w:r>
+            <w:tab/>
+          </w:r>
+          <w:r>
+            <w:fldChar w:fldCharType="begin"/>
+          </w:r>
+          <w:r>
+            <w:instrText xml:space="preserve"> PAGEREF _Toc4326 \h </w:instrText>
+          </w:r>
+          <w:r>
+            <w:fldChar w:fldCharType="separate"/>
+          </w:r>
+          <w:r>
+            <w:t>21</w:t>
+          </w:r>
+          <w:r>
+            <w:fldChar w:fldCharType="end"/>
+          </w:r>
+          <w:r>
+            <w:rPr>
+              <w:rFonts w:hint="default" w:ascii="Times New Roman" w:hAnsi="Times New Roman" w:eastAsia="SimSun" w:cstheme="minorBidi"/>
+              <w:color w:val="0000FF"/>
+              <w:szCs w:val="24"/>
+              <w:lang w:val="en-US" w:eastAsia="en-US" w:bidi="ar-SA"/>
+            </w:rPr>
+            <w:fldChar w:fldCharType="end"/>
+          </w:r>
+        </w:p>
+        <w:p>
+          <w:pPr>
+            <w:pStyle w:val="9"/>
+            <w:tabs>
+              <w:tab w:val="right" w:leader="dot" w:pos="8306"/>
+            </w:tabs>
+          </w:pPr>
+          <w:r>
+            <w:rPr>
+              <w:rFonts w:hint="default" w:ascii="Times New Roman" w:hAnsi="Times New Roman" w:eastAsia="SimSun" w:cstheme="minorBidi"/>
+              <w:color w:val="0000FF"/>
+              <w:szCs w:val="24"/>
+              <w:lang w:val="en-US" w:eastAsia="en-US" w:bidi="ar-SA"/>
+            </w:rPr>
+            <w:fldChar w:fldCharType="begin"/>
+          </w:r>
+          <w:r>
+            <w:rPr>
+              <w:rFonts w:hint="default" w:ascii="Times New Roman" w:hAnsi="Times New Roman" w:eastAsia="SimSun" w:cstheme="minorBidi"/>
+              <w:szCs w:val="24"/>
+              <w:lang w:val="en-US" w:eastAsia="en-US" w:bidi="ar-SA"/>
+            </w:rPr>
+            <w:instrText xml:space="preserve"> HYPERLINK \l _Toc13788 </w:instrText>
+          </w:r>
+          <w:r>
+            <w:rPr>
+              <w:rFonts w:hint="default" w:ascii="Times New Roman" w:hAnsi="Times New Roman" w:eastAsia="SimSun" w:cstheme="minorBidi"/>
+              <w:szCs w:val="24"/>
+              <w:lang w:val="en-US" w:eastAsia="en-US" w:bidi="ar-SA"/>
+            </w:rPr>
+            <w:fldChar w:fldCharType="separate"/>
+          </w:r>
+          <w:r>
+            <w:rPr>
+              <w:rFonts w:hint="default" w:ascii="Times New Roman" w:hAnsi="Times New Roman" w:cs="Times New Roman"/>
+              <w:lang w:val="en-US"/>
+            </w:rPr>
+            <w:t xml:space="preserve">Fig 6.4 : </w:t>
+          </w:r>
+          <w:r>
+            <w:rPr>
+              <w:rFonts w:hint="default" w:ascii="Times New Roman" w:hAnsi="Times New Roman" w:eastAsia="SimSun" w:cs="Times New Roman"/>
+              <w:bCs/>
+              <w:szCs w:val="24"/>
+            </w:rPr>
+            <w:t>Verification result</w:t>
+          </w:r>
+          <w:r>
+            <w:tab/>
+          </w:r>
+          <w:r>
+            <w:fldChar w:fldCharType="begin"/>
+          </w:r>
+          <w:r>
+            <w:instrText xml:space="preserve"> PAGEREF _Toc13788 \h </w:instrText>
+          </w:r>
+          <w:r>
+            <w:fldChar w:fldCharType="separate"/>
+          </w:r>
+          <w:r>
+            <w:t>21</w:t>
+          </w:r>
+          <w:r>
+            <w:fldChar w:fldCharType="end"/>
+          </w:r>
+          <w:r>
+            <w:rPr>
+              <w:rFonts w:hint="default" w:ascii="Times New Roman" w:hAnsi="Times New Roman" w:eastAsia="SimSun" w:cstheme="minorBidi"/>
+              <w:color w:val="0000FF"/>
+              <w:szCs w:val="24"/>
+              <w:lang w:val="en-US" w:eastAsia="en-US" w:bidi="ar-SA"/>
+            </w:rPr>
+            <w:fldChar w:fldCharType="end"/>
+          </w:r>
+        </w:p>
+        <w:p>
+          <w:pPr>
+            <w:pStyle w:val="9"/>
+            <w:tabs>
+              <w:tab w:val="right" w:leader="dot" w:pos="8306"/>
+            </w:tabs>
+          </w:pPr>
+          <w:r>
+            <w:rPr>
+              <w:rFonts w:hint="default" w:ascii="Times New Roman" w:hAnsi="Times New Roman" w:eastAsia="SimSun" w:cstheme="minorBidi"/>
+              <w:color w:val="0000FF"/>
+              <w:szCs w:val="24"/>
+              <w:lang w:val="en-US" w:eastAsia="en-US" w:bidi="ar-SA"/>
+            </w:rPr>
+            <w:fldChar w:fldCharType="begin"/>
+          </w:r>
+          <w:r>
+            <w:rPr>
+              <w:rFonts w:hint="default" w:ascii="Times New Roman" w:hAnsi="Times New Roman" w:eastAsia="SimSun" w:cstheme="minorBidi"/>
+              <w:szCs w:val="24"/>
+              <w:lang w:val="en-US" w:eastAsia="en-US" w:bidi="ar-SA"/>
+            </w:rPr>
+            <w:instrText xml:space="preserve"> HYPERLINK \l _Toc31608 </w:instrText>
+          </w:r>
+          <w:r>
+            <w:rPr>
+              <w:rFonts w:hint="default" w:ascii="Times New Roman" w:hAnsi="Times New Roman" w:eastAsia="SimSun" w:cstheme="minorBidi"/>
+              <w:szCs w:val="24"/>
+              <w:lang w:val="en-US" w:eastAsia="en-US" w:bidi="ar-SA"/>
+            </w:rPr>
+            <w:fldChar w:fldCharType="separate"/>
+          </w:r>
+          <w:r>
+            <w:rPr>
+              <w:rFonts w:hint="default" w:ascii="Times New Roman" w:hAnsi="Times New Roman" w:cs="Times New Roman"/>
+              <w:lang w:val="en-US"/>
+            </w:rPr>
+            <w:t xml:space="preserve">Fig 6.5 : </w:t>
+          </w:r>
+          <w:r>
+            <w:rPr>
+              <w:rFonts w:hint="default" w:ascii="Times New Roman" w:hAnsi="Times New Roman" w:eastAsia="SimSun" w:cs="Times New Roman"/>
+              <w:szCs w:val="24"/>
+            </w:rPr>
+            <w:t>Avalanche effect</w:t>
+          </w:r>
+          <w:r>
+            <w:tab/>
+          </w:r>
+          <w:r>
+            <w:fldChar w:fldCharType="begin"/>
+          </w:r>
+          <w:r>
+            <w:instrText xml:space="preserve"> PAGEREF _Toc31608 \h </w:instrText>
+          </w:r>
+          <w:r>
+            <w:fldChar w:fldCharType="separate"/>
+          </w:r>
+          <w:r>
+            <w:t>22</w:t>
+          </w:r>
+          <w:r>
+            <w:fldChar w:fldCharType="end"/>
+          </w:r>
+          <w:r>
+            <w:rPr>
+              <w:rFonts w:hint="default" w:ascii="Times New Roman" w:hAnsi="Times New Roman" w:eastAsia="SimSun" w:cstheme="minorBidi"/>
+              <w:color w:val="0000FF"/>
+              <w:szCs w:val="24"/>
+              <w:lang w:val="en-US" w:eastAsia="en-US" w:bidi="ar-SA"/>
+            </w:rPr>
+            <w:fldChar w:fldCharType="end"/>
+          </w:r>
+        </w:p>
+        <w:p>
+          <w:pPr>
+            <w:pStyle w:val="9"/>
+            <w:tabs>
+              <w:tab w:val="right" w:leader="dot" w:pos="8306"/>
+            </w:tabs>
+          </w:pPr>
+          <w:r>
+            <w:rPr>
+              <w:rFonts w:hint="default" w:ascii="Times New Roman" w:hAnsi="Times New Roman" w:eastAsia="SimSun" w:cstheme="minorBidi"/>
+              <w:color w:val="0000FF"/>
+              <w:szCs w:val="24"/>
+              <w:lang w:val="en-US" w:eastAsia="en-US" w:bidi="ar-SA"/>
+            </w:rPr>
+            <w:fldChar w:fldCharType="begin"/>
+          </w:r>
+          <w:r>
+            <w:rPr>
+              <w:rFonts w:hint="default" w:ascii="Times New Roman" w:hAnsi="Times New Roman" w:eastAsia="SimSun" w:cstheme="minorBidi"/>
+              <w:szCs w:val="24"/>
+              <w:lang w:val="en-US" w:eastAsia="en-US" w:bidi="ar-SA"/>
+            </w:rPr>
+            <w:instrText xml:space="preserve"> HYPERLINK \l _Toc22687 </w:instrText>
+          </w:r>
+          <w:r>
+            <w:rPr>
+              <w:rFonts w:hint="default" w:ascii="Times New Roman" w:hAnsi="Times New Roman" w:eastAsia="SimSun" w:cstheme="minorBidi"/>
+              <w:szCs w:val="24"/>
+              <w:lang w:val="en-US" w:eastAsia="en-US" w:bidi="ar-SA"/>
+            </w:rPr>
+            <w:fldChar w:fldCharType="separate"/>
+          </w:r>
+          <w:r>
+            <w:rPr>
+              <w:rFonts w:hint="default"/>
+              <w:lang w:val="en-US"/>
+            </w:rPr>
             <w:t>Student Reflection</w:t>
           </w:r>
           <w:r>
+            <w:tab/>
+          </w:r>
+          <w:r>
+            <w:fldChar w:fldCharType="begin"/>
+          </w:r>
+          <w:r>
+            <w:instrText xml:space="preserve"> PAGEREF _Toc22687 \h </w:instrText>
+          </w:r>
+          <w:r>
+            <w:fldChar w:fldCharType="separate"/>
+          </w:r>
+          <w:r>
+            <w:t>22</w:t>
+          </w:r>
+          <w:r>
+            <w:fldChar w:fldCharType="end"/>
+          </w:r>
+          <w:r>
+            <w:rPr>
+              <w:rFonts w:hint="default" w:ascii="Times New Roman" w:hAnsi="Times New Roman" w:eastAsia="SimSun" w:cstheme="minorBidi"/>
+              <w:color w:val="0000FF"/>
+              <w:szCs w:val="24"/>
+              <w:lang w:val="en-US" w:eastAsia="en-US" w:bidi="ar-SA"/>
+            </w:rPr>
+            <w:fldChar w:fldCharType="end"/>
+          </w:r>
+        </w:p>
+        <w:p>
+          <w:pPr>
+            <w:pStyle w:val="8"/>
+            <w:tabs>
+              <w:tab w:val="right" w:leader="dot" w:pos="8306"/>
+            </w:tabs>
+          </w:pPr>
+          <w:r>
+            <w:rPr>
+              <w:rFonts w:hint="default" w:ascii="Times New Roman" w:hAnsi="Times New Roman" w:eastAsia="SimSun" w:cstheme="minorBidi"/>
+              <w:color w:val="0000FF"/>
+              <w:szCs w:val="24"/>
+              <w:lang w:val="en-US" w:eastAsia="en-US" w:bidi="ar-SA"/>
+            </w:rPr>
+            <w:fldChar w:fldCharType="begin"/>
+          </w:r>
+          <w:r>
+            <w:rPr>
+              <w:rFonts w:hint="default" w:ascii="Times New Roman" w:hAnsi="Times New Roman" w:eastAsia="SimSun" w:cstheme="minorBidi"/>
+              <w:szCs w:val="24"/>
+              <w:lang w:val="en-US" w:eastAsia="en-US" w:bidi="ar-SA"/>
+            </w:rPr>
+            <w:instrText xml:space="preserve"> HYPERLINK \l _Toc5350 </w:instrText>
+          </w:r>
+          <w:r>
+            <w:rPr>
+              <w:rFonts w:hint="default" w:ascii="Times New Roman" w:hAnsi="Times New Roman" w:eastAsia="SimSun" w:cstheme="minorBidi"/>
+              <w:szCs w:val="24"/>
+              <w:lang w:val="en-US" w:eastAsia="en-US" w:bidi="ar-SA"/>
+            </w:rPr>
+            <w:fldChar w:fldCharType="separate"/>
+          </w:r>
+          <w:r>
+            <w:drawing>
+              <wp:inline distT="0" distB="0" distL="114300" distR="114300">
+                <wp:extent cx="635" cy="0"/>
+                <wp:effectExtent l="0" t="0" r="0" b="0"/>
+                <wp:docPr id="51" name="Picture 51"/>
+                <wp:cNvGraphicFramePr>
+                  <a:graphicFrameLocks xmlns:a="http://schemas.openxmlformats.org/drawingml/2006/main" noChangeAspect="1"/>
+                </wp:cNvGraphicFramePr>
+                <a:graphic xmlns:a="http://schemas.openxmlformats.org/drawingml/2006/main">
+                  <a:graphicData uri="http://schemas.openxmlformats.org/drawingml/2006/picture">
+                    <pic:pic xmlns:pic="http://schemas.openxmlformats.org/drawingml/2006/picture">
+                      <pic:nvPicPr>
+                        <pic:cNvPr id="51" name="Picture 51"/>
+                        <pic:cNvPicPr>
+                          <a:picLocks noChangeAspect="1"/>
+                        </pic:cNvPicPr>
+                      </pic:nvPicPr>
+                      <pic:blipFill>
+                        <a:blip r:embed="rId7"/>
+                        <a:stretch>
+                          <a:fillRect/>
+                        </a:stretch>
+                      </pic:blipFill>
+                      <pic:spPr>
+                        <a:xfrm>
+                          <a:off x="0" y="0"/>
+                          <a:ext cx="635" cy="0"/>
+                        </a:xfrm>
+                        <a:prstGeom prst="rect">
+                          <a:avLst/>
+                        </a:prstGeom>
+                        <a:noFill/>
+                        <a:ln>
+                          <a:noFill/>
+                        </a:ln>
+                      </pic:spPr>
+                    </pic:pic>
+                  </a:graphicData>
+                </a:graphic>
+              </wp:inline>
+            </w:drawing>
+          </w:r>
+          <w:r>
+            <w:drawing>
+              <wp:inline distT="0" distB="0" distL="114300" distR="114300">
+                <wp:extent cx="635" cy="0"/>
+                <wp:effectExtent l="0" t="0" r="0" b="0"/>
+                <wp:docPr id="52" name="Picture 52"/>
+                <wp:cNvGraphicFramePr>
+                  <a:graphicFrameLocks xmlns:a="http://schemas.openxmlformats.org/drawingml/2006/main" noChangeAspect="1"/>
+                </wp:cNvGraphicFramePr>
+                <a:graphic xmlns:a="http://schemas.openxmlformats.org/drawingml/2006/main">
+                  <a:graphicData uri="http://schemas.openxmlformats.org/drawingml/2006/picture">
+                    <pic:pic xmlns:pic="http://schemas.openxmlformats.org/drawingml/2006/picture">
+                      <pic:nvPicPr>
+                        <pic:cNvPr id="52" name="Picture 52"/>
+                        <pic:cNvPicPr>
+                          <a:picLocks noChangeAspect="1"/>
+                        </pic:cNvPicPr>
+                      </pic:nvPicPr>
+                      <pic:blipFill>
+                        <a:blip r:embed="rId7"/>
+                        <a:stretch>
+                          <a:fillRect/>
+                        </a:stretch>
+                      </pic:blipFill>
+                      <pic:spPr>
+                        <a:xfrm>
+                          <a:off x="0" y="0"/>
+                          <a:ext cx="635" cy="0"/>
+                        </a:xfrm>
+                        <a:prstGeom prst="rect">
+                          <a:avLst/>
+                        </a:prstGeom>
+                        <a:noFill/>
+                        <a:ln>
+                          <a:noFill/>
+                        </a:ln>
+                      </pic:spPr>
+                    </pic:pic>
+                  </a:graphicData>
+                </a:graphic>
+              </wp:inline>
+            </w:drawing>
+          </w:r>
+          <w:r>
+            <w:rPr>
+              <w:rFonts w:ascii="Times New Roman" w:hAnsi="Times New Roman" w:eastAsia="Times New Roman" w:cs="Times New Roman"/>
+              <w:bCs/>
+              <w:kern w:val="36"/>
+              <w:szCs w:val="48"/>
+            </w:rPr>
+            <w:t>Week 7: Block Cipher Cryptanalysis – Algebraic Attacks, Differential Cryptanalysis and Linear Cryptanalysis</w:t>
+          </w:r>
+          <w:r>
+            <w:tab/>
+          </w:r>
+          <w:r>
+            <w:fldChar w:fldCharType="begin"/>
+          </w:r>
+          <w:r>
+            <w:instrText xml:space="preserve"> PAGEREF _Toc5350 \h </w:instrText>
+          </w:r>
+          <w:r>
+            <w:fldChar w:fldCharType="separate"/>
+          </w:r>
+          <w:r>
+            <w:t>22</w:t>
+          </w:r>
+          <w:r>
+            <w:fldChar w:fldCharType="end"/>
+          </w:r>
+          <w:r>
+            <w:rPr>
+              <w:rFonts w:hint="default" w:ascii="Times New Roman" w:hAnsi="Times New Roman" w:eastAsia="SimSun" w:cstheme="minorBidi"/>
+              <w:color w:val="0000FF"/>
+              <w:szCs w:val="24"/>
+              <w:lang w:val="en-US" w:eastAsia="en-US" w:bidi="ar-SA"/>
+            </w:rPr>
+            <w:fldChar w:fldCharType="end"/>
+          </w:r>
+        </w:p>
+        <w:p>
+          <w:pPr>
+            <w:pStyle w:val="9"/>
+            <w:tabs>
+              <w:tab w:val="right" w:leader="dot" w:pos="8306"/>
+            </w:tabs>
+          </w:pPr>
+          <w:r>
+            <w:rPr>
+              <w:rFonts w:hint="default" w:ascii="Times New Roman" w:hAnsi="Times New Roman" w:eastAsia="SimSun" w:cstheme="minorBidi"/>
+              <w:color w:val="0000FF"/>
+              <w:szCs w:val="24"/>
+              <w:lang w:val="en-US" w:eastAsia="en-US" w:bidi="ar-SA"/>
+            </w:rPr>
+            <w:fldChar w:fldCharType="begin"/>
+          </w:r>
+          <w:r>
+            <w:rPr>
+              <w:rFonts w:hint="default" w:ascii="Times New Roman" w:hAnsi="Times New Roman" w:eastAsia="SimSun" w:cstheme="minorBidi"/>
+              <w:szCs w:val="24"/>
+              <w:lang w:val="en-US" w:eastAsia="en-US" w:bidi="ar-SA"/>
+            </w:rPr>
+            <w:instrText xml:space="preserve"> HYPERLINK \l _Toc3019 </w:instrText>
+          </w:r>
+          <w:r>
+            <w:rPr>
+              <w:rFonts w:hint="default" w:ascii="Times New Roman" w:hAnsi="Times New Roman" w:eastAsia="SimSun" w:cstheme="minorBidi"/>
+              <w:szCs w:val="24"/>
+              <w:lang w:val="en-US" w:eastAsia="en-US" w:bidi="ar-SA"/>
+            </w:rPr>
+            <w:fldChar w:fldCharType="separate"/>
+          </w:r>
+          <w:r>
+            <w:rPr>
+              <w:rFonts w:hint="default" w:ascii="Times New Roman" w:hAnsi="Times New Roman" w:cs="Times New Roman"/>
+              <w:lang w:val="en-US"/>
+            </w:rPr>
+            <w:t xml:space="preserve">Fig 7.1 : </w:t>
+          </w:r>
+          <w:r>
             <w:rPr>
               <w:rFonts w:hint="default" w:ascii="Times New Roman" w:hAnsi="Times New Roman" w:eastAsia="SimSun" w:cs="Times New Roman"/>
               <w:szCs w:val="24"/>
             </w:rPr>
-            <w:t>.</w:t>
+            <w:t>Differential analysis showing input diff, output diff, round-by-round propagation</w:t>
           </w:r>
           <w:r>
             <w:tab/>
@@ -3397,13 +4327,376 @@
             <w:fldChar w:fldCharType="begin"/>
           </w:r>
           <w:r>
-            <w:instrText xml:space="preserve"> PAGEREF _Toc14037 \h </w:instrText>
-          </w:r>
-          <w:r>
-            <w:fldChar w:fldCharType="separate"/>
-          </w:r>
-          <w:r>
-            <w:t>16</w:t>
+            <w:instrText xml:space="preserve"> PAGEREF _Toc3019 \h </w:instrText>
+          </w:r>
+          <w:r>
+            <w:fldChar w:fldCharType="separate"/>
+          </w:r>
+          <w:r>
+            <w:t>23</w:t>
+          </w:r>
+          <w:r>
+            <w:fldChar w:fldCharType="end"/>
+          </w:r>
+          <w:r>
+            <w:rPr>
+              <w:rFonts w:hint="default" w:ascii="Times New Roman" w:hAnsi="Times New Roman" w:eastAsia="SimSun" w:cstheme="minorBidi"/>
+              <w:color w:val="0000FF"/>
+              <w:szCs w:val="24"/>
+              <w:lang w:val="en-US" w:eastAsia="en-US" w:bidi="ar-SA"/>
+            </w:rPr>
+            <w:fldChar w:fldCharType="end"/>
+          </w:r>
+        </w:p>
+        <w:p>
+          <w:pPr>
+            <w:pStyle w:val="9"/>
+            <w:tabs>
+              <w:tab w:val="right" w:leader="dot" w:pos="8306"/>
+            </w:tabs>
+          </w:pPr>
+          <w:r>
+            <w:rPr>
+              <w:rFonts w:hint="default" w:ascii="Times New Roman" w:hAnsi="Times New Roman" w:eastAsia="SimSun" w:cstheme="minorBidi"/>
+              <w:color w:val="0000FF"/>
+              <w:szCs w:val="24"/>
+              <w:lang w:val="en-US" w:eastAsia="en-US" w:bidi="ar-SA"/>
+            </w:rPr>
+            <w:fldChar w:fldCharType="begin"/>
+          </w:r>
+          <w:r>
+            <w:rPr>
+              <w:rFonts w:hint="default" w:ascii="Times New Roman" w:hAnsi="Times New Roman" w:eastAsia="SimSun" w:cstheme="minorBidi"/>
+              <w:szCs w:val="24"/>
+              <w:lang w:val="en-US" w:eastAsia="en-US" w:bidi="ar-SA"/>
+            </w:rPr>
+            <w:instrText xml:space="preserve"> HYPERLINK \l _Toc28448 </w:instrText>
+          </w:r>
+          <w:r>
+            <w:rPr>
+              <w:rFonts w:hint="default" w:ascii="Times New Roman" w:hAnsi="Times New Roman" w:eastAsia="SimSun" w:cstheme="minorBidi"/>
+              <w:szCs w:val="24"/>
+              <w:lang w:val="en-US" w:eastAsia="en-US" w:bidi="ar-SA"/>
+            </w:rPr>
+            <w:fldChar w:fldCharType="separate"/>
+          </w:r>
+          <w:r>
+            <w:rPr>
+              <w:rFonts w:hint="default" w:ascii="Times New Roman" w:hAnsi="Times New Roman" w:cs="Times New Roman"/>
+              <w:lang w:val="en-US"/>
+            </w:rPr>
+            <w:t xml:space="preserve">Fig 7.2 : </w:t>
+          </w:r>
+          <w:r>
+            <w:rPr>
+              <w:rFonts w:hint="default" w:ascii="Times New Roman" w:hAnsi="Times New Roman" w:eastAsia="SimSun" w:cs="Times New Roman"/>
+              <w:szCs w:val="24"/>
+            </w:rPr>
+            <w:t>Algebraic attack demo showing key recovery on XOR cipher vs SPN resistance</w:t>
+          </w:r>
+          <w:r>
+            <w:tab/>
+          </w:r>
+          <w:r>
+            <w:fldChar w:fldCharType="begin"/>
+          </w:r>
+          <w:r>
+            <w:instrText xml:space="preserve"> PAGEREF _Toc28448 \h </w:instrText>
+          </w:r>
+          <w:r>
+            <w:fldChar w:fldCharType="separate"/>
+          </w:r>
+          <w:r>
+            <w:t>23</w:t>
+          </w:r>
+          <w:r>
+            <w:fldChar w:fldCharType="end"/>
+          </w:r>
+          <w:r>
+            <w:rPr>
+              <w:rFonts w:hint="default" w:ascii="Times New Roman" w:hAnsi="Times New Roman" w:eastAsia="SimSun" w:cstheme="minorBidi"/>
+              <w:color w:val="0000FF"/>
+              <w:szCs w:val="24"/>
+              <w:lang w:val="en-US" w:eastAsia="en-US" w:bidi="ar-SA"/>
+            </w:rPr>
+            <w:fldChar w:fldCharType="end"/>
+          </w:r>
+        </w:p>
+        <w:p>
+          <w:pPr>
+            <w:pStyle w:val="9"/>
+            <w:tabs>
+              <w:tab w:val="right" w:leader="dot" w:pos="8306"/>
+            </w:tabs>
+          </w:pPr>
+          <w:r>
+            <w:rPr>
+              <w:rFonts w:hint="default" w:ascii="Times New Roman" w:hAnsi="Times New Roman" w:eastAsia="SimSun" w:cstheme="minorBidi"/>
+              <w:color w:val="0000FF"/>
+              <w:szCs w:val="24"/>
+              <w:lang w:val="en-US" w:eastAsia="en-US" w:bidi="ar-SA"/>
+            </w:rPr>
+            <w:fldChar w:fldCharType="begin"/>
+          </w:r>
+          <w:r>
+            <w:rPr>
+              <w:rFonts w:hint="default" w:ascii="Times New Roman" w:hAnsi="Times New Roman" w:eastAsia="SimSun" w:cstheme="minorBidi"/>
+              <w:szCs w:val="24"/>
+              <w:lang w:val="en-US" w:eastAsia="en-US" w:bidi="ar-SA"/>
+            </w:rPr>
+            <w:instrText xml:space="preserve"> HYPERLINK \l _Toc19330 </w:instrText>
+          </w:r>
+          <w:r>
+            <w:rPr>
+              <w:rFonts w:hint="default" w:ascii="Times New Roman" w:hAnsi="Times New Roman" w:eastAsia="SimSun" w:cstheme="minorBidi"/>
+              <w:szCs w:val="24"/>
+              <w:lang w:val="en-US" w:eastAsia="en-US" w:bidi="ar-SA"/>
+            </w:rPr>
+            <w:fldChar w:fldCharType="separate"/>
+          </w:r>
+          <w:r>
+            <w:rPr>
+              <w:rFonts w:hint="default" w:ascii="Times New Roman" w:hAnsi="Times New Roman" w:cs="Times New Roman"/>
+              <w:lang w:val="en-US"/>
+            </w:rPr>
+            <w:t xml:space="preserve">Fig 7.3 : </w:t>
+          </w:r>
+          <w:r>
+            <w:rPr>
+              <w:rFonts w:hint="default" w:ascii="Times New Roman" w:hAnsi="Times New Roman" w:eastAsia="SimSun" w:cs="Times New Roman"/>
+              <w:szCs w:val="24"/>
+            </w:rPr>
+            <w:t>Linear cryptanalysis showing bias = 0.015 → strong resistance</w:t>
+          </w:r>
+          <w:r>
+            <w:tab/>
+          </w:r>
+          <w:r>
+            <w:fldChar w:fldCharType="begin"/>
+          </w:r>
+          <w:r>
+            <w:instrText xml:space="preserve"> PAGEREF _Toc19330 \h </w:instrText>
+          </w:r>
+          <w:r>
+            <w:fldChar w:fldCharType="separate"/>
+          </w:r>
+          <w:r>
+            <w:t>24</w:t>
+          </w:r>
+          <w:r>
+            <w:fldChar w:fldCharType="end"/>
+          </w:r>
+          <w:r>
+            <w:rPr>
+              <w:rFonts w:hint="default" w:ascii="Times New Roman" w:hAnsi="Times New Roman" w:eastAsia="SimSun" w:cstheme="minorBidi"/>
+              <w:color w:val="0000FF"/>
+              <w:szCs w:val="24"/>
+              <w:lang w:val="en-US" w:eastAsia="en-US" w:bidi="ar-SA"/>
+            </w:rPr>
+            <w:fldChar w:fldCharType="end"/>
+          </w:r>
+        </w:p>
+        <w:p>
+          <w:pPr>
+            <w:pStyle w:val="9"/>
+            <w:tabs>
+              <w:tab w:val="right" w:leader="dot" w:pos="8306"/>
+            </w:tabs>
+          </w:pPr>
+          <w:r>
+            <w:rPr>
+              <w:rFonts w:hint="default" w:ascii="Times New Roman" w:hAnsi="Times New Roman" w:eastAsia="SimSun" w:cstheme="minorBidi"/>
+              <w:color w:val="0000FF"/>
+              <w:szCs w:val="24"/>
+              <w:lang w:val="en-US" w:eastAsia="en-US" w:bidi="ar-SA"/>
+            </w:rPr>
+            <w:fldChar w:fldCharType="begin"/>
+          </w:r>
+          <w:r>
+            <w:rPr>
+              <w:rFonts w:hint="default" w:ascii="Times New Roman" w:hAnsi="Times New Roman" w:eastAsia="SimSun" w:cstheme="minorBidi"/>
+              <w:szCs w:val="24"/>
+              <w:lang w:val="en-US" w:eastAsia="en-US" w:bidi="ar-SA"/>
+            </w:rPr>
+            <w:instrText xml:space="preserve"> HYPERLINK \l _Toc18410 </w:instrText>
+          </w:r>
+          <w:r>
+            <w:rPr>
+              <w:rFonts w:hint="default" w:ascii="Times New Roman" w:hAnsi="Times New Roman" w:eastAsia="SimSun" w:cstheme="minorBidi"/>
+              <w:szCs w:val="24"/>
+              <w:lang w:val="en-US" w:eastAsia="en-US" w:bidi="ar-SA"/>
+            </w:rPr>
+            <w:fldChar w:fldCharType="separate"/>
+          </w:r>
+          <w:r>
+            <w:rPr>
+              <w:rFonts w:hint="default" w:ascii="Times New Roman" w:hAnsi="Times New Roman" w:cs="Times New Roman"/>
+              <w:lang w:val="en-US"/>
+            </w:rPr>
+            <w:t xml:space="preserve">Fig 7.4 : </w:t>
+          </w:r>
+          <w:r>
+            <w:rPr>
+              <w:rFonts w:hint="default" w:ascii="Times New Roman" w:hAnsi="Times New Roman" w:eastAsia="SimSun" w:cs="Times New Roman"/>
+              <w:szCs w:val="24"/>
+            </w:rPr>
+            <w:t>Frequency analysis with bar chart and 256 unique ciphertexts</w:t>
+          </w:r>
+          <w:r>
+            <w:tab/>
+          </w:r>
+          <w:r>
+            <w:fldChar w:fldCharType="begin"/>
+          </w:r>
+          <w:r>
+            <w:instrText xml:space="preserve"> PAGEREF _Toc18410 \h </w:instrText>
+          </w:r>
+          <w:r>
+            <w:fldChar w:fldCharType="separate"/>
+          </w:r>
+          <w:r>
+            <w:t>24</w:t>
+          </w:r>
+          <w:r>
+            <w:fldChar w:fldCharType="end"/>
+          </w:r>
+          <w:r>
+            <w:rPr>
+              <w:rFonts w:hint="default" w:ascii="Times New Roman" w:hAnsi="Times New Roman" w:eastAsia="SimSun" w:cstheme="minorBidi"/>
+              <w:color w:val="0000FF"/>
+              <w:szCs w:val="24"/>
+              <w:lang w:val="en-US" w:eastAsia="en-US" w:bidi="ar-SA"/>
+            </w:rPr>
+            <w:fldChar w:fldCharType="end"/>
+          </w:r>
+        </w:p>
+        <w:p>
+          <w:pPr>
+            <w:pStyle w:val="9"/>
+            <w:tabs>
+              <w:tab w:val="right" w:leader="dot" w:pos="8306"/>
+            </w:tabs>
+          </w:pPr>
+          <w:r>
+            <w:rPr>
+              <w:rFonts w:hint="default" w:ascii="Times New Roman" w:hAnsi="Times New Roman" w:eastAsia="SimSun" w:cstheme="minorBidi"/>
+              <w:color w:val="0000FF"/>
+              <w:szCs w:val="24"/>
+              <w:lang w:val="en-US" w:eastAsia="en-US" w:bidi="ar-SA"/>
+            </w:rPr>
+            <w:fldChar w:fldCharType="begin"/>
+          </w:r>
+          <w:r>
+            <w:rPr>
+              <w:rFonts w:hint="default" w:ascii="Times New Roman" w:hAnsi="Times New Roman" w:eastAsia="SimSun" w:cstheme="minorBidi"/>
+              <w:szCs w:val="24"/>
+              <w:lang w:val="en-US" w:eastAsia="en-US" w:bidi="ar-SA"/>
+            </w:rPr>
+            <w:instrText xml:space="preserve"> HYPERLINK \l _Toc28669 </w:instrText>
+          </w:r>
+          <w:r>
+            <w:rPr>
+              <w:rFonts w:hint="default" w:ascii="Times New Roman" w:hAnsi="Times New Roman" w:eastAsia="SimSun" w:cstheme="minorBidi"/>
+              <w:szCs w:val="24"/>
+              <w:lang w:val="en-US" w:eastAsia="en-US" w:bidi="ar-SA"/>
+            </w:rPr>
+            <w:fldChar w:fldCharType="separate"/>
+          </w:r>
+          <w:r>
+            <w:rPr>
+              <w:rFonts w:hint="default" w:ascii="Times New Roman" w:hAnsi="Times New Roman" w:cs="Times New Roman"/>
+              <w:lang w:val="en-US"/>
+            </w:rPr>
+            <w:t xml:space="preserve">Fig 7.5 : </w:t>
+          </w:r>
+          <w:r>
+            <w:rPr>
+              <w:rFonts w:hint="default" w:ascii="Times New Roman" w:hAnsi="Times New Roman" w:eastAsia="SimSun" w:cs="Times New Roman"/>
+              <w:szCs w:val="24"/>
+            </w:rPr>
+            <w:t>Avalanche test table showing average 8.69/16 bits changed → EXCELLENT</w:t>
+          </w:r>
+          <w:r>
+            <w:tab/>
+          </w:r>
+          <w:r>
+            <w:fldChar w:fldCharType="begin"/>
+          </w:r>
+          <w:r>
+            <w:instrText xml:space="preserve"> PAGEREF _Toc28669 \h </w:instrText>
+          </w:r>
+          <w:r>
+            <w:fldChar w:fldCharType="separate"/>
+          </w:r>
+          <w:r>
+            <w:t>25</w:t>
+          </w:r>
+          <w:r>
+            <w:fldChar w:fldCharType="end"/>
+          </w:r>
+          <w:r>
+            <w:rPr>
+              <w:rFonts w:hint="default" w:ascii="Times New Roman" w:hAnsi="Times New Roman" w:eastAsia="SimSun" w:cstheme="minorBidi"/>
+              <w:color w:val="0000FF"/>
+              <w:szCs w:val="24"/>
+              <w:lang w:val="en-US" w:eastAsia="en-US" w:bidi="ar-SA"/>
+            </w:rPr>
+            <w:fldChar w:fldCharType="end"/>
+          </w:r>
+        </w:p>
+        <w:p>
+          <w:pPr>
+            <w:pStyle w:val="9"/>
+            <w:tabs>
+              <w:tab w:val="right" w:leader="dot" w:pos="8306"/>
+            </w:tabs>
+          </w:pPr>
+          <w:r>
+            <w:rPr>
+              <w:rFonts w:hint="default" w:ascii="Times New Roman" w:hAnsi="Times New Roman" w:eastAsia="SimSun" w:cstheme="minorBidi"/>
+              <w:color w:val="0000FF"/>
+              <w:szCs w:val="24"/>
+              <w:lang w:val="en-US" w:eastAsia="en-US" w:bidi="ar-SA"/>
+            </w:rPr>
+            <w:fldChar w:fldCharType="begin"/>
+          </w:r>
+          <w:r>
+            <w:rPr>
+              <w:rFonts w:hint="default" w:ascii="Times New Roman" w:hAnsi="Times New Roman" w:eastAsia="SimSun" w:cstheme="minorBidi"/>
+              <w:szCs w:val="24"/>
+              <w:lang w:val="en-US" w:eastAsia="en-US" w:bidi="ar-SA"/>
+            </w:rPr>
+            <w:instrText xml:space="preserve"> HYPERLINK \l _Toc27149 </w:instrText>
+          </w:r>
+          <w:r>
+            <w:rPr>
+              <w:rFonts w:hint="default" w:ascii="Times New Roman" w:hAnsi="Times New Roman" w:eastAsia="SimSun" w:cstheme="minorBidi"/>
+              <w:szCs w:val="24"/>
+              <w:lang w:val="en-US" w:eastAsia="en-US" w:bidi="ar-SA"/>
+            </w:rPr>
+            <w:fldChar w:fldCharType="separate"/>
+          </w:r>
+          <w:r>
+            <w:rPr>
+              <w:rFonts w:hint="default" w:ascii="Times New Roman" w:hAnsi="Times New Roman" w:cs="Times New Roman"/>
+              <w:lang w:val="en-US"/>
+            </w:rPr>
+            <w:t>Student Reflection</w:t>
+          </w:r>
+          <w:r>
+            <w:tab/>
+          </w:r>
+          <w:r>
+            <w:fldChar w:fldCharType="begin"/>
+          </w:r>
+          <w:r>
+            <w:instrText xml:space="preserve"> PAGEREF _Toc27149 \h </w:instrText>
+          </w:r>
+          <w:r>
+            <w:fldChar w:fldCharType="separate"/>
+          </w:r>
+          <w:r>
+            <w:t>25</w:t>
           </w:r>
           <w:r>
             <w:fldChar w:fldCharType="end"/>
@@ -3421,6 +4714,7 @@
         <w:p>
           <w:pPr>
             <w:numPr>
+              <w:ilvl w:val="0"/>
               <w:numId w:val="0"/>
             </w:numPr>
             <w:spacing w:before="100" w:beforeAutospacing="1" w:after="100" w:afterAutospacing="1" w:line="240" w:lineRule="auto"/>
@@ -3448,6 +4742,7 @@
     <w:p>
       <w:pPr>
         <w:numPr>
+          <w:ilvl w:val="0"/>
           <w:numId w:val="0"/>
         </w:numPr>
         <w:spacing w:before="100" w:beforeAutospacing="1" w:after="100" w:afterAutospacing="1" w:line="240" w:lineRule="auto"/>
@@ -3495,7 +4790,7 @@
         </w:rPr>
       </w:pPr>
       <w:bookmarkStart w:id="2" w:name="_Toc21506"/>
-      <w:bookmarkStart w:id="3" w:name="_Toc18249"/>
+      <w:bookmarkStart w:id="3" w:name="_Toc10279"/>
       <w:r>
         <w:rPr>
           <w:rFonts w:ascii="Times New Roman" w:hAnsi="Times New Roman" w:eastAsia="Times New Roman" w:cs="Times New Roman"/>
@@ -3523,6 +4818,7 @@
           <w:lang w:val="en-US"/>
         </w:rPr>
       </w:pPr>
+      <w:bookmarkStart w:id="4" w:name="_Toc8036"/>
       <w:r>
         <w:rPr>
           <w:rFonts w:ascii="Times New Roman" w:hAnsi="Times New Roman" w:eastAsia="Times New Roman" w:cs="Times New Roman"/>
@@ -3542,7 +4838,19 @@
           <w:szCs w:val="36"/>
           <w:lang w:val="en-US"/>
         </w:rPr>
-        <w:t xml:space="preserve">: </w:t>
+        <w:t>:</w:t>
+      </w:r>
+      <w:bookmarkEnd w:id="4"/>
+      <w:r>
+        <w:rPr>
+          <w:rFonts w:hint="default" w:ascii="Times New Roman" w:hAnsi="Times New Roman" w:eastAsia="Times New Roman" w:cs="Times New Roman"/>
+          <w:b/>
+          <w:bCs/>
+          <w:sz w:val="36"/>
+          <w:szCs w:val="36"/>
+          <w:lang w:val="en-US"/>
+        </w:rPr>
+        <w:t xml:space="preserve"> </w:t>
       </w:r>
     </w:p>
     <w:p>
@@ -3610,7 +4918,7 @@
                     </pic:cNvPicPr>
                   </pic:nvPicPr>
                   <pic:blipFill>
-                    <a:blip r:embed="rId7"/>
+                    <a:blip r:embed="rId8"/>
                     <a:stretch>
                       <a:fillRect/>
                     </a:stretch>
@@ -3640,7 +4948,7 @@
         <w:spacing w:before="100" w:beforeAutospacing="1" w:after="100" w:afterAutospacing="1" w:line="240" w:lineRule="auto"/>
         <w:outlineLvl w:val="2"/>
       </w:pPr>
-      <w:bookmarkStart w:id="4" w:name="_Toc14261"/>
+      <w:bookmarkStart w:id="5" w:name="_Toc3393"/>
       <w:r>
         <w:rPr>
           <w:rFonts w:ascii="Times New Roman" w:hAnsi="Times New Roman" w:eastAsia="Times New Roman" w:cs="Times New Roman"/>
@@ -3651,7 +4959,7 @@
         </w:rPr>
         <w:t>Fig 2: Installation of Cryptography Libraries</w:t>
       </w:r>
-      <w:bookmarkEnd w:id="4"/>
+      <w:bookmarkEnd w:id="5"/>
     </w:p>
     <w:p>
       <w:r>
@@ -3673,7 +4981,7 @@
                     </pic:cNvPicPr>
                   </pic:nvPicPr>
                   <pic:blipFill>
-                    <a:blip r:embed="rId8"/>
+                    <a:blip r:embed="rId9"/>
                     <a:stretch>
                       <a:fillRect/>
                     </a:stretch>
@@ -3710,7 +5018,7 @@
           <w:szCs w:val="27"/>
         </w:rPr>
       </w:pPr>
-      <w:bookmarkStart w:id="5" w:name="_Toc30537"/>
+      <w:bookmarkStart w:id="6" w:name="_Toc9053"/>
       <w:r>
         <w:rPr>
           <w:rFonts w:ascii="Times New Roman" w:hAnsi="Times New Roman" w:eastAsia="Times New Roman" w:cs="Times New Roman"/>
@@ -3721,7 +5029,7 @@
         </w:rPr>
         <w:t>Fig 3: OpenSSL Installation Test</w:t>
       </w:r>
-      <w:bookmarkEnd w:id="5"/>
+      <w:bookmarkEnd w:id="6"/>
     </w:p>
     <w:p>
       <w:r>
@@ -3743,7 +5051,7 @@
                     </pic:cNvPicPr>
                   </pic:nvPicPr>
                   <pic:blipFill>
-                    <a:blip r:embed="rId9"/>
+                    <a:blip r:embed="rId10"/>
                     <a:stretch>
                       <a:fillRect/>
                     </a:stretch>
@@ -3780,7 +5088,7 @@
           <w:szCs w:val="27"/>
         </w:rPr>
       </w:pPr>
-      <w:bookmarkStart w:id="6" w:name="_Toc4080"/>
+      <w:bookmarkStart w:id="7" w:name="_Toc29341"/>
       <w:r>
         <w:rPr>
           <w:rFonts w:ascii="Times New Roman" w:hAnsi="Times New Roman" w:eastAsia="Times New Roman" w:cs="Times New Roman"/>
@@ -3810,7 +5118,7 @@
                     </pic:cNvPicPr>
                   </pic:nvPicPr>
                   <pic:blipFill>
-                    <a:blip r:embed="rId10"/>
+                    <a:blip r:embed="rId11"/>
                     <a:stretch>
                       <a:fillRect/>
                     </a:stretch>
@@ -3844,7 +5152,7 @@
         </w:rPr>
         <w:t>Fig 5: GitHub Repository Initialization</w:t>
       </w:r>
-      <w:bookmarkEnd w:id="6"/>
+      <w:bookmarkEnd w:id="7"/>
     </w:p>
     <w:p>
       <w:pPr>
@@ -3856,7 +5164,7 @@
           <w:szCs w:val="24"/>
         </w:rPr>
       </w:pPr>
-      <w:bookmarkStart w:id="7" w:name="_Toc25091"/>
+      <w:bookmarkStart w:id="8" w:name="_Toc32276"/>
       <w:r>
         <w:drawing>
           <wp:inline distT="0" distB="0" distL="114300" distR="114300">
@@ -3876,7 +5184,7 @@
                     </pic:cNvPicPr>
                   </pic:nvPicPr>
                   <pic:blipFill>
-                    <a:blip r:embed="rId11"/>
+                    <a:blip r:embed="rId12"/>
                     <a:stretch>
                       <a:fillRect/>
                     </a:stretch>
@@ -3928,7 +5236,7 @@
         </w:rPr>
         <w:t>Learned how to configure a cryptography development environment using Python 3.14, OpenSSL 3.5.3, Flask, and the Cryptography library. Screenshots demonstrate successful tool installations, library setup, and a working Fernet encryption and decryption script. Challenges included resolving Flask PATH errors and a module import typo. All tools are now fully operational.</w:t>
       </w:r>
-      <w:bookmarkEnd w:id="7"/>
+      <w:bookmarkEnd w:id="8"/>
     </w:p>
     <w:p>
       <w:pPr>
@@ -3954,8 +5262,8 @@
           <w:szCs w:val="48"/>
         </w:rPr>
       </w:pPr>
-      <w:bookmarkStart w:id="8" w:name="_Toc21814"/>
-      <w:bookmarkStart w:id="9" w:name="_Toc28963"/>
+      <w:bookmarkStart w:id="9" w:name="_Toc21814"/>
+      <w:bookmarkStart w:id="10" w:name="_Toc9785"/>
       <w:r>
         <w:rPr>
           <w:rFonts w:ascii="Times New Roman" w:hAnsi="Times New Roman" w:eastAsia="Times New Roman" w:cs="Times New Roman"/>
@@ -3967,8 +5275,8 @@
         </w:rPr>
         <w:t>Week 2: Classical Cryptography and Cipher Design</w:t>
       </w:r>
-      <w:bookmarkEnd w:id="8"/>
       <w:bookmarkEnd w:id="9"/>
+      <w:bookmarkEnd w:id="10"/>
     </w:p>
     <w:p>
       <w:pPr>
@@ -3983,7 +5291,7 @@
           <w:lang w:val="en-US"/>
         </w:rPr>
       </w:pPr>
-      <w:bookmarkStart w:id="10" w:name="_Toc26473"/>
+      <w:bookmarkStart w:id="11" w:name="_Toc27551"/>
       <w:r>
         <w:rPr>
           <w:rFonts w:ascii="Times New Roman" w:hAnsi="Times New Roman" w:eastAsia="Times New Roman" w:cs="Times New Roman"/>
@@ -3994,7 +5302,6 @@
         </w:rPr>
         <w:t>Title</w:t>
       </w:r>
-      <w:bookmarkEnd w:id="10"/>
       <w:r>
         <w:rPr>
           <w:rFonts w:hint="default" w:ascii="Times New Roman" w:hAnsi="Times New Roman" w:eastAsia="Times New Roman" w:cs="Times New Roman"/>
@@ -4006,6 +5313,7 @@
         </w:rPr>
         <w:t>:</w:t>
       </w:r>
+      <w:bookmarkEnd w:id="11"/>
     </w:p>
     <w:p>
       <w:pPr>
@@ -4040,7 +5348,7 @@
         <w:spacing w:before="100" w:beforeAutospacing="1" w:after="100" w:afterAutospacing="1" w:line="240" w:lineRule="auto"/>
         <w:outlineLvl w:val="2"/>
       </w:pPr>
-      <w:bookmarkStart w:id="11" w:name="_Toc16024"/>
+      <w:bookmarkStart w:id="12" w:name="_Toc18842"/>
       <w:r>
         <w:rPr>
           <w:rFonts w:ascii="Times New Roman" w:hAnsi="Times New Roman" w:eastAsia="Times New Roman" w:cs="Times New Roman"/>
@@ -4070,7 +5378,7 @@
                     </pic:cNvPicPr>
                   </pic:nvPicPr>
                   <pic:blipFill>
-                    <a:blip r:embed="rId12"/>
+                    <a:blip r:embed="rId13"/>
                     <a:stretch>
                       <a:fillRect/>
                     </a:stretch>
@@ -4094,7 +5402,7 @@
           </wp:inline>
         </w:drawing>
       </w:r>
-      <w:bookmarkEnd w:id="11"/>
+      <w:bookmarkEnd w:id="12"/>
     </w:p>
     <w:p>
       <w:pPr>
@@ -4108,7 +5416,7 @@
           <w:szCs w:val="27"/>
         </w:rPr>
       </w:pPr>
-      <w:bookmarkStart w:id="12" w:name="_Toc23604"/>
+      <w:bookmarkStart w:id="13" w:name="_Toc11794"/>
       <w:r>
         <w:rPr>
           <w:rFonts w:ascii="Times New Roman" w:hAnsi="Times New Roman" w:eastAsia="Times New Roman" w:cs="Times New Roman"/>
@@ -4119,7 +5427,7 @@
         </w:rPr>
         <w:t>Fig 2: Vigenère Cipher Encryption Process</w:t>
       </w:r>
-      <w:bookmarkEnd w:id="12"/>
+      <w:bookmarkEnd w:id="13"/>
     </w:p>
     <w:p>
       <w:pPr>
@@ -4145,7 +5453,7 @@
                     </pic:cNvPicPr>
                   </pic:nvPicPr>
                   <pic:blipFill>
-                    <a:blip r:embed="rId13"/>
+                    <a:blip r:embed="rId14"/>
                     <a:stretch>
                       <a:fillRect/>
                     </a:stretch>
@@ -4182,7 +5490,7 @@
           <w:szCs w:val="27"/>
         </w:rPr>
       </w:pPr>
-      <w:bookmarkStart w:id="13" w:name="_Toc26198"/>
+      <w:bookmarkStart w:id="14" w:name="_Toc10915"/>
       <w:r>
         <w:rPr>
           <w:rFonts w:ascii="Times New Roman" w:hAnsi="Times New Roman" w:eastAsia="Times New Roman" w:cs="Times New Roman"/>
@@ -4193,7 +5501,7 @@
         </w:rPr>
         <w:t>Fig 3: Encryption and Decryption Output</w:t>
       </w:r>
-      <w:bookmarkEnd w:id="13"/>
+      <w:bookmarkEnd w:id="14"/>
     </w:p>
     <w:p>
       <w:pPr>
@@ -4219,7 +5527,7 @@
                     </pic:cNvPicPr>
                   </pic:nvPicPr>
                   <pic:blipFill>
-                    <a:blip r:embed="rId14"/>
+                    <a:blip r:embed="rId15"/>
                     <a:stretch>
                       <a:fillRect/>
                     </a:stretch>
@@ -4249,7 +5557,7 @@
         <w:spacing w:before="100" w:beforeAutospacing="1" w:after="100" w:afterAutospacing="1" w:line="240" w:lineRule="auto"/>
         <w:outlineLvl w:val="2"/>
       </w:pPr>
-      <w:bookmarkStart w:id="14" w:name="_Toc31165"/>
+      <w:bookmarkStart w:id="15" w:name="_Toc1908"/>
       <w:r>
         <w:rPr>
           <w:rFonts w:ascii="Times New Roman" w:hAnsi="Times New Roman" w:eastAsia="Times New Roman" w:cs="Times New Roman"/>
@@ -4279,7 +5587,7 @@
                     </pic:cNvPicPr>
                   </pic:nvPicPr>
                   <pic:blipFill>
-                    <a:blip r:embed="rId15"/>
+                    <a:blip r:embed="rId16"/>
                     <a:stretch>
                       <a:fillRect/>
                     </a:stretch>
@@ -4303,7 +5611,7 @@
           </wp:inline>
         </w:drawing>
       </w:r>
-      <w:bookmarkEnd w:id="14"/>
+      <w:bookmarkEnd w:id="15"/>
     </w:p>
     <w:p>
       <w:pPr>
@@ -4329,7 +5637,7 @@
                     </pic:cNvPicPr>
                   </pic:nvPicPr>
                   <pic:blipFill>
-                    <a:blip r:embed="rId16"/>
+                    <a:blip r:embed="rId17"/>
                     <a:stretch>
                       <a:fillRect/>
                     </a:stretch>
@@ -4366,7 +5674,7 @@
           <w:szCs w:val="27"/>
         </w:rPr>
       </w:pPr>
-      <w:bookmarkStart w:id="15" w:name="_Toc23060"/>
+      <w:bookmarkStart w:id="16" w:name="_Toc18470"/>
       <w:r>
         <w:rPr>
           <w:rFonts w:ascii="Times New Roman" w:hAnsi="Times New Roman" w:eastAsia="Times New Roman" w:cs="Times New Roman"/>
@@ -4377,7 +5685,7 @@
         </w:rPr>
         <w:t>Fig 5: Cipher Testing Results</w:t>
       </w:r>
-      <w:bookmarkEnd w:id="15"/>
+      <w:bookmarkEnd w:id="16"/>
     </w:p>
     <w:p>
       <w:pPr>
@@ -4388,7 +5696,7 @@
           <w:szCs w:val="24"/>
         </w:rPr>
       </w:pPr>
-      <w:bookmarkStart w:id="16" w:name="_Toc6549"/>
+      <w:bookmarkStart w:id="17" w:name="_Toc21650"/>
       <w:r>
         <w:drawing>
           <wp:inline distT="0" distB="0" distL="114300" distR="114300">
@@ -4408,7 +5716,7 @@
                     </pic:cNvPicPr>
                   </pic:nvPicPr>
                   <pic:blipFill>
-                    <a:blip r:embed="rId17"/>
+                    <a:blip r:embed="rId18"/>
                     <a:stretch>
                       <a:fillRect/>
                     </a:stretch>
@@ -4460,7 +5768,7 @@
         </w:rPr>
         <w:t>Implemented Caesar and Vigenère cipher algorithms in Python, learning how modular arithmetic drives character shifting and polyalphabetic encryption. Screenshots demonstrate both implementations, encryption and decryption outputs, and input validation handling. The Vigenère key cycling logic was the main challenge. Vigenère proved significantly more secure than Caesar due to variable shifting.</w:t>
       </w:r>
-      <w:bookmarkEnd w:id="16"/>
+      <w:bookmarkEnd w:id="17"/>
     </w:p>
     <w:p>
       <w:pPr>
@@ -4475,8 +5783,8 @@
           <w:szCs w:val="48"/>
         </w:rPr>
       </w:pPr>
-      <w:bookmarkStart w:id="17" w:name="_Toc27741"/>
-      <w:bookmarkStart w:id="18" w:name="_Toc26867"/>
+      <w:bookmarkStart w:id="18" w:name="_Toc2035"/>
+      <w:bookmarkStart w:id="19" w:name="_Toc27741"/>
       <w:r>
         <w:rPr>
           <w:rFonts w:ascii="Times New Roman" w:hAnsi="Times New Roman" w:eastAsia="Times New Roman" w:cs="Times New Roman"/>
@@ -4488,8 +5796,8 @@
         </w:rPr>
         <w:t>Week 3: Stream Ciphers and Randomness Testing</w:t>
       </w:r>
-      <w:bookmarkEnd w:id="17"/>
       <w:bookmarkEnd w:id="18"/>
+      <w:bookmarkEnd w:id="19"/>
     </w:p>
     <w:p>
       <w:pPr>
@@ -4504,7 +5812,7 @@
           <w:lang w:val="en-US"/>
         </w:rPr>
       </w:pPr>
-      <w:bookmarkStart w:id="19" w:name="_Toc742"/>
+      <w:bookmarkStart w:id="20" w:name="_Toc22350"/>
       <w:r>
         <w:rPr>
           <w:rFonts w:ascii="Times New Roman" w:hAnsi="Times New Roman" w:eastAsia="Times New Roman" w:cs="Times New Roman"/>
@@ -4515,7 +5823,6 @@
         </w:rPr>
         <w:t>Title</w:t>
       </w:r>
-      <w:bookmarkEnd w:id="19"/>
       <w:r>
         <w:rPr>
           <w:rFonts w:hint="default" w:ascii="Times New Roman" w:hAnsi="Times New Roman" w:eastAsia="Times New Roman" w:cs="Times New Roman"/>
@@ -4527,6 +5834,7 @@
         </w:rPr>
         <w:t>:</w:t>
       </w:r>
+      <w:bookmarkEnd w:id="20"/>
     </w:p>
     <w:p>
       <w:pPr>
@@ -4562,7 +5870,7 @@
           <w:szCs w:val="27"/>
         </w:rPr>
       </w:pPr>
-      <w:bookmarkStart w:id="20" w:name="_Toc18387"/>
+      <w:bookmarkStart w:id="21" w:name="_Toc4725"/>
       <w:r>
         <w:rPr>
           <w:rFonts w:ascii="Times New Roman" w:hAnsi="Times New Roman" w:eastAsia="Times New Roman" w:cs="Times New Roman"/>
@@ -4573,7 +5881,7 @@
         </w:rPr>
         <w:t>Fig 1: LFSR Generator Implementation</w:t>
       </w:r>
-      <w:bookmarkEnd w:id="20"/>
+      <w:bookmarkEnd w:id="21"/>
     </w:p>
     <w:p>
       <w:pPr>
@@ -4599,7 +5907,7 @@
                     </pic:cNvPicPr>
                   </pic:nvPicPr>
                   <pic:blipFill>
-                    <a:blip r:embed="rId18"/>
+                    <a:blip r:embed="rId19"/>
                     <a:stretch>
                       <a:fillRect/>
                     </a:stretch>
@@ -4629,7 +5937,7 @@
         <w:spacing w:before="100" w:beforeAutospacing="1" w:after="100" w:afterAutospacing="1" w:line="240" w:lineRule="auto"/>
         <w:outlineLvl w:val="2"/>
       </w:pPr>
-      <w:bookmarkStart w:id="21" w:name="_Toc32746"/>
+      <w:bookmarkStart w:id="22" w:name="_Toc29770"/>
       <w:r>
         <w:rPr>
           <w:rFonts w:ascii="Times New Roman" w:hAnsi="Times New Roman" w:eastAsia="Times New Roman" w:cs="Times New Roman"/>
@@ -4659,7 +5967,7 @@
                     </pic:cNvPicPr>
                   </pic:nvPicPr>
                   <pic:blipFill>
-                    <a:blip r:embed="rId19"/>
+                    <a:blip r:embed="rId20"/>
                     <a:stretch>
                       <a:fillRect/>
                     </a:stretch>
@@ -4683,7 +5991,7 @@
           </wp:inline>
         </w:drawing>
       </w:r>
-      <w:bookmarkEnd w:id="21"/>
+      <w:bookmarkEnd w:id="22"/>
     </w:p>
     <w:p>
       <w:pPr>
@@ -4697,7 +6005,7 @@
           <w:szCs w:val="27"/>
         </w:rPr>
       </w:pPr>
-      <w:bookmarkStart w:id="22" w:name="_Toc17788"/>
+      <w:bookmarkStart w:id="23" w:name="_Toc10266"/>
       <w:r>
         <w:rPr>
           <w:rFonts w:ascii="Times New Roman" w:hAnsi="Times New Roman" w:eastAsia="Times New Roman" w:cs="Times New Roman"/>
@@ -4708,7 +6016,7 @@
         </w:rPr>
         <w:t>Fig 3: Statistical Randomness Testing</w:t>
       </w:r>
-      <w:bookmarkEnd w:id="22"/>
+      <w:bookmarkEnd w:id="23"/>
     </w:p>
     <w:p>
       <w:pPr>
@@ -4734,7 +6042,7 @@
                     </pic:cNvPicPr>
                   </pic:nvPicPr>
                   <pic:blipFill>
-                    <a:blip r:embed="rId20"/>
+                    <a:blip r:embed="rId21"/>
                     <a:stretch>
                       <a:fillRect/>
                     </a:stretch>
@@ -4764,7 +6072,7 @@
         <w:spacing w:before="100" w:beforeAutospacing="1" w:after="100" w:afterAutospacing="1" w:line="240" w:lineRule="auto"/>
         <w:outlineLvl w:val="2"/>
       </w:pPr>
-      <w:bookmarkStart w:id="23" w:name="_Toc25587"/>
+      <w:bookmarkStart w:id="24" w:name="_Toc1838"/>
       <w:r>
         <w:rPr>
           <w:rFonts w:ascii="Times New Roman" w:hAnsi="Times New Roman" w:eastAsia="Times New Roman" w:cs="Times New Roman"/>
@@ -4804,7 +6112,7 @@
                     </pic:cNvPicPr>
                   </pic:nvPicPr>
                   <pic:blipFill>
-                    <a:blip r:embed="rId21"/>
+                    <a:blip r:embed="rId22"/>
                     <a:stretch>
                       <a:fillRect/>
                     </a:stretch>
@@ -4828,7 +6136,7 @@
           </wp:inline>
         </w:drawing>
       </w:r>
-      <w:bookmarkEnd w:id="23"/>
+      <w:bookmarkEnd w:id="24"/>
     </w:p>
     <w:p>
       <w:pPr>
@@ -4842,7 +6150,7 @@
           <w:szCs w:val="27"/>
         </w:rPr>
       </w:pPr>
-      <w:bookmarkStart w:id="24" w:name="_Toc20729"/>
+      <w:bookmarkStart w:id="25" w:name="_Toc10010"/>
       <w:r>
         <w:rPr>
           <w:rFonts w:ascii="Times New Roman" w:hAnsi="Times New Roman" w:eastAsia="Times New Roman" w:cs="Times New Roman"/>
@@ -4853,7 +6161,7 @@
         </w:rPr>
         <w:t>Fig 5: Encryption Performance Results</w:t>
       </w:r>
-      <w:bookmarkEnd w:id="24"/>
+      <w:bookmarkEnd w:id="25"/>
     </w:p>
     <w:p>
       <w:pPr>
@@ -4879,7 +6187,7 @@
                     </pic:cNvPicPr>
                   </pic:nvPicPr>
                   <pic:blipFill>
-                    <a:blip r:embed="rId22"/>
+                    <a:blip r:embed="rId23"/>
                     <a:stretch>
                       <a:fillRect/>
                     </a:stretch>
@@ -4916,7 +6224,7 @@
           <w:szCs w:val="36"/>
         </w:rPr>
       </w:pPr>
-      <w:bookmarkStart w:id="25" w:name="_Toc11993"/>
+      <w:bookmarkStart w:id="26" w:name="_Toc18900"/>
       <w:r>
         <w:rPr>
           <w:rFonts w:ascii="Times New Roman" w:hAnsi="Times New Roman" w:eastAsia="Times New Roman" w:cs="Times New Roman"/>
@@ -4927,7 +6235,7 @@
         </w:rPr>
         <w:t>Student Reflection</w:t>
       </w:r>
-      <w:bookmarkEnd w:id="25"/>
+      <w:bookmarkEnd w:id="26"/>
     </w:p>
     <w:p>
       <w:pPr>
@@ -4939,7 +6247,7 @@
           <w:szCs w:val="24"/>
         </w:rPr>
       </w:pPr>
-      <w:bookmarkStart w:id="26" w:name="_Toc27600"/>
+      <w:bookmarkStart w:id="27" w:name="_Toc27736"/>
       <w:r>
         <w:rPr>
           <w:rFonts w:hint="default" w:ascii="Times New Roman" w:hAnsi="Times New Roman" w:eastAsia="SimSun" w:cs="Times New Roman"/>
@@ -4948,7 +6256,7 @@
         </w:rPr>
         <w:t>Learned that randomness in cryptography ensures unpredictable keystreams, making ciphertext harder to crack. RC4 stream cipher operates by generating a pseudorandom keystream via KSA and PRGA, then XORing it with the message. Statistical frequency testing confirmed the LFSR sequence was balanced. Pseudorandom generation is critical — a weak generator compromises the entire encryption system</w:t>
       </w:r>
-      <w:bookmarkEnd w:id="26"/>
+      <w:bookmarkEnd w:id="27"/>
     </w:p>
     <w:p>
       <w:pPr>
@@ -4963,8 +6271,8 @@
           <w:szCs w:val="48"/>
         </w:rPr>
       </w:pPr>
-      <w:bookmarkStart w:id="27" w:name="_Toc32272"/>
-      <w:bookmarkStart w:id="28" w:name="_Toc8404"/>
+      <w:bookmarkStart w:id="28" w:name="_Toc32272"/>
+      <w:bookmarkStart w:id="29" w:name="_Toc28193"/>
       <w:r>
         <w:rPr>
           <w:rFonts w:ascii="Times New Roman" w:hAnsi="Times New Roman" w:eastAsia="Times New Roman" w:cs="Times New Roman"/>
@@ -4976,8 +6284,8 @@
         </w:rPr>
         <w:t>Week 4: Block Cipher Design and AES</w:t>
       </w:r>
-      <w:bookmarkEnd w:id="27"/>
       <w:bookmarkEnd w:id="28"/>
+      <w:bookmarkEnd w:id="29"/>
     </w:p>
     <w:p>
       <w:pPr>
@@ -4992,7 +6300,7 @@
           <w:lang w:val="en-US"/>
         </w:rPr>
       </w:pPr>
-      <w:bookmarkStart w:id="29" w:name="_Toc12033"/>
+      <w:bookmarkStart w:id="30" w:name="_Toc20599"/>
       <w:r>
         <w:rPr>
           <w:rFonts w:ascii="Times New Roman" w:hAnsi="Times New Roman" w:eastAsia="Times New Roman" w:cs="Times New Roman"/>
@@ -5003,7 +6311,6 @@
         </w:rPr>
         <w:t>Title</w:t>
       </w:r>
-      <w:bookmarkEnd w:id="29"/>
       <w:r>
         <w:rPr>
           <w:rFonts w:hint="default" w:ascii="Times New Roman" w:hAnsi="Times New Roman" w:eastAsia="Times New Roman" w:cs="Times New Roman"/>
@@ -5015,6 +6322,7 @@
         </w:rPr>
         <w:t>:</w:t>
       </w:r>
+      <w:bookmarkEnd w:id="30"/>
     </w:p>
     <w:p>
       <w:pPr>
@@ -5046,7 +6354,7 @@
           <w:szCs w:val="27"/>
         </w:rPr>
       </w:pPr>
-      <w:bookmarkStart w:id="30" w:name="_Toc27132"/>
+      <w:bookmarkStart w:id="31" w:name="_Toc18260"/>
       <w:r>
         <w:rPr>
           <w:rFonts w:ascii="Times New Roman" w:hAnsi="Times New Roman" w:eastAsia="Times New Roman" w:cs="Times New Roman"/>
@@ -5057,14 +6365,14 @@
         </w:rPr>
         <w:t>Fig 1: AES Encryption Script</w:t>
       </w:r>
-      <w:bookmarkEnd w:id="30"/>
+      <w:bookmarkEnd w:id="31"/>
     </w:p>
     <w:p>
       <w:pPr>
         <w:spacing w:before="100" w:beforeAutospacing="1" w:after="100" w:afterAutospacing="1" w:line="240" w:lineRule="auto"/>
         <w:outlineLvl w:val="2"/>
       </w:pPr>
-      <w:bookmarkStart w:id="31" w:name="_Toc241"/>
+      <w:bookmarkStart w:id="32" w:name="_Toc19026"/>
       <w:r>
         <w:rPr>
           <w:rFonts w:hint="default" w:ascii="Times New Roman" w:hAnsi="Times New Roman" w:eastAsia="SimSun" w:cs="Times New Roman"/>
@@ -5092,7 +6400,7 @@
                     </pic:cNvPicPr>
                   </pic:nvPicPr>
                   <pic:blipFill>
-                    <a:blip r:embed="rId23"/>
+                    <a:blip r:embed="rId24"/>
                     <a:stretch>
                       <a:fillRect/>
                     </a:stretch>
@@ -5116,14 +6424,14 @@
           </wp:inline>
         </w:drawing>
       </w:r>
-      <w:bookmarkEnd w:id="31"/>
+      <w:bookmarkEnd w:id="32"/>
     </w:p>
     <w:p>
       <w:pPr>
         <w:spacing w:before="100" w:beforeAutospacing="1" w:after="100" w:afterAutospacing="1" w:line="240" w:lineRule="auto"/>
         <w:outlineLvl w:val="2"/>
       </w:pPr>
-      <w:bookmarkStart w:id="32" w:name="_Toc15121"/>
+      <w:bookmarkStart w:id="33" w:name="_Toc1802"/>
       <w:r>
         <w:rPr>
           <w:rFonts w:ascii="Times New Roman" w:hAnsi="Times New Roman" w:eastAsia="Times New Roman" w:cs="Times New Roman"/>
@@ -5134,7 +6442,7 @@
         </w:rPr>
         <w:t>Fig 2: Key Generation Process</w:t>
       </w:r>
-      <w:bookmarkEnd w:id="32"/>
+      <w:bookmarkEnd w:id="33"/>
     </w:p>
     <w:p>
       <w:pPr>
@@ -5160,7 +6468,7 @@
                     </pic:cNvPicPr>
                   </pic:nvPicPr>
                   <pic:blipFill>
-                    <a:blip r:embed="rId24"/>
+                    <a:blip r:embed="rId25"/>
                     <a:stretch>
                       <a:fillRect/>
                     </a:stretch>
@@ -5197,7 +6505,7 @@
           <w:szCs w:val="27"/>
         </w:rPr>
       </w:pPr>
-      <w:bookmarkStart w:id="33" w:name="_Toc19367"/>
+      <w:bookmarkStart w:id="34" w:name="_Toc19064"/>
       <w:r>
         <w:rPr>
           <w:rFonts w:ascii="Times New Roman" w:hAnsi="Times New Roman" w:eastAsia="Times New Roman" w:cs="Times New Roman"/>
@@ -5208,7 +6516,7 @@
         </w:rPr>
         <w:t>Fig 3: File Encryption Demonstration</w:t>
       </w:r>
-      <w:bookmarkEnd w:id="33"/>
+      <w:bookmarkEnd w:id="34"/>
     </w:p>
     <w:p>
       <w:pPr>
@@ -5234,7 +6542,7 @@
                     </pic:cNvPicPr>
                   </pic:nvPicPr>
                   <pic:blipFill>
-                    <a:blip r:embed="rId25"/>
+                    <a:blip r:embed="rId26"/>
                     <a:stretch>
                       <a:fillRect/>
                     </a:stretch>
@@ -5271,7 +6579,7 @@
           <w:szCs w:val="27"/>
         </w:rPr>
       </w:pPr>
-      <w:bookmarkStart w:id="34" w:name="_Toc26933"/>
+      <w:bookmarkStart w:id="35" w:name="_Toc29530"/>
       <w:r>
         <w:rPr>
           <w:rFonts w:ascii="Times New Roman" w:hAnsi="Times New Roman" w:eastAsia="Times New Roman" w:cs="Times New Roman"/>
@@ -5282,7 +6590,7 @@
         </w:rPr>
         <w:t>Fig 4: Decryption Results</w:t>
       </w:r>
-      <w:bookmarkEnd w:id="34"/>
+      <w:bookmarkEnd w:id="35"/>
     </w:p>
     <w:p>
       <w:pPr>
@@ -5308,7 +6616,7 @@
                     </pic:cNvPicPr>
                   </pic:nvPicPr>
                   <pic:blipFill>
-                    <a:blip r:embed="rId26"/>
+                    <a:blip r:embed="rId27"/>
                     <a:stretch>
                       <a:fillRect/>
                     </a:stretch>
@@ -5345,7 +6653,7 @@
           <w:szCs w:val="27"/>
         </w:rPr>
       </w:pPr>
-      <w:bookmarkStart w:id="35" w:name="_Toc15882"/>
+      <w:bookmarkStart w:id="36" w:name="_Toc16228"/>
       <w:r>
         <w:rPr>
           <w:rFonts w:ascii="Times New Roman" w:hAnsi="Times New Roman" w:eastAsia="Times New Roman" w:cs="Times New Roman"/>
@@ -5356,7 +6664,7 @@
         </w:rPr>
         <w:t>Fig 5: AES Performance Testing</w:t>
       </w:r>
-      <w:bookmarkEnd w:id="35"/>
+      <w:bookmarkEnd w:id="36"/>
     </w:p>
     <w:p>
       <w:pPr>
@@ -5382,7 +6690,7 @@
                     </pic:cNvPicPr>
                   </pic:nvPicPr>
                   <pic:blipFill>
-                    <a:blip r:embed="rId27"/>
+                    <a:blip r:embed="rId28"/>
                     <a:stretch>
                       <a:fillRect/>
                     </a:stretch>
@@ -5419,7 +6727,7 @@
           <w:szCs w:val="36"/>
         </w:rPr>
       </w:pPr>
-      <w:bookmarkStart w:id="36" w:name="_Toc9404"/>
+      <w:bookmarkStart w:id="37" w:name="_Toc26275"/>
       <w:r>
         <w:rPr>
           <w:rFonts w:ascii="Times New Roman" w:hAnsi="Times New Roman" w:eastAsia="Times New Roman" w:cs="Times New Roman"/>
@@ -5430,7 +6738,7 @@
         </w:rPr>
         <w:t>Student Reflection</w:t>
       </w:r>
-      <w:bookmarkEnd w:id="36"/>
+      <w:bookmarkEnd w:id="37"/>
     </w:p>
     <w:p>
       <w:pPr>
@@ -5442,7 +6750,8 @@
           <w:szCs w:val="24"/>
         </w:rPr>
       </w:pPr>
-      <w:bookmarkStart w:id="37" w:name="_Toc14341"/>
+      <w:bookmarkStart w:id="38" w:name="_Toc14341"/>
+      <w:bookmarkStart w:id="39" w:name="_Toc28801"/>
       <w:r>
         <w:rPr>
           <w:rFonts w:hint="default" w:ascii="Times New Roman" w:hAnsi="Times New Roman" w:eastAsia="SimSun" w:cs="Times New Roman"/>
@@ -5451,7 +6760,8 @@
         </w:rPr>
         <w:t>AES-256-CBC encrypts data in 16-byte blocks using a derived key, IV, and PKCS7 padding. Key security is critical — PBKDF2 with SHA256 and 100,000 iterations prevents brute force attacks. Screenshots demonstrate key generation, encryption, file encryption, and decryption. The main challenge was understanding CBC mode chaining and correctly handling padding during decryption.</w:t>
       </w:r>
-      <w:bookmarkEnd w:id="37"/>
+      <w:bookmarkEnd w:id="38"/>
+      <w:bookmarkEnd w:id="39"/>
     </w:p>
     <w:p>
       <w:pPr>
@@ -5475,8 +6785,8 @@
         </w:rPr>
         <w:t xml:space="preserve"> </w:t>
       </w:r>
-      <w:bookmarkStart w:id="38" w:name="_Toc3378"/>
-      <w:bookmarkStart w:id="39" w:name="_Toc834"/>
+      <w:bookmarkStart w:id="40" w:name="_Toc12042"/>
+      <w:bookmarkStart w:id="41" w:name="_Toc3378"/>
       <w:r>
         <w:rPr>
           <w:rFonts w:ascii="Times New Roman" w:hAnsi="Times New Roman" w:eastAsia="Times New Roman" w:cs="Times New Roman"/>
@@ -5488,8 +6798,8 @@
         </w:rPr>
         <w:t>Week 5: Public Key Cryptography (RSA)</w:t>
       </w:r>
-      <w:bookmarkEnd w:id="38"/>
-      <w:bookmarkEnd w:id="39"/>
+      <w:bookmarkEnd w:id="40"/>
+      <w:bookmarkEnd w:id="41"/>
     </w:p>
     <w:p>
       <w:pPr>
@@ -5505,7 +6815,7 @@
           <w:lang w:val="en-US"/>
         </w:rPr>
       </w:pPr>
-      <w:bookmarkStart w:id="40" w:name="_Toc16561"/>
+      <w:bookmarkStart w:id="42" w:name="_Toc3640"/>
       <w:r>
         <w:rPr>
           <w:rFonts w:ascii="Times New Roman" w:hAnsi="Times New Roman" w:eastAsia="Times New Roman" w:cs="Times New Roman"/>
@@ -5516,7 +6826,6 @@
         </w:rPr>
         <w:t>Title</w:t>
       </w:r>
-      <w:bookmarkEnd w:id="40"/>
       <w:r>
         <w:rPr>
           <w:rFonts w:hint="default" w:ascii="Times New Roman" w:hAnsi="Times New Roman" w:eastAsia="Times New Roman" w:cs="Times New Roman"/>
@@ -5526,7 +6835,19 @@
           <w:szCs w:val="36"/>
           <w:lang w:val="en-US"/>
         </w:rPr>
-        <w:t xml:space="preserve">: </w:t>
+        <w:t>:</w:t>
+      </w:r>
+      <w:bookmarkEnd w:id="42"/>
+      <w:r>
+        <w:rPr>
+          <w:rFonts w:hint="default" w:ascii="Times New Roman" w:hAnsi="Times New Roman" w:eastAsia="Times New Roman" w:cs="Times New Roman"/>
+          <w:b/>
+          <w:bCs/>
+          <w:sz w:val="36"/>
+          <w:szCs w:val="36"/>
+          <w:lang w:val="en-US"/>
+        </w:rPr>
+        <w:t xml:space="preserve"> </w:t>
       </w:r>
     </w:p>
     <w:p>
@@ -5559,7 +6880,7 @@
           <w:szCs w:val="27"/>
         </w:rPr>
       </w:pPr>
-      <w:bookmarkStart w:id="41" w:name="_Toc24484"/>
+      <w:bookmarkStart w:id="43" w:name="_Toc21183"/>
       <w:r>
         <w:rPr>
           <w:rFonts w:ascii="Times New Roman" w:hAnsi="Times New Roman" w:eastAsia="Times New Roman" w:cs="Times New Roman"/>
@@ -5589,7 +6910,7 @@
                     </pic:cNvPicPr>
                   </pic:nvPicPr>
                   <pic:blipFill>
-                    <a:blip r:embed="rId28"/>
+                    <a:blip r:embed="rId29"/>
                     <a:stretch>
                       <a:fillRect/>
                     </a:stretch>
@@ -5613,7 +6934,7 @@
           </wp:inline>
         </w:drawing>
       </w:r>
-      <w:bookmarkEnd w:id="41"/>
+      <w:bookmarkEnd w:id="43"/>
     </w:p>
     <w:p>
       <w:pPr>
@@ -5627,7 +6948,7 @@
           <w:szCs w:val="27"/>
         </w:rPr>
       </w:pPr>
-      <w:bookmarkStart w:id="42" w:name="_Toc7932"/>
+      <w:bookmarkStart w:id="44" w:name="_Toc1956"/>
       <w:r>
         <w:rPr>
           <w:rFonts w:ascii="Times New Roman" w:hAnsi="Times New Roman" w:eastAsia="Times New Roman" w:cs="Times New Roman"/>
@@ -5638,7 +6959,7 @@
         </w:rPr>
         <w:t>Fig 2: Public Key Encryption Process</w:t>
       </w:r>
-      <w:bookmarkEnd w:id="42"/>
+      <w:bookmarkEnd w:id="44"/>
     </w:p>
     <w:p>
       <w:pPr>
@@ -5671,7 +6992,7 @@
                     </pic:cNvPicPr>
                   </pic:nvPicPr>
                   <pic:blipFill>
-                    <a:blip r:embed="rId29"/>
+                    <a:blip r:embed="rId30"/>
                     <a:stretch>
                       <a:fillRect/>
                     </a:stretch>
@@ -5714,7 +7035,7 @@
                     </pic:cNvPicPr>
                   </pic:nvPicPr>
                   <pic:blipFill>
-                    <a:blip r:embed="rId30"/>
+                    <a:blip r:embed="rId31"/>
                     <a:stretch>
                       <a:fillRect/>
                     </a:stretch>
@@ -5751,7 +7072,7 @@
           <w:szCs w:val="27"/>
         </w:rPr>
       </w:pPr>
-      <w:bookmarkStart w:id="43" w:name="_Toc26257"/>
+      <w:bookmarkStart w:id="45" w:name="_Toc10106"/>
       <w:r>
         <w:rPr>
           <w:rFonts w:ascii="Times New Roman" w:hAnsi="Times New Roman" w:eastAsia="Times New Roman" w:cs="Times New Roman"/>
@@ -5762,7 +7083,7 @@
         </w:rPr>
         <w:t>Fig 3: Private Key Decryption Results</w:t>
       </w:r>
-      <w:bookmarkEnd w:id="43"/>
+      <w:bookmarkEnd w:id="45"/>
     </w:p>
     <w:p>
       <w:pPr>
@@ -5795,7 +7116,7 @@
                     </pic:cNvPicPr>
                   </pic:nvPicPr>
                   <pic:blipFill>
-                    <a:blip r:embed="rId31"/>
+                    <a:blip r:embed="rId32"/>
                     <a:stretch>
                       <a:fillRect/>
                     </a:stretch>
@@ -5832,7 +7153,7 @@
           <w:szCs w:val="27"/>
         </w:rPr>
       </w:pPr>
-      <w:bookmarkStart w:id="44" w:name="_Toc12393"/>
+      <w:bookmarkStart w:id="46" w:name="_Toc31384"/>
       <w:r>
         <w:rPr>
           <w:rFonts w:ascii="Times New Roman" w:hAnsi="Times New Roman" w:eastAsia="Times New Roman" w:cs="Times New Roman"/>
@@ -5843,7 +7164,7 @@
         </w:rPr>
         <w:t>Fig 4: Secure Message Transmission</w:t>
       </w:r>
-      <w:bookmarkEnd w:id="44"/>
+      <w:bookmarkEnd w:id="46"/>
     </w:p>
     <w:p>
       <w:pPr>
@@ -5876,7 +7197,7 @@
                     </pic:cNvPicPr>
                   </pic:nvPicPr>
                   <pic:blipFill>
-                    <a:blip r:embed="rId32"/>
+                    <a:blip r:embed="rId33"/>
                     <a:stretch>
                       <a:fillRect/>
                     </a:stretch>
@@ -5913,7 +7234,7 @@
           <w:szCs w:val="27"/>
         </w:rPr>
       </w:pPr>
-      <w:bookmarkStart w:id="45" w:name="_Toc7371"/>
+      <w:bookmarkStart w:id="47" w:name="_Toc24274"/>
       <w:r>
         <w:rPr>
           <w:rFonts w:ascii="Times New Roman" w:hAnsi="Times New Roman" w:eastAsia="Times New Roman" w:cs="Times New Roman"/>
@@ -5924,7 +7245,7 @@
         </w:rPr>
         <w:t>Fig 5: RSA Testing and Validation</w:t>
       </w:r>
-      <w:bookmarkEnd w:id="45"/>
+      <w:bookmarkEnd w:id="47"/>
     </w:p>
     <w:p>
       <w:pPr>
@@ -5950,7 +7271,7 @@
                     </pic:cNvPicPr>
                   </pic:nvPicPr>
                   <pic:blipFill>
-                    <a:blip r:embed="rId33"/>
+                    <a:blip r:embed="rId34"/>
                     <a:stretch>
                       <a:fillRect/>
                     </a:stretch>
@@ -5980,10 +7301,12 @@
         <w:spacing w:before="100" w:beforeAutospacing="1" w:after="100" w:afterAutospacing="1" w:line="240" w:lineRule="auto"/>
         <w:outlineLvl w:val="2"/>
         <w:rPr>
-          <w:rFonts w:hint="default" w:ascii="Times New Roman" w:hAnsi="Times New Roman" w:cs="Times New Roman"/>
-        </w:rPr>
-      </w:pPr>
-      <w:bookmarkStart w:id="46" w:name="_Toc14037"/>
+          <w:rFonts w:hint="default" w:ascii="Times New Roman" w:hAnsi="Times New Roman" w:eastAsia="SimSun" w:cs="Times New Roman"/>
+          <w:sz w:val="24"/>
+          <w:szCs w:val="24"/>
+        </w:rPr>
+      </w:pPr>
+      <w:bookmarkStart w:id="48" w:name="_Toc31000"/>
       <w:r>
         <w:rPr>
           <w:rFonts w:ascii="Times New Roman" w:hAnsi="Times New Roman" w:eastAsia="Times New Roman" w:cs="Times New Roman"/>
@@ -6012,7 +7335,1048 @@
         </w:rPr>
         <w:t>Unlike symmetric AES which uses one shared key, RSA uses a public key to encrypt and a private key to decrypt, eliminating key sharing risks. Screenshots demonstrate key generation, encryption, decryption, and secure message transmission. RSA's security relies on prime factorization difficulty. Testing confirmed all messages were correctly encrypted and recovered.</w:t>
       </w:r>
-      <w:bookmarkEnd w:id="46"/>
+      <w:bookmarkEnd w:id="48"/>
+    </w:p>
+    <w:p>
+      <w:pPr>
+        <w:spacing w:before="100" w:beforeAutospacing="1" w:after="100" w:afterAutospacing="1" w:line="240" w:lineRule="auto"/>
+        <w:outlineLvl w:val="2"/>
+        <w:rPr>
+          <w:rFonts w:hint="default" w:ascii="Times New Roman" w:hAnsi="Times New Roman" w:eastAsia="SimSun" w:cs="Times New Roman"/>
+          <w:sz w:val="24"/>
+          <w:szCs w:val="24"/>
+        </w:rPr>
+      </w:pPr>
+    </w:p>
+    <w:p>
+      <w:pPr>
+        <w:spacing w:before="100" w:beforeAutospacing="1" w:after="100" w:afterAutospacing="1" w:line="240" w:lineRule="auto"/>
+        <w:outlineLvl w:val="0"/>
+        <w:rPr>
+          <w:rFonts w:hint="default" w:ascii="Times New Roman" w:hAnsi="Times New Roman" w:eastAsia="Times New Roman" w:cs="Times New Roman"/>
+          <w:b/>
+          <w:bCs/>
+          <w:kern w:val="36"/>
+          <w:sz w:val="48"/>
+          <w:szCs w:val="48"/>
+        </w:rPr>
+      </w:pPr>
+      <w:bookmarkStart w:id="49" w:name="_Toc30299"/>
+      <w:r>
+        <w:rPr>
+          <w:rStyle w:val="14"/>
+          <w:rFonts w:hint="default" w:ascii="Times New Roman" w:hAnsi="Times New Roman" w:cs="Times New Roman"/>
+          <w:lang w:val="en-US"/>
+        </w:rPr>
+        <w:t xml:space="preserve">Week 6: </w:t>
+      </w:r>
+      <w:r>
+        <w:rPr>
+          <w:rFonts w:hint="default" w:ascii="Times New Roman" w:hAnsi="Times New Roman" w:eastAsia="Times New Roman" w:cs="Times New Roman"/>
+          <w:b/>
+          <w:bCs/>
+          <w:kern w:val="36"/>
+          <w:sz w:val="48"/>
+          <w:szCs w:val="48"/>
+        </w:rPr>
+        <w:t>Symmetric Ciphers II – Substitution-Permutation Networks (SPN), S-Boxes and Non-Linearity</w:t>
+      </w:r>
+      <w:bookmarkEnd w:id="49"/>
+    </w:p>
+    <w:p>
+      <w:pPr>
+        <w:pStyle w:val="3"/>
+        <w:bidi w:val="0"/>
+        <w:rPr>
+          <w:rFonts w:hint="default" w:ascii="Times New Roman" w:hAnsi="Times New Roman" w:eastAsia="SimSun" w:cs="Times New Roman"/>
+          <w:sz w:val="24"/>
+          <w:szCs w:val="24"/>
+        </w:rPr>
+      </w:pPr>
+      <w:bookmarkStart w:id="50" w:name="_Toc30592"/>
+      <w:r>
+        <w:rPr>
+          <w:rFonts w:hint="default" w:ascii="Times New Roman" w:hAnsi="Times New Roman" w:cs="Times New Roman"/>
+          <w:lang w:val="en-US"/>
+        </w:rPr>
+        <w:t xml:space="preserve">Fig 6.1 : </w:t>
+      </w:r>
+      <w:r>
+        <w:rPr>
+          <w:rFonts w:hint="default" w:ascii="Times New Roman" w:hAnsi="Times New Roman" w:eastAsia="SimSun" w:cs="Times New Roman"/>
+          <w:sz w:val="24"/>
+          <w:szCs w:val="24"/>
+        </w:rPr>
+        <w:t>S-Box lookup table</w:t>
+      </w:r>
+      <w:bookmarkEnd w:id="50"/>
+    </w:p>
+    <w:p>
+      <w:r>
+        <w:drawing>
+          <wp:inline distT="0" distB="0" distL="114300" distR="114300">
+            <wp:extent cx="5166360" cy="4518660"/>
+            <wp:effectExtent l="0" t="0" r="0" b="7620"/>
+            <wp:docPr id="1" name="Picture 1"/>
+            <wp:cNvGraphicFramePr>
+              <a:graphicFrameLocks xmlns:a="http://schemas.openxmlformats.org/drawingml/2006/main" noChangeAspect="1"/>
+            </wp:cNvGraphicFramePr>
+            <a:graphic xmlns:a="http://schemas.openxmlformats.org/drawingml/2006/main">
+              <a:graphicData uri="http://schemas.openxmlformats.org/drawingml/2006/picture">
+                <pic:pic xmlns:pic="http://schemas.openxmlformats.org/drawingml/2006/picture">
+                  <pic:nvPicPr>
+                    <pic:cNvPr id="1" name="Picture 1"/>
+                    <pic:cNvPicPr>
+                      <a:picLocks noChangeAspect="1"/>
+                    </pic:cNvPicPr>
+                  </pic:nvPicPr>
+                  <pic:blipFill>
+                    <a:blip r:embed="rId35"/>
+                    <a:stretch>
+                      <a:fillRect/>
+                    </a:stretch>
+                  </pic:blipFill>
+                  <pic:spPr>
+                    <a:xfrm>
+                      <a:off x="0" y="0"/>
+                      <a:ext cx="5166360" cy="4518660"/>
+                    </a:xfrm>
+                    <a:prstGeom prst="rect">
+                      <a:avLst/>
+                    </a:prstGeom>
+                    <a:noFill/>
+                    <a:ln>
+                      <a:noFill/>
+                    </a:ln>
+                  </pic:spPr>
+                </pic:pic>
+              </a:graphicData>
+            </a:graphic>
+          </wp:inline>
+        </w:drawing>
+      </w:r>
+    </w:p>
+    <w:p/>
+    <w:p>
+      <w:pPr>
+        <w:pStyle w:val="3"/>
+        <w:bidi w:val="0"/>
+        <w:rPr>
+          <w:rFonts w:hint="default" w:ascii="Times New Roman" w:hAnsi="Times New Roman" w:eastAsia="SimSun" w:cs="Times New Roman"/>
+          <w:sz w:val="24"/>
+          <w:szCs w:val="24"/>
+        </w:rPr>
+      </w:pPr>
+      <w:bookmarkStart w:id="51" w:name="_Toc12722"/>
+      <w:r>
+        <w:rPr>
+          <w:rFonts w:hint="default" w:ascii="Times New Roman" w:hAnsi="Times New Roman" w:cs="Times New Roman"/>
+          <w:lang w:val="en-US"/>
+        </w:rPr>
+        <w:t xml:space="preserve">Fig 6.2 : </w:t>
+      </w:r>
+      <w:r>
+        <w:rPr>
+          <w:rFonts w:hint="default" w:ascii="Times New Roman" w:hAnsi="Times New Roman" w:eastAsia="SimSun" w:cs="Times New Roman"/>
+          <w:sz w:val="24"/>
+          <w:szCs w:val="24"/>
+        </w:rPr>
+        <w:t>Encryption rounds</w:t>
+      </w:r>
+      <w:bookmarkEnd w:id="51"/>
+    </w:p>
+    <w:p>
+      <w:r>
+        <w:drawing>
+          <wp:inline distT="0" distB="0" distL="114300" distR="114300">
+            <wp:extent cx="5273675" cy="4212590"/>
+            <wp:effectExtent l="0" t="0" r="14605" b="8890"/>
+            <wp:docPr id="7" name="Picture 7"/>
+            <wp:cNvGraphicFramePr>
+              <a:graphicFrameLocks xmlns:a="http://schemas.openxmlformats.org/drawingml/2006/main" noChangeAspect="1"/>
+            </wp:cNvGraphicFramePr>
+            <a:graphic xmlns:a="http://schemas.openxmlformats.org/drawingml/2006/main">
+              <a:graphicData uri="http://schemas.openxmlformats.org/drawingml/2006/picture">
+                <pic:pic xmlns:pic="http://schemas.openxmlformats.org/drawingml/2006/picture">
+                  <pic:nvPicPr>
+                    <pic:cNvPr id="7" name="Picture 7"/>
+                    <pic:cNvPicPr>
+                      <a:picLocks noChangeAspect="1"/>
+                    </pic:cNvPicPr>
+                  </pic:nvPicPr>
+                  <pic:blipFill>
+                    <a:blip r:embed="rId36"/>
+                    <a:stretch>
+                      <a:fillRect/>
+                    </a:stretch>
+                  </pic:blipFill>
+                  <pic:spPr>
+                    <a:xfrm>
+                      <a:off x="0" y="0"/>
+                      <a:ext cx="5273675" cy="4212590"/>
+                    </a:xfrm>
+                    <a:prstGeom prst="rect">
+                      <a:avLst/>
+                    </a:prstGeom>
+                    <a:noFill/>
+                    <a:ln>
+                      <a:noFill/>
+                    </a:ln>
+                  </pic:spPr>
+                </pic:pic>
+              </a:graphicData>
+            </a:graphic>
+          </wp:inline>
+        </w:drawing>
+      </w:r>
+    </w:p>
+    <w:p/>
+    <w:p>
+      <w:pPr>
+        <w:pStyle w:val="3"/>
+        <w:bidi w:val="0"/>
+      </w:pPr>
+      <w:bookmarkStart w:id="52" w:name="_Toc4326"/>
+      <w:r>
+        <w:rPr>
+          <w:rFonts w:hint="default" w:ascii="Times New Roman" w:hAnsi="Times New Roman" w:cs="Times New Roman"/>
+          <w:lang w:val="en-US"/>
+        </w:rPr>
+        <w:t xml:space="preserve">Fig 6.3 : </w:t>
+      </w:r>
+      <w:r>
+        <w:rPr>
+          <w:rFonts w:hint="default" w:ascii="Times New Roman" w:hAnsi="Times New Roman" w:eastAsia="SimSun" w:cs="Times New Roman"/>
+          <w:sz w:val="24"/>
+          <w:szCs w:val="24"/>
+        </w:rPr>
+        <w:t>Decryption rounds</w:t>
+      </w:r>
+      <w:r>
+        <w:rPr>
+          <w:rFonts w:hint="default" w:ascii="Times New Roman" w:hAnsi="Times New Roman" w:eastAsia="SimSun" w:cs="Times New Roman"/>
+          <w:sz w:val="24"/>
+          <w:szCs w:val="24"/>
+        </w:rPr>
+        <w:br w:type="textWrapping"/>
+      </w:r>
+      <w:r>
+        <w:drawing>
+          <wp:inline distT="0" distB="0" distL="114300" distR="114300">
+            <wp:extent cx="5269865" cy="4109720"/>
+            <wp:effectExtent l="0" t="0" r="3175" b="5080"/>
+            <wp:docPr id="8" name="Picture 8"/>
+            <wp:cNvGraphicFramePr>
+              <a:graphicFrameLocks xmlns:a="http://schemas.openxmlformats.org/drawingml/2006/main" noChangeAspect="1"/>
+            </wp:cNvGraphicFramePr>
+            <a:graphic xmlns:a="http://schemas.openxmlformats.org/drawingml/2006/main">
+              <a:graphicData uri="http://schemas.openxmlformats.org/drawingml/2006/picture">
+                <pic:pic xmlns:pic="http://schemas.openxmlformats.org/drawingml/2006/picture">
+                  <pic:nvPicPr>
+                    <pic:cNvPr id="8" name="Picture 8"/>
+                    <pic:cNvPicPr>
+                      <a:picLocks noChangeAspect="1"/>
+                    </pic:cNvPicPr>
+                  </pic:nvPicPr>
+                  <pic:blipFill>
+                    <a:blip r:embed="rId37"/>
+                    <a:stretch>
+                      <a:fillRect/>
+                    </a:stretch>
+                  </pic:blipFill>
+                  <pic:spPr>
+                    <a:xfrm>
+                      <a:off x="0" y="0"/>
+                      <a:ext cx="5269865" cy="4109720"/>
+                    </a:xfrm>
+                    <a:prstGeom prst="rect">
+                      <a:avLst/>
+                    </a:prstGeom>
+                    <a:noFill/>
+                    <a:ln>
+                      <a:noFill/>
+                    </a:ln>
+                  </pic:spPr>
+                </pic:pic>
+              </a:graphicData>
+            </a:graphic>
+          </wp:inline>
+        </w:drawing>
+      </w:r>
+      <w:bookmarkEnd w:id="52"/>
+    </w:p>
+    <w:p>
+      <w:pPr>
+        <w:pStyle w:val="3"/>
+        <w:bidi w:val="0"/>
+        <w:rPr>
+          <w:rStyle w:val="7"/>
+          <w:rFonts w:hint="default" w:ascii="Times New Roman" w:hAnsi="Times New Roman" w:eastAsia="SimSun" w:cs="Times New Roman"/>
+          <w:b/>
+          <w:bCs/>
+          <w:sz w:val="24"/>
+          <w:szCs w:val="24"/>
+        </w:rPr>
+      </w:pPr>
+      <w:bookmarkStart w:id="53" w:name="_Toc13788"/>
+      <w:r>
+        <w:rPr>
+          <w:rFonts w:hint="default" w:ascii="Times New Roman" w:hAnsi="Times New Roman" w:cs="Times New Roman"/>
+          <w:lang w:val="en-US"/>
+        </w:rPr>
+        <w:t xml:space="preserve">Fig 6.4 : </w:t>
+      </w:r>
+      <w:r>
+        <w:rPr>
+          <w:rStyle w:val="7"/>
+          <w:rFonts w:hint="default" w:ascii="Times New Roman" w:hAnsi="Times New Roman" w:eastAsia="SimSun" w:cs="Times New Roman"/>
+          <w:b/>
+          <w:bCs/>
+          <w:sz w:val="24"/>
+          <w:szCs w:val="24"/>
+        </w:rPr>
+        <w:t>Verification result</w:t>
+      </w:r>
+      <w:bookmarkEnd w:id="53"/>
+    </w:p>
+    <w:p>
+      <w:r>
+        <w:drawing>
+          <wp:inline distT="0" distB="0" distL="114300" distR="114300">
+            <wp:extent cx="5270500" cy="1720215"/>
+            <wp:effectExtent l="0" t="0" r="2540" b="1905"/>
+            <wp:docPr id="32" name="Picture 32"/>
+            <wp:cNvGraphicFramePr>
+              <a:graphicFrameLocks xmlns:a="http://schemas.openxmlformats.org/drawingml/2006/main" noChangeAspect="1"/>
+            </wp:cNvGraphicFramePr>
+            <a:graphic xmlns:a="http://schemas.openxmlformats.org/drawingml/2006/main">
+              <a:graphicData uri="http://schemas.openxmlformats.org/drawingml/2006/picture">
+                <pic:pic xmlns:pic="http://schemas.openxmlformats.org/drawingml/2006/picture">
+                  <pic:nvPicPr>
+                    <pic:cNvPr id="32" name="Picture 32"/>
+                    <pic:cNvPicPr>
+                      <a:picLocks noChangeAspect="1"/>
+                    </pic:cNvPicPr>
+                  </pic:nvPicPr>
+                  <pic:blipFill>
+                    <a:blip r:embed="rId38"/>
+                    <a:stretch>
+                      <a:fillRect/>
+                    </a:stretch>
+                  </pic:blipFill>
+                  <pic:spPr>
+                    <a:xfrm>
+                      <a:off x="0" y="0"/>
+                      <a:ext cx="5270500" cy="1720215"/>
+                    </a:xfrm>
+                    <a:prstGeom prst="rect">
+                      <a:avLst/>
+                    </a:prstGeom>
+                    <a:noFill/>
+                    <a:ln>
+                      <a:noFill/>
+                    </a:ln>
+                  </pic:spPr>
+                </pic:pic>
+              </a:graphicData>
+            </a:graphic>
+          </wp:inline>
+        </w:drawing>
+      </w:r>
+    </w:p>
+    <w:p/>
+    <w:p>
+      <w:pPr>
+        <w:pStyle w:val="3"/>
+        <w:bidi w:val="0"/>
+        <w:rPr>
+          <w:rFonts w:hint="default" w:ascii="Times New Roman" w:hAnsi="Times New Roman" w:eastAsia="SimSun" w:cs="Times New Roman"/>
+          <w:sz w:val="24"/>
+          <w:szCs w:val="24"/>
+        </w:rPr>
+      </w:pPr>
+      <w:bookmarkStart w:id="54" w:name="_Toc31608"/>
+      <w:r>
+        <w:rPr>
+          <w:rFonts w:hint="default" w:ascii="Times New Roman" w:hAnsi="Times New Roman" w:cs="Times New Roman"/>
+          <w:lang w:val="en-US"/>
+        </w:rPr>
+        <w:t xml:space="preserve">Fig 6.5 : </w:t>
+      </w:r>
+      <w:r>
+        <w:rPr>
+          <w:rFonts w:hint="default" w:ascii="Times New Roman" w:hAnsi="Times New Roman" w:eastAsia="SimSun" w:cs="Times New Roman"/>
+          <w:sz w:val="24"/>
+          <w:szCs w:val="24"/>
+        </w:rPr>
+        <w:t>Avalanche effect</w:t>
+      </w:r>
+      <w:bookmarkEnd w:id="54"/>
+    </w:p>
+    <w:p>
+      <w:r>
+        <w:drawing>
+          <wp:inline distT="0" distB="0" distL="114300" distR="114300">
+            <wp:extent cx="5274310" cy="2660650"/>
+            <wp:effectExtent l="0" t="0" r="13970" b="6350"/>
+            <wp:docPr id="33" name="Picture 33"/>
+            <wp:cNvGraphicFramePr>
+              <a:graphicFrameLocks xmlns:a="http://schemas.openxmlformats.org/drawingml/2006/main" noChangeAspect="1"/>
+            </wp:cNvGraphicFramePr>
+            <a:graphic xmlns:a="http://schemas.openxmlformats.org/drawingml/2006/main">
+              <a:graphicData uri="http://schemas.openxmlformats.org/drawingml/2006/picture">
+                <pic:pic xmlns:pic="http://schemas.openxmlformats.org/drawingml/2006/picture">
+                  <pic:nvPicPr>
+                    <pic:cNvPr id="33" name="Picture 33"/>
+                    <pic:cNvPicPr>
+                      <a:picLocks noChangeAspect="1"/>
+                    </pic:cNvPicPr>
+                  </pic:nvPicPr>
+                  <pic:blipFill>
+                    <a:blip r:embed="rId39"/>
+                    <a:stretch>
+                      <a:fillRect/>
+                    </a:stretch>
+                  </pic:blipFill>
+                  <pic:spPr>
+                    <a:xfrm>
+                      <a:off x="0" y="0"/>
+                      <a:ext cx="5274310" cy="2660650"/>
+                    </a:xfrm>
+                    <a:prstGeom prst="rect">
+                      <a:avLst/>
+                    </a:prstGeom>
+                    <a:noFill/>
+                    <a:ln>
+                      <a:noFill/>
+                    </a:ln>
+                  </pic:spPr>
+                </pic:pic>
+              </a:graphicData>
+            </a:graphic>
+          </wp:inline>
+        </w:drawing>
+      </w:r>
+    </w:p>
+    <w:p/>
+    <w:p>
+      <w:pPr>
+        <w:pStyle w:val="3"/>
+        <w:bidi w:val="0"/>
+        <w:rPr>
+          <w:rFonts w:hint="default"/>
+          <w:lang w:val="en-US"/>
+        </w:rPr>
+      </w:pPr>
+      <w:bookmarkStart w:id="55" w:name="_Toc22687"/>
+      <w:r>
+        <w:rPr>
+          <w:rFonts w:hint="default"/>
+          <w:lang w:val="en-US"/>
+        </w:rPr>
+        <w:t>Student Reflection</w:t>
+      </w:r>
+      <w:bookmarkEnd w:id="55"/>
+      <w:r>
+        <w:rPr>
+          <w:rFonts w:hint="default"/>
+          <w:lang w:val="en-US"/>
+        </w:rPr>
+        <w:t xml:space="preserve"> </w:t>
+      </w:r>
+    </w:p>
+    <w:p>
+      <w:pPr>
+        <w:bidi w:val="0"/>
+        <w:rPr>
+          <w:rFonts w:hint="default"/>
+          <w:lang w:val="en-US"/>
+        </w:rPr>
+      </w:pPr>
+      <w:r>
+        <w:rPr>
+          <w:rFonts w:hint="default" w:ascii="Times New Roman" w:hAnsi="Times New Roman" w:cs="Times New Roman"/>
+        </w:rPr>
+        <w:t>This week I implemented a 4-round Substitution-Permutation Network in Python using a custom S-Box and P-Box on 16-bit blocks. Configuring the inverse permutation for decryption was the trickiest part. The avalanche test confirmed that a single bit change produced significant ciphertext differences, validating the cipher's diffusion properties.</w:t>
+      </w:r>
+      <w:r>
+        <w:rPr>
+          <w:rFonts w:hint="default" w:ascii="Times New Roman" w:hAnsi="Times New Roman" w:cs="Times New Roman"/>
+          <w:lang w:val="en-US"/>
+        </w:rPr>
+        <w:br w:type="textWrapping"/>
+      </w:r>
+    </w:p>
+    <w:p>
+      <w:pPr>
+        <w:spacing w:before="100" w:beforeAutospacing="1" w:after="100" w:afterAutospacing="1" w:line="240" w:lineRule="auto"/>
+        <w:outlineLvl w:val="0"/>
+        <w:rPr>
+          <w:rFonts w:ascii="Times New Roman" w:hAnsi="Times New Roman" w:eastAsia="Times New Roman" w:cs="Times New Roman"/>
+          <w:b/>
+          <w:bCs/>
+          <w:kern w:val="36"/>
+          <w:sz w:val="48"/>
+          <w:szCs w:val="48"/>
+        </w:rPr>
+      </w:pPr>
+      <w:bookmarkStart w:id="56" w:name="_Toc5350"/>
+      <w:r>
+        <w:drawing>
+          <wp:inline distT="0" distB="0" distL="114300" distR="114300">
+            <wp:extent cx="635" cy="0"/>
+            <wp:effectExtent l="0" t="0" r="0" b="0"/>
+            <wp:docPr id="34" name="Picture 34"/>
+            <wp:cNvGraphicFramePr>
+              <a:graphicFrameLocks xmlns:a="http://schemas.openxmlformats.org/drawingml/2006/main" noChangeAspect="1"/>
+            </wp:cNvGraphicFramePr>
+            <a:graphic xmlns:a="http://schemas.openxmlformats.org/drawingml/2006/main">
+              <a:graphicData uri="http://schemas.openxmlformats.org/drawingml/2006/picture">
+                <pic:pic xmlns:pic="http://schemas.openxmlformats.org/drawingml/2006/picture">
+                  <pic:nvPicPr>
+                    <pic:cNvPr id="34" name="Picture 34"/>
+                    <pic:cNvPicPr>
+                      <a:picLocks noChangeAspect="1"/>
+                    </pic:cNvPicPr>
+                  </pic:nvPicPr>
+                  <pic:blipFill>
+                    <a:blip r:embed="rId7"/>
+                    <a:stretch>
+                      <a:fillRect/>
+                    </a:stretch>
+                  </pic:blipFill>
+                  <pic:spPr>
+                    <a:xfrm>
+                      <a:off x="0" y="0"/>
+                      <a:ext cx="635" cy="0"/>
+                    </a:xfrm>
+                    <a:prstGeom prst="rect">
+                      <a:avLst/>
+                    </a:prstGeom>
+                    <a:noFill/>
+                    <a:ln>
+                      <a:noFill/>
+                    </a:ln>
+                  </pic:spPr>
+                </pic:pic>
+              </a:graphicData>
+            </a:graphic>
+          </wp:inline>
+        </w:drawing>
+      </w:r>
+      <w:r>
+        <w:drawing>
+          <wp:inline distT="0" distB="0" distL="114300" distR="114300">
+            <wp:extent cx="635" cy="0"/>
+            <wp:effectExtent l="0" t="0" r="0" b="0"/>
+            <wp:docPr id="35" name="Picture 35"/>
+            <wp:cNvGraphicFramePr>
+              <a:graphicFrameLocks xmlns:a="http://schemas.openxmlformats.org/drawingml/2006/main" noChangeAspect="1"/>
+            </wp:cNvGraphicFramePr>
+            <a:graphic xmlns:a="http://schemas.openxmlformats.org/drawingml/2006/main">
+              <a:graphicData uri="http://schemas.openxmlformats.org/drawingml/2006/picture">
+                <pic:pic xmlns:pic="http://schemas.openxmlformats.org/drawingml/2006/picture">
+                  <pic:nvPicPr>
+                    <pic:cNvPr id="35" name="Picture 35"/>
+                    <pic:cNvPicPr>
+                      <a:picLocks noChangeAspect="1"/>
+                    </pic:cNvPicPr>
+                  </pic:nvPicPr>
+                  <pic:blipFill>
+                    <a:blip r:embed="rId7"/>
+                    <a:stretch>
+                      <a:fillRect/>
+                    </a:stretch>
+                  </pic:blipFill>
+                  <pic:spPr>
+                    <a:xfrm>
+                      <a:off x="0" y="0"/>
+                      <a:ext cx="635" cy="0"/>
+                    </a:xfrm>
+                    <a:prstGeom prst="rect">
+                      <a:avLst/>
+                    </a:prstGeom>
+                    <a:noFill/>
+                    <a:ln>
+                      <a:noFill/>
+                    </a:ln>
+                  </pic:spPr>
+                </pic:pic>
+              </a:graphicData>
+            </a:graphic>
+          </wp:inline>
+        </w:drawing>
+      </w:r>
+      <w:r>
+        <w:rPr>
+          <w:rFonts w:ascii="Times New Roman" w:hAnsi="Times New Roman" w:eastAsia="Times New Roman" w:cs="Times New Roman"/>
+          <w:b/>
+          <w:bCs/>
+          <w:kern w:val="36"/>
+          <w:sz w:val="48"/>
+          <w:szCs w:val="48"/>
+        </w:rPr>
+        <w:t>Week 7: Block Cipher Cryptanalysis – Algebraic Attacks, Differential Cryptanalysis and Linear Cryptanalysis</w:t>
+      </w:r>
+      <w:bookmarkEnd w:id="56"/>
+    </w:p>
+    <w:p>
+      <w:pPr>
+        <w:pStyle w:val="3"/>
+        <w:bidi w:val="0"/>
+        <w:rPr>
+          <w:rFonts w:hint="default" w:ascii="Times New Roman" w:hAnsi="Times New Roman" w:eastAsia="SimSun" w:cs="Times New Roman"/>
+          <w:sz w:val="24"/>
+          <w:szCs w:val="24"/>
+        </w:rPr>
+      </w:pPr>
+      <w:bookmarkStart w:id="57" w:name="_Toc3019"/>
+      <w:r>
+        <w:rPr>
+          <w:rFonts w:hint="default" w:ascii="Times New Roman" w:hAnsi="Times New Roman" w:cs="Times New Roman"/>
+          <w:lang w:val="en-US"/>
+        </w:rPr>
+        <w:t xml:space="preserve">Fig 7.1 : </w:t>
+      </w:r>
+      <w:r>
+        <w:rPr>
+          <w:rFonts w:hint="default" w:ascii="Times New Roman" w:hAnsi="Times New Roman" w:eastAsia="SimSun" w:cs="Times New Roman"/>
+          <w:sz w:val="24"/>
+          <w:szCs w:val="24"/>
+        </w:rPr>
+        <w:t>Differential analysis showing input diff, output diff, round-by-round propagation</w:t>
+      </w:r>
+      <w:bookmarkEnd w:id="57"/>
+    </w:p>
+    <w:p>
+      <w:pPr>
+        <w:rPr>
+          <w:rFonts w:hint="default"/>
+        </w:rPr>
+      </w:pPr>
+      <w:r>
+        <w:drawing>
+          <wp:inline distT="0" distB="0" distL="114300" distR="114300">
+            <wp:extent cx="5273675" cy="3018790"/>
+            <wp:effectExtent l="0" t="0" r="14605" b="13970"/>
+            <wp:docPr id="36" name="Picture 36"/>
+            <wp:cNvGraphicFramePr>
+              <a:graphicFrameLocks xmlns:a="http://schemas.openxmlformats.org/drawingml/2006/main" noChangeAspect="1"/>
+            </wp:cNvGraphicFramePr>
+            <a:graphic xmlns:a="http://schemas.openxmlformats.org/drawingml/2006/main">
+              <a:graphicData uri="http://schemas.openxmlformats.org/drawingml/2006/picture">
+                <pic:pic xmlns:pic="http://schemas.openxmlformats.org/drawingml/2006/picture">
+                  <pic:nvPicPr>
+                    <pic:cNvPr id="36" name="Picture 36"/>
+                    <pic:cNvPicPr>
+                      <a:picLocks noChangeAspect="1"/>
+                    </pic:cNvPicPr>
+                  </pic:nvPicPr>
+                  <pic:blipFill>
+                    <a:blip r:embed="rId40"/>
+                    <a:stretch>
+                      <a:fillRect/>
+                    </a:stretch>
+                  </pic:blipFill>
+                  <pic:spPr>
+                    <a:xfrm>
+                      <a:off x="0" y="0"/>
+                      <a:ext cx="5273675" cy="3018790"/>
+                    </a:xfrm>
+                    <a:prstGeom prst="rect">
+                      <a:avLst/>
+                    </a:prstGeom>
+                    <a:noFill/>
+                    <a:ln>
+                      <a:noFill/>
+                    </a:ln>
+                  </pic:spPr>
+                </pic:pic>
+              </a:graphicData>
+            </a:graphic>
+          </wp:inline>
+        </w:drawing>
+      </w:r>
+    </w:p>
+    <w:p>
+      <w:pPr>
+        <w:rPr>
+          <w:rFonts w:hint="default"/>
+        </w:rPr>
+      </w:pPr>
+    </w:p>
+    <w:p>
+      <w:pPr>
+        <w:pStyle w:val="3"/>
+        <w:bidi w:val="0"/>
+        <w:rPr>
+          <w:rFonts w:hint="default" w:ascii="Times New Roman" w:hAnsi="Times New Roman" w:eastAsia="SimSun" w:cs="Times New Roman"/>
+          <w:sz w:val="24"/>
+          <w:szCs w:val="24"/>
+        </w:rPr>
+      </w:pPr>
+      <w:bookmarkStart w:id="58" w:name="_Toc28448"/>
+      <w:r>
+        <w:rPr>
+          <w:rFonts w:hint="default" w:ascii="Times New Roman" w:hAnsi="Times New Roman" w:cs="Times New Roman"/>
+          <w:lang w:val="en-US"/>
+        </w:rPr>
+        <w:t xml:space="preserve">Fig 7.2 : </w:t>
+      </w:r>
+      <w:r>
+        <w:rPr>
+          <w:rFonts w:hint="default" w:ascii="Times New Roman" w:hAnsi="Times New Roman" w:eastAsia="SimSun" w:cs="Times New Roman"/>
+          <w:sz w:val="24"/>
+          <w:szCs w:val="24"/>
+        </w:rPr>
+        <w:t>Algebraic attack demo showing key recovery on XOR cipher vs SPN resistance</w:t>
+      </w:r>
+      <w:bookmarkEnd w:id="58"/>
+    </w:p>
+    <w:p>
+      <w:pPr>
+        <w:rPr>
+          <w:rFonts w:hint="default"/>
+        </w:rPr>
+      </w:pPr>
+      <w:r>
+        <w:drawing>
+          <wp:inline distT="0" distB="0" distL="114300" distR="114300">
+            <wp:extent cx="5273675" cy="2566670"/>
+            <wp:effectExtent l="0" t="0" r="14605" b="8890"/>
+            <wp:docPr id="37" name="Picture 37"/>
+            <wp:cNvGraphicFramePr>
+              <a:graphicFrameLocks xmlns:a="http://schemas.openxmlformats.org/drawingml/2006/main" noChangeAspect="1"/>
+            </wp:cNvGraphicFramePr>
+            <a:graphic xmlns:a="http://schemas.openxmlformats.org/drawingml/2006/main">
+              <a:graphicData uri="http://schemas.openxmlformats.org/drawingml/2006/picture">
+                <pic:pic xmlns:pic="http://schemas.openxmlformats.org/drawingml/2006/picture">
+                  <pic:nvPicPr>
+                    <pic:cNvPr id="37" name="Picture 37"/>
+                    <pic:cNvPicPr>
+                      <a:picLocks noChangeAspect="1"/>
+                    </pic:cNvPicPr>
+                  </pic:nvPicPr>
+                  <pic:blipFill>
+                    <a:blip r:embed="rId41"/>
+                    <a:stretch>
+                      <a:fillRect/>
+                    </a:stretch>
+                  </pic:blipFill>
+                  <pic:spPr>
+                    <a:xfrm>
+                      <a:off x="0" y="0"/>
+                      <a:ext cx="5273675" cy="2566670"/>
+                    </a:xfrm>
+                    <a:prstGeom prst="rect">
+                      <a:avLst/>
+                    </a:prstGeom>
+                    <a:noFill/>
+                    <a:ln>
+                      <a:noFill/>
+                    </a:ln>
+                  </pic:spPr>
+                </pic:pic>
+              </a:graphicData>
+            </a:graphic>
+          </wp:inline>
+        </w:drawing>
+      </w:r>
+    </w:p>
+    <w:p>
+      <w:pPr>
+        <w:pStyle w:val="3"/>
+        <w:bidi w:val="0"/>
+        <w:rPr>
+          <w:rFonts w:hint="default" w:ascii="Times New Roman" w:hAnsi="Times New Roman" w:eastAsia="SimSun" w:cs="Times New Roman"/>
+          <w:sz w:val="24"/>
+          <w:szCs w:val="24"/>
+        </w:rPr>
+      </w:pPr>
+      <w:bookmarkStart w:id="59" w:name="_Toc19330"/>
+      <w:r>
+        <w:rPr>
+          <w:rFonts w:hint="default" w:ascii="Times New Roman" w:hAnsi="Times New Roman" w:cs="Times New Roman"/>
+          <w:lang w:val="en-US"/>
+        </w:rPr>
+        <w:t xml:space="preserve">Fig 7.3 : </w:t>
+      </w:r>
+      <w:r>
+        <w:rPr>
+          <w:rFonts w:hint="default" w:ascii="Times New Roman" w:hAnsi="Times New Roman" w:eastAsia="SimSun" w:cs="Times New Roman"/>
+          <w:sz w:val="24"/>
+          <w:szCs w:val="24"/>
+        </w:rPr>
+        <w:t>Linear cryptanalysis showing bias = 0.015 → strong resistance</w:t>
+      </w:r>
+      <w:bookmarkEnd w:id="59"/>
+    </w:p>
+    <w:p>
+      <w:pPr>
+        <w:rPr>
+          <w:rFonts w:hint="default"/>
+        </w:rPr>
+      </w:pPr>
+      <w:r>
+        <w:drawing>
+          <wp:inline distT="0" distB="0" distL="114300" distR="114300">
+            <wp:extent cx="5271135" cy="2129790"/>
+            <wp:effectExtent l="0" t="0" r="1905" b="3810"/>
+            <wp:docPr id="38" name="Picture 38"/>
+            <wp:cNvGraphicFramePr>
+              <a:graphicFrameLocks xmlns:a="http://schemas.openxmlformats.org/drawingml/2006/main" noChangeAspect="1"/>
+            </wp:cNvGraphicFramePr>
+            <a:graphic xmlns:a="http://schemas.openxmlformats.org/drawingml/2006/main">
+              <a:graphicData uri="http://schemas.openxmlformats.org/drawingml/2006/picture">
+                <pic:pic xmlns:pic="http://schemas.openxmlformats.org/drawingml/2006/picture">
+                  <pic:nvPicPr>
+                    <pic:cNvPr id="38" name="Picture 38"/>
+                    <pic:cNvPicPr>
+                      <a:picLocks noChangeAspect="1"/>
+                    </pic:cNvPicPr>
+                  </pic:nvPicPr>
+                  <pic:blipFill>
+                    <a:blip r:embed="rId42"/>
+                    <a:stretch>
+                      <a:fillRect/>
+                    </a:stretch>
+                  </pic:blipFill>
+                  <pic:spPr>
+                    <a:xfrm>
+                      <a:off x="0" y="0"/>
+                      <a:ext cx="5271135" cy="2129790"/>
+                    </a:xfrm>
+                    <a:prstGeom prst="rect">
+                      <a:avLst/>
+                    </a:prstGeom>
+                    <a:noFill/>
+                    <a:ln>
+                      <a:noFill/>
+                    </a:ln>
+                  </pic:spPr>
+                </pic:pic>
+              </a:graphicData>
+            </a:graphic>
+          </wp:inline>
+        </w:drawing>
+      </w:r>
+    </w:p>
+    <w:p>
+      <w:pPr>
+        <w:pStyle w:val="3"/>
+        <w:bidi w:val="0"/>
+        <w:rPr>
+          <w:rFonts w:hint="default" w:ascii="Times New Roman" w:hAnsi="Times New Roman" w:eastAsia="SimSun" w:cs="Times New Roman"/>
+          <w:sz w:val="24"/>
+          <w:szCs w:val="24"/>
+        </w:rPr>
+      </w:pPr>
+      <w:bookmarkStart w:id="60" w:name="_Toc18410"/>
+      <w:r>
+        <w:rPr>
+          <w:rFonts w:hint="default" w:ascii="Times New Roman" w:hAnsi="Times New Roman" w:cs="Times New Roman"/>
+          <w:lang w:val="en-US"/>
+        </w:rPr>
+        <w:t xml:space="preserve">Fig 7.4 : </w:t>
+      </w:r>
+      <w:r>
+        <w:rPr>
+          <w:rFonts w:hint="default" w:ascii="Times New Roman" w:hAnsi="Times New Roman" w:eastAsia="SimSun" w:cs="Times New Roman"/>
+          <w:sz w:val="24"/>
+          <w:szCs w:val="24"/>
+        </w:rPr>
+        <w:t>Frequency analysis with bar chart and 256 unique ciphertexts</w:t>
+      </w:r>
+      <w:bookmarkEnd w:id="60"/>
+    </w:p>
+    <w:p>
+      <w:pPr>
+        <w:rPr>
+          <w:rFonts w:hint="default"/>
+        </w:rPr>
+      </w:pPr>
+      <w:r>
+        <w:drawing>
+          <wp:inline distT="0" distB="0" distL="114300" distR="114300">
+            <wp:extent cx="5272405" cy="3234690"/>
+            <wp:effectExtent l="0" t="0" r="635" b="11430"/>
+            <wp:docPr id="39" name="Picture 39"/>
+            <wp:cNvGraphicFramePr>
+              <a:graphicFrameLocks xmlns:a="http://schemas.openxmlformats.org/drawingml/2006/main" noChangeAspect="1"/>
+            </wp:cNvGraphicFramePr>
+            <a:graphic xmlns:a="http://schemas.openxmlformats.org/drawingml/2006/main">
+              <a:graphicData uri="http://schemas.openxmlformats.org/drawingml/2006/picture">
+                <pic:pic xmlns:pic="http://schemas.openxmlformats.org/drawingml/2006/picture">
+                  <pic:nvPicPr>
+                    <pic:cNvPr id="39" name="Picture 39"/>
+                    <pic:cNvPicPr>
+                      <a:picLocks noChangeAspect="1"/>
+                    </pic:cNvPicPr>
+                  </pic:nvPicPr>
+                  <pic:blipFill>
+                    <a:blip r:embed="rId43"/>
+                    <a:stretch>
+                      <a:fillRect/>
+                    </a:stretch>
+                  </pic:blipFill>
+                  <pic:spPr>
+                    <a:xfrm>
+                      <a:off x="0" y="0"/>
+                      <a:ext cx="5272405" cy="3234690"/>
+                    </a:xfrm>
+                    <a:prstGeom prst="rect">
+                      <a:avLst/>
+                    </a:prstGeom>
+                    <a:noFill/>
+                    <a:ln>
+                      <a:noFill/>
+                    </a:ln>
+                  </pic:spPr>
+                </pic:pic>
+              </a:graphicData>
+            </a:graphic>
+          </wp:inline>
+        </w:drawing>
+      </w:r>
+    </w:p>
+    <w:p>
+      <w:pPr>
+        <w:pStyle w:val="3"/>
+        <w:bidi w:val="0"/>
+        <w:rPr>
+          <w:rFonts w:hint="default" w:ascii="Times New Roman" w:hAnsi="Times New Roman" w:eastAsia="SimSun" w:cs="Times New Roman"/>
+          <w:sz w:val="24"/>
+          <w:szCs w:val="24"/>
+        </w:rPr>
+      </w:pPr>
+      <w:bookmarkStart w:id="61" w:name="_Toc28669"/>
+      <w:r>
+        <w:rPr>
+          <w:rFonts w:hint="default" w:ascii="Times New Roman" w:hAnsi="Times New Roman" w:cs="Times New Roman"/>
+          <w:lang w:val="en-US"/>
+        </w:rPr>
+        <w:t xml:space="preserve">Fig 7.5 : </w:t>
+      </w:r>
+      <w:r>
+        <w:rPr>
+          <w:rFonts w:hint="default" w:ascii="Times New Roman" w:hAnsi="Times New Roman" w:eastAsia="SimSun" w:cs="Times New Roman"/>
+          <w:sz w:val="24"/>
+          <w:szCs w:val="24"/>
+        </w:rPr>
+        <w:t>Avalanche test table showing average 8.69/16 bits changed → EXCELLENT</w:t>
+      </w:r>
+      <w:bookmarkEnd w:id="61"/>
+    </w:p>
+    <w:p>
+      <w:bookmarkStart w:id="63" w:name="_GoBack"/>
+      <w:r>
+        <w:drawing>
+          <wp:inline distT="0" distB="0" distL="114300" distR="114300">
+            <wp:extent cx="5269865" cy="3968750"/>
+            <wp:effectExtent l="0" t="0" r="3175" b="8890"/>
+            <wp:docPr id="40" name="Picture 40"/>
+            <wp:cNvGraphicFramePr>
+              <a:graphicFrameLocks xmlns:a="http://schemas.openxmlformats.org/drawingml/2006/main" noChangeAspect="1"/>
+            </wp:cNvGraphicFramePr>
+            <a:graphic xmlns:a="http://schemas.openxmlformats.org/drawingml/2006/main">
+              <a:graphicData uri="http://schemas.openxmlformats.org/drawingml/2006/picture">
+                <pic:pic xmlns:pic="http://schemas.openxmlformats.org/drawingml/2006/picture">
+                  <pic:nvPicPr>
+                    <pic:cNvPr id="40" name="Picture 40"/>
+                    <pic:cNvPicPr>
+                      <a:picLocks noChangeAspect="1"/>
+                    </pic:cNvPicPr>
+                  </pic:nvPicPr>
+                  <pic:blipFill>
+                    <a:blip r:embed="rId44"/>
+                    <a:stretch>
+                      <a:fillRect/>
+                    </a:stretch>
+                  </pic:blipFill>
+                  <pic:spPr>
+                    <a:xfrm>
+                      <a:off x="0" y="0"/>
+                      <a:ext cx="5269865" cy="3968750"/>
+                    </a:xfrm>
+                    <a:prstGeom prst="rect">
+                      <a:avLst/>
+                    </a:prstGeom>
+                    <a:noFill/>
+                    <a:ln>
+                      <a:noFill/>
+                    </a:ln>
+                  </pic:spPr>
+                </pic:pic>
+              </a:graphicData>
+            </a:graphic>
+          </wp:inline>
+        </w:drawing>
+      </w:r>
+    </w:p>
+    <w:bookmarkEnd w:id="63"/>
+    <w:p/>
+    <w:p>
+      <w:pPr>
+        <w:pStyle w:val="3"/>
+        <w:bidi w:val="0"/>
+        <w:rPr>
+          <w:rFonts w:hint="default" w:ascii="Times New Roman" w:hAnsi="Times New Roman" w:cs="Times New Roman"/>
+          <w:lang w:val="en-US"/>
+        </w:rPr>
+      </w:pPr>
+      <w:bookmarkStart w:id="62" w:name="_Toc27149"/>
+      <w:r>
+        <w:rPr>
+          <w:rFonts w:hint="default" w:ascii="Times New Roman" w:hAnsi="Times New Roman" w:cs="Times New Roman"/>
+          <w:lang w:val="en-US"/>
+        </w:rPr>
+        <w:t>Student Reflection</w:t>
+      </w:r>
+      <w:bookmarkEnd w:id="62"/>
+      <w:r>
+        <w:rPr>
+          <w:rFonts w:hint="default" w:ascii="Times New Roman" w:hAnsi="Times New Roman" w:cs="Times New Roman"/>
+          <w:lang w:val="en-US"/>
+        </w:rPr>
+        <w:t xml:space="preserve"> </w:t>
+      </w:r>
+    </w:p>
+    <w:p>
+      <w:pPr>
+        <w:rPr>
+          <w:rFonts w:hint="default" w:ascii="Times New Roman" w:hAnsi="Times New Roman" w:cs="Times New Roman"/>
+          <w:lang w:val="en-US"/>
+        </w:rPr>
+      </w:pPr>
+      <w:r>
+        <w:rPr>
+          <w:rFonts w:hint="default" w:ascii="Times New Roman" w:hAnsi="Times New Roman" w:eastAsia="SimSun" w:cs="Times New Roman"/>
+          <w:sz w:val="24"/>
+          <w:szCs w:val="24"/>
+        </w:rPr>
+        <w:t>This week I implemented a block cipher cryptanalysis toolkit exploring differential, linear, and algebraic attacks. Testing revealed strong avalanche effects averaging 8.69/16 bits changed and linear bias of 0.015, confirming robust cipher resistance. Frequency analysis showed 256 unique ciphertexts, demonstrating solid diffusion properties and deepening my practical understanding of cryptographic security principles</w:t>
+      </w:r>
+    </w:p>
+    <w:p>
+      <w:pPr>
+        <w:pStyle w:val="2"/>
+        <w:bidi w:val="0"/>
+        <w:rPr>
+          <w:rFonts w:hint="default"/>
+          <w:lang w:val="en-US"/>
+        </w:rPr>
+      </w:pPr>
+    </w:p>
+    <w:p>
+      <w:pPr>
+        <w:spacing w:before="100" w:beforeAutospacing="1" w:after="100" w:afterAutospacing="1" w:line="240" w:lineRule="auto"/>
+        <w:outlineLvl w:val="2"/>
+        <w:rPr>
+          <w:rFonts w:hint="default" w:ascii="Times New Roman" w:hAnsi="Times New Roman" w:eastAsia="SimSun" w:cs="Times New Roman"/>
+          <w:sz w:val="24"/>
+          <w:szCs w:val="24"/>
+        </w:rPr>
+      </w:pPr>
     </w:p>
     <w:p>
       <w:pPr>
@@ -6099,7 +8463,7 @@
   <w:latentStyles w:count="260" w:defQFormat="0" w:defUnhideWhenUsed="1" w:defSemiHidden="1" w:defUIPriority="99" w:defLockedState="0">
     <w:lsdException w:qFormat="1" w:unhideWhenUsed="0" w:uiPriority="0" w:semiHidden="0" w:name="Normal"/>
     <w:lsdException w:qFormat="1" w:unhideWhenUsed="0" w:uiPriority="0" w:semiHidden="0" w:name="heading 1"/>
-    <w:lsdException w:qFormat="1" w:uiPriority="0" w:name="heading 2"/>
+    <w:lsdException w:qFormat="1" w:uiPriority="0" w:semiHidden="0" w:name="heading 2"/>
     <w:lsdException w:qFormat="1" w:uiPriority="0" w:name="heading 3"/>
     <w:lsdException w:qFormat="1" w:uiPriority="0" w:name="heading 4"/>
     <w:lsdException w:qFormat="1" w:uiPriority="0" w:name="heading 5"/>
@@ -6162,7 +8526,7 @@
     <w:lsdException w:qFormat="1" w:unhideWhenUsed="0" w:uiPriority="0" w:semiHidden="0" w:name="Title"/>
     <w:lsdException w:unhideWhenUsed="0" w:uiPriority="0" w:semiHidden="0" w:name="Closing"/>
     <w:lsdException w:unhideWhenUsed="0" w:uiPriority="0" w:semiHidden="0" w:name="Signature"/>
-    <w:lsdException w:unhideWhenUsed="0" w:uiPriority="0" w:name="Default Paragraph Font"/>
+    <w:lsdException w:qFormat="1" w:unhideWhenUsed="0" w:uiPriority="0" w:name="Default Paragraph Font"/>
     <w:lsdException w:unhideWhenUsed="0" w:uiPriority="0" w:semiHidden="0" w:name="Body Text"/>
     <w:lsdException w:unhideWhenUsed="0" w:uiPriority="0" w:semiHidden="0" w:name="Body Text Indent"/>
     <w:lsdException w:unhideWhenUsed="0" w:uiPriority="0" w:semiHidden="0" w:name="List Continue"/>
@@ -6182,7 +8546,7 @@
     <w:lsdException w:unhideWhenUsed="0" w:uiPriority="0" w:semiHidden="0" w:name="Body Text Indent 2"/>
     <w:lsdException w:unhideWhenUsed="0" w:uiPriority="0" w:semiHidden="0" w:name="Body Text Indent 3"/>
     <w:lsdException w:unhideWhenUsed="0" w:uiPriority="0" w:semiHidden="0" w:name="Block Text"/>
-    <w:lsdException w:unhideWhenUsed="0" w:uiPriority="0" w:semiHidden="0" w:name="Hyperlink"/>
+    <w:lsdException w:qFormat="1" w:unhideWhenUsed="0" w:uiPriority="0" w:semiHidden="0" w:name="Hyperlink"/>
     <w:lsdException w:unhideWhenUsed="0" w:uiPriority="0" w:semiHidden="0" w:name="FollowedHyperlink"/>
     <w:lsdException w:qFormat="1" w:unhideWhenUsed="0" w:uiPriority="0" w:semiHidden="0" w:name="Strong"/>
     <w:lsdException w:qFormat="1" w:unhideWhenUsed="0" w:uiPriority="0" w:semiHidden="0" w:name="Emphasis"/>
@@ -6200,7 +8564,7 @@
     <w:lsdException w:unhideWhenUsed="0" w:uiPriority="0" w:semiHidden="0" w:name="HTML Sample"/>
     <w:lsdException w:unhideWhenUsed="0" w:uiPriority="0" w:semiHidden="0" w:name="HTML Typewriter"/>
     <w:lsdException w:unhideWhenUsed="0" w:uiPriority="0" w:semiHidden="0" w:name="HTML Variable"/>
-    <w:lsdException w:unhideWhenUsed="0" w:uiPriority="0" w:name="Normal Table"/>
+    <w:lsdException w:qFormat="1" w:unhideWhenUsed="0" w:uiPriority="0" w:name="Normal Table"/>
     <w:lsdException w:unhideWhenUsed="0" w:uiPriority="0" w:semiHidden="0" w:name="annotation subject"/>
     <w:lsdException w:unhideWhenUsed="0" w:uiPriority="0" w:semiHidden="0" w:name="Table Simple 1"/>
     <w:lsdException w:unhideWhenUsed="0" w:uiPriority="0" w:semiHidden="0" w:name="Table Simple 2"/>
@@ -6360,14 +8724,57 @@
       <w:lang w:val="en-US" w:eastAsia="en-US" w:bidi="ar-SA"/>
     </w:rPr>
   </w:style>
-  <w:style w:type="character" w:default="1" w:styleId="2">
+  <w:style w:type="paragraph" w:styleId="2">
+    <w:name w:val="heading 1"/>
+    <w:basedOn w:val="1"/>
+    <w:next w:val="1"/>
+    <w:link w:val="14"/>
+    <w:qFormat/>
+    <w:uiPriority w:val="0"/>
+    <w:pPr>
+      <w:keepNext/>
+      <w:keepLines/>
+      <w:spacing w:before="340" w:after="330" w:line="578" w:lineRule="auto"/>
+      <w:outlineLvl w:val="0"/>
+    </w:pPr>
+    <w:rPr>
+      <w:b/>
+      <w:bCs/>
+      <w:kern w:val="44"/>
+      <w:sz w:val="44"/>
+      <w:szCs w:val="44"/>
+    </w:rPr>
+  </w:style>
+  <w:style w:type="paragraph" w:styleId="3">
+    <w:name w:val="heading 2"/>
+    <w:basedOn w:val="1"/>
+    <w:next w:val="1"/>
+    <w:unhideWhenUsed/>
+    <w:qFormat/>
+    <w:uiPriority w:val="0"/>
+    <w:pPr>
+      <w:keepNext/>
+      <w:keepLines/>
+      <w:spacing w:before="260" w:after="260" w:line="416" w:lineRule="auto"/>
+      <w:outlineLvl w:val="1"/>
+    </w:pPr>
+    <w:rPr>
+      <w:b/>
+      <w:bCs/>
+      <w:sz w:val="32"/>
+      <w:szCs w:val="32"/>
+    </w:rPr>
+  </w:style>
+  <w:style w:type="character" w:default="1" w:styleId="4">
     <w:name w:val="Default Paragraph Font"/>
     <w:semiHidden/>
+    <w:qFormat/>
     <w:uiPriority w:val="0"/>
   </w:style>
-  <w:style w:type="table" w:default="1" w:styleId="3">
+  <w:style w:type="table" w:default="1" w:styleId="5">
     <w:name w:val="Normal Table"/>
     <w:semiHidden/>
+    <w:qFormat/>
     <w:uiPriority w:val="0"/>
     <w:tblPr>
       <w:tblCellMar>
@@ -6378,46 +8785,99 @@
       </w:tblCellMar>
     </w:tblPr>
   </w:style>
-  <w:style w:type="character" w:styleId="4">
+  <w:style w:type="character" w:styleId="6">
     <w:name w:val="Hyperlink"/>
-    <w:basedOn w:val="2"/>
+    <w:basedOn w:val="4"/>
+    <w:qFormat/>
     <w:uiPriority w:val="0"/>
     <w:rPr>
       <w:color w:val="0000FF"/>
       <w:u w:val="single"/>
     </w:rPr>
   </w:style>
-  <w:style w:type="paragraph" w:customStyle="1" w:styleId="5">
+  <w:style w:type="character" w:styleId="7">
+    <w:name w:val="Strong"/>
+    <w:basedOn w:val="4"/>
+    <w:qFormat/>
+    <w:uiPriority w:val="0"/>
+    <w:rPr>
+      <w:b/>
+      <w:bCs/>
+    </w:rPr>
+  </w:style>
+  <w:style w:type="paragraph" w:styleId="8">
+    <w:name w:val="toc 1"/>
+    <w:basedOn w:val="1"/>
+    <w:next w:val="1"/>
+    <w:uiPriority w:val="0"/>
+  </w:style>
+  <w:style w:type="paragraph" w:styleId="9">
+    <w:name w:val="toc 2"/>
+    <w:basedOn w:val="1"/>
+    <w:next w:val="1"/>
+    <w:uiPriority w:val="0"/>
+    <w:pPr>
+      <w:ind w:left="420" w:leftChars="200"/>
+    </w:pPr>
+  </w:style>
+  <w:style w:type="paragraph" w:styleId="10">
+    <w:name w:val="toc 3"/>
+    <w:basedOn w:val="1"/>
+    <w:next w:val="1"/>
+    <w:uiPriority w:val="0"/>
+    <w:pPr>
+      <w:ind w:left="840" w:leftChars="400"/>
+    </w:pPr>
+  </w:style>
+  <w:style w:type="paragraph" w:customStyle="1" w:styleId="11">
     <w:name w:val="WPSOffice手动目录 1"/>
+    <w:qFormat/>
     <w:uiPriority w:val="0"/>
     <w:pPr>
       <w:ind w:leftChars="0"/>
     </w:pPr>
     <w:rPr>
+      <w:rFonts w:ascii="Times New Roman" w:hAnsi="Times New Roman" w:eastAsia="SimSun" w:cs="Times New Roman"/>
       <w:sz w:val="20"/>
       <w:szCs w:val="20"/>
     </w:rPr>
   </w:style>
-  <w:style w:type="paragraph" w:customStyle="1" w:styleId="6">
+  <w:style w:type="paragraph" w:customStyle="1" w:styleId="12">
     <w:name w:val="WPSOffice手动目录 3"/>
+    <w:qFormat/>
     <w:uiPriority w:val="0"/>
     <w:pPr>
       <w:ind w:leftChars="400"/>
     </w:pPr>
     <w:rPr>
+      <w:rFonts w:ascii="Times New Roman" w:hAnsi="Times New Roman" w:eastAsia="SimSun" w:cs="Times New Roman"/>
       <w:sz w:val="20"/>
       <w:szCs w:val="20"/>
     </w:rPr>
   </w:style>
-  <w:style w:type="paragraph" w:customStyle="1" w:styleId="7">
+  <w:style w:type="paragraph" w:customStyle="1" w:styleId="13">
     <w:name w:val="WPSOffice手动目录 2"/>
+    <w:qFormat/>
     <w:uiPriority w:val="0"/>
     <w:pPr>
       <w:ind w:leftChars="200"/>
     </w:pPr>
     <w:rPr>
+      <w:rFonts w:ascii="Times New Roman" w:hAnsi="Times New Roman" w:eastAsia="SimSun" w:cs="Times New Roman"/>
       <w:sz w:val="20"/>
       <w:szCs w:val="20"/>
+    </w:rPr>
+  </w:style>
+  <w:style w:type="character" w:customStyle="1" w:styleId="14">
+    <w:name w:val="Heading 1 Char"/>
+    <w:link w:val="2"/>
+    <w:uiPriority w:val="0"/>
+    <w:rPr>
+      <w:b/>
+      <w:bCs/>
+      <w:kern w:val="44"/>
+      <w:sz w:val="44"/>
+      <w:szCs w:val="44"/>
     </w:rPr>
   </w:style>
 </w:styles>
